--- a/fase1.docx
+++ b/fase1.docx
@@ -178,7 +178,21 @@
                                           <w:caps/>
                                           <w:color w:val="FFFFFF" w:themeColor="background1"/>
                                         </w:rPr>
-                                        <w:t>fULL STACK DEVELOPMENT</w:t>
+                                        <w:t>f</w:t>
+                                      </w:r>
+                                      <w:r>
+                                        <w:rPr>
+                                          <w:caps/>
+                                          <w:color w:val="FFFFFF" w:themeColor="background1"/>
+                                        </w:rPr>
+                                        <w:t>ull</w:t>
+                                      </w:r>
+                                      <w:r>
+                                        <w:rPr>
+                                          <w:caps/>
+                                          <w:color w:val="FFFFFF" w:themeColor="background1"/>
+                                        </w:rPr>
+                                        <w:t xml:space="preserve"> STACK DEVELOPMENT</w:t>
                                       </w:r>
                                     </w:sdtContent>
                                   </w:sdt>
@@ -379,7 +393,21 @@
                                     <w:caps/>
                                     <w:color w:val="FFFFFF" w:themeColor="background1"/>
                                   </w:rPr>
-                                  <w:t>fULL STACK DEVELOPMENT</w:t>
+                                  <w:t>f</w:t>
+                                </w:r>
+                                <w:r>
+                                  <w:rPr>
+                                    <w:caps/>
+                                    <w:color w:val="FFFFFF" w:themeColor="background1"/>
+                                  </w:rPr>
+                                  <w:t>ull</w:t>
+                                </w:r>
+                                <w:r>
+                                  <w:rPr>
+                                    <w:caps/>
+                                    <w:color w:val="FFFFFF" w:themeColor="background1"/>
+                                  </w:rPr>
+                                  <w:t xml:space="preserve"> STACK DEVELOPMENT</w:t>
                                 </w:r>
                               </w:sdtContent>
                             </w:sdt>
@@ -480,6 +508,14 @@
     </w:sdt>
     <w:sdt>
       <w:sdtPr>
+        <w:rPr>
+          <w:rFonts w:asciiTheme="minorHAnsi" w:eastAsiaTheme="minorHAnsi" w:hAnsiTheme="minorHAnsi" w:cstheme="minorBidi"/>
+          <w:color w:val="auto"/>
+          <w:kern w:val="2"/>
+          <w:sz w:val="24"/>
+          <w:szCs w:val="24"/>
+          <w14:ligatures w14:val="standardContextual"/>
+        </w:rPr>
         <w:id w:val="-911845749"/>
         <w:docPartObj>
           <w:docPartGallery w:val="Table of Contents"/>
@@ -488,15 +524,9 @@
       </w:sdtPr>
       <w:sdtEndPr>
         <w:rPr>
-          <w:rFonts w:asciiTheme="minorHAnsi" w:eastAsiaTheme="minorHAnsi" w:hAnsiTheme="minorHAnsi" w:cstheme="minorBidi"/>
           <w:b/>
           <w:bCs/>
           <w:noProof/>
-          <w:color w:val="auto"/>
-          <w:kern w:val="2"/>
-          <w:sz w:val="24"/>
-          <w:szCs w:val="24"/>
-          <w14:ligatures w14:val="standardContextual"/>
         </w:rPr>
       </w:sdtEndPr>
       <w:sdtContent>
@@ -509,9 +539,9 @@
               <w:color w:val="auto"/>
               <w:sz w:val="28"/>
               <w:szCs w:val="28"/>
+              <w:lang w:val="es-MX"/>
             </w:rPr>
           </w:pPr>
-          <w:proofErr w:type="spellStart"/>
           <w:r>
             <w:rPr>
               <w:b/>
@@ -519,59 +549,584 @@
               <w:color w:val="auto"/>
               <w:sz w:val="28"/>
               <w:szCs w:val="28"/>
+              <w:lang w:val="es-MX"/>
             </w:rPr>
-            <w:t>Tabla</w:t>
-          </w:r>
-          <w:proofErr w:type="spellEnd"/>
-          <w:r>
-            <w:rPr>
-              <w:b/>
-              <w:bCs/>
-              <w:color w:val="auto"/>
-              <w:sz w:val="28"/>
-              <w:szCs w:val="28"/>
-            </w:rPr>
-            <w:t xml:space="preserve"> de </w:t>
-          </w:r>
-          <w:proofErr w:type="spellStart"/>
-          <w:r>
-            <w:rPr>
-              <w:b/>
-              <w:bCs/>
-              <w:color w:val="auto"/>
-              <w:sz w:val="28"/>
-              <w:szCs w:val="28"/>
-            </w:rPr>
-            <w:t>Contenido</w:t>
-          </w:r>
-          <w:proofErr w:type="spellEnd"/>
-          <w:r>
-            <w:rPr>
-              <w:b/>
-              <w:bCs/>
-              <w:color w:val="auto"/>
-              <w:sz w:val="28"/>
-              <w:szCs w:val="28"/>
-            </w:rPr>
-            <w:t>.</w:t>
+            <w:t>Tabla de Contenido.</w:t>
           </w:r>
         </w:p>
         <w:p>
-          <w:fldSimple w:instr=" TOC \o &quot;1-3&quot; \h \z \u ">
+          <w:pPr>
+            <w:pStyle w:val="TOC1"/>
+            <w:tabs>
+              <w:tab w:val="left" w:pos="480"/>
+              <w:tab w:val="right" w:leader="dot" w:pos="9350"/>
+            </w:tabs>
+            <w:rPr>
+              <w:rFonts w:eastAsiaTheme="minorEastAsia"/>
+              <w:noProof/>
+            </w:rPr>
+          </w:pPr>
+          <w:r>
+            <w:fldChar w:fldCharType="begin"/>
+          </w:r>
+          <w:r>
+            <w:rPr>
+              <w:lang w:val="es-MX"/>
+            </w:rPr>
+            <w:instrText xml:space="preserve"> TOC \o "1-3" \h \z \u </w:instrText>
+          </w:r>
+          <w:r>
+            <w:fldChar w:fldCharType="separate"/>
+          </w:r>
+          <w:hyperlink w:anchor="_Toc224080438" w:history="1">
             <w:r>
               <w:rPr>
+                <w:rStyle w:val="Hyperlink"/>
                 <w:b/>
                 <w:bCs/>
                 <w:noProof/>
               </w:rPr>
-              <w:t>No table of contents entries found.</w:t>
+              <w:t>1.</w:t>
             </w:r>
-          </w:fldSimple>
+            <w:r>
+              <w:rPr>
+                <w:rFonts w:eastAsiaTheme="minorEastAsia"/>
+                <w:noProof/>
+              </w:rPr>
+              <w:tab/>
+            </w:r>
+            <w:r>
+              <w:rPr>
+                <w:rStyle w:val="Hyperlink"/>
+                <w:b/>
+                <w:bCs/>
+                <w:noProof/>
+              </w:rPr>
+              <w:t>Estructura del Proyecto.</w:t>
+            </w:r>
+            <w:r>
+              <w:rPr>
+                <w:noProof/>
+                <w:webHidden/>
+              </w:rPr>
+              <w:tab/>
+            </w:r>
+            <w:r>
+              <w:rPr>
+                <w:noProof/>
+                <w:webHidden/>
+              </w:rPr>
+              <w:fldChar w:fldCharType="begin"/>
+            </w:r>
+            <w:r>
+              <w:rPr>
+                <w:noProof/>
+                <w:webHidden/>
+              </w:rPr>
+              <w:instrText xml:space="preserve"> PAGEREF _Toc224080438 \h </w:instrText>
+            </w:r>
+            <w:r>
+              <w:rPr>
+                <w:noProof/>
+                <w:webHidden/>
+              </w:rPr>
+            </w:r>
+            <w:r>
+              <w:rPr>
+                <w:noProof/>
+                <w:webHidden/>
+              </w:rPr>
+              <w:fldChar w:fldCharType="separate"/>
+            </w:r>
+            <w:r>
+              <w:rPr>
+                <w:noProof/>
+                <w:webHidden/>
+              </w:rPr>
+              <w:t>2</w:t>
+            </w:r>
+            <w:r>
+              <w:rPr>
+                <w:noProof/>
+                <w:webHidden/>
+              </w:rPr>
+              <w:fldChar w:fldCharType="end"/>
+            </w:r>
+          </w:hyperlink>
+        </w:p>
+        <w:p>
+          <w:pPr>
+            <w:pStyle w:val="TOC1"/>
+            <w:tabs>
+              <w:tab w:val="left" w:pos="480"/>
+              <w:tab w:val="right" w:leader="dot" w:pos="9350"/>
+            </w:tabs>
+            <w:rPr>
+              <w:rFonts w:eastAsiaTheme="minorEastAsia"/>
+              <w:noProof/>
+            </w:rPr>
+          </w:pPr>
+          <w:hyperlink w:anchor="_Toc224080439" w:history="1">
+            <w:r>
+              <w:rPr>
+                <w:rStyle w:val="Hyperlink"/>
+                <w:b/>
+                <w:bCs/>
+                <w:noProof/>
+              </w:rPr>
+              <w:t>2.</w:t>
+            </w:r>
+            <w:r>
+              <w:rPr>
+                <w:rFonts w:eastAsiaTheme="minorEastAsia"/>
+                <w:noProof/>
+              </w:rPr>
+              <w:tab/>
+            </w:r>
+            <w:r>
+              <w:rPr>
+                <w:rStyle w:val="Hyperlink"/>
+                <w:b/>
+                <w:bCs/>
+                <w:noProof/>
+              </w:rPr>
+              <w:t>Desarrollo Front-End.</w:t>
+            </w:r>
+            <w:r>
+              <w:rPr>
+                <w:noProof/>
+                <w:webHidden/>
+              </w:rPr>
+              <w:tab/>
+            </w:r>
+            <w:r>
+              <w:rPr>
+                <w:noProof/>
+                <w:webHidden/>
+              </w:rPr>
+              <w:fldChar w:fldCharType="begin"/>
+            </w:r>
+            <w:r>
+              <w:rPr>
+                <w:noProof/>
+                <w:webHidden/>
+              </w:rPr>
+              <w:instrText xml:space="preserve"> PAGEREF _Toc224080439 \h </w:instrText>
+            </w:r>
+            <w:r>
+              <w:rPr>
+                <w:noProof/>
+                <w:webHidden/>
+              </w:rPr>
+            </w:r>
+            <w:r>
+              <w:rPr>
+                <w:noProof/>
+                <w:webHidden/>
+              </w:rPr>
+              <w:fldChar w:fldCharType="separate"/>
+            </w:r>
+            <w:r>
+              <w:rPr>
+                <w:noProof/>
+                <w:webHidden/>
+              </w:rPr>
+              <w:t>5</w:t>
+            </w:r>
+            <w:r>
+              <w:rPr>
+                <w:noProof/>
+                <w:webHidden/>
+              </w:rPr>
+              <w:fldChar w:fldCharType="end"/>
+            </w:r>
+          </w:hyperlink>
+        </w:p>
+        <w:p>
+          <w:pPr>
+            <w:pStyle w:val="TOC1"/>
+            <w:tabs>
+              <w:tab w:val="left" w:pos="480"/>
+              <w:tab w:val="right" w:leader="dot" w:pos="9350"/>
+            </w:tabs>
+            <w:rPr>
+              <w:rFonts w:eastAsiaTheme="minorEastAsia"/>
+              <w:noProof/>
+            </w:rPr>
+          </w:pPr>
+          <w:hyperlink w:anchor="_Toc224080440" w:history="1">
+            <w:r>
+              <w:rPr>
+                <w:rStyle w:val="Hyperlink"/>
+                <w:b/>
+                <w:bCs/>
+                <w:noProof/>
+              </w:rPr>
+              <w:t>3.</w:t>
+            </w:r>
+            <w:r>
+              <w:rPr>
+                <w:rFonts w:eastAsiaTheme="minorEastAsia"/>
+                <w:noProof/>
+              </w:rPr>
+              <w:tab/>
+            </w:r>
+            <w:r>
+              <w:rPr>
+                <w:rStyle w:val="Hyperlink"/>
+                <w:b/>
+                <w:bCs/>
+                <w:noProof/>
+              </w:rPr>
+              <w:t>Desarrollo Back-End.</w:t>
+            </w:r>
+            <w:r>
+              <w:rPr>
+                <w:noProof/>
+                <w:webHidden/>
+              </w:rPr>
+              <w:tab/>
+            </w:r>
+            <w:r>
+              <w:rPr>
+                <w:noProof/>
+                <w:webHidden/>
+              </w:rPr>
+              <w:fldChar w:fldCharType="begin"/>
+            </w:r>
+            <w:r>
+              <w:rPr>
+                <w:noProof/>
+                <w:webHidden/>
+              </w:rPr>
+              <w:instrText xml:space="preserve"> PAGEREF _Toc224080440 \h </w:instrText>
+            </w:r>
+            <w:r>
+              <w:rPr>
+                <w:noProof/>
+                <w:webHidden/>
+              </w:rPr>
+            </w:r>
+            <w:r>
+              <w:rPr>
+                <w:noProof/>
+                <w:webHidden/>
+              </w:rPr>
+              <w:fldChar w:fldCharType="separate"/>
+            </w:r>
+            <w:r>
+              <w:rPr>
+                <w:noProof/>
+                <w:webHidden/>
+              </w:rPr>
+              <w:t>5</w:t>
+            </w:r>
+            <w:r>
+              <w:rPr>
+                <w:noProof/>
+                <w:webHidden/>
+              </w:rPr>
+              <w:fldChar w:fldCharType="end"/>
+            </w:r>
+          </w:hyperlink>
+        </w:p>
+        <w:p>
+          <w:pPr>
+            <w:pStyle w:val="TOC1"/>
+            <w:tabs>
+              <w:tab w:val="left" w:pos="480"/>
+              <w:tab w:val="right" w:leader="dot" w:pos="9350"/>
+            </w:tabs>
+            <w:rPr>
+              <w:rFonts w:eastAsiaTheme="minorEastAsia"/>
+              <w:noProof/>
+            </w:rPr>
+          </w:pPr>
+          <w:hyperlink w:anchor="_Toc224080441" w:history="1">
+            <w:r>
+              <w:rPr>
+                <w:rStyle w:val="Hyperlink"/>
+                <w:b/>
+                <w:bCs/>
+                <w:noProof/>
+              </w:rPr>
+              <w:t>4.</w:t>
+            </w:r>
+            <w:r>
+              <w:rPr>
+                <w:rFonts w:eastAsiaTheme="minorEastAsia"/>
+                <w:noProof/>
+              </w:rPr>
+              <w:tab/>
+            </w:r>
+            <w:r>
+              <w:rPr>
+                <w:rStyle w:val="Hyperlink"/>
+                <w:b/>
+                <w:bCs/>
+                <w:noProof/>
+              </w:rPr>
+              <w:t>Integracion y pruebas.</w:t>
+            </w:r>
+            <w:r>
+              <w:rPr>
+                <w:noProof/>
+                <w:webHidden/>
+              </w:rPr>
+              <w:tab/>
+            </w:r>
+            <w:r>
+              <w:rPr>
+                <w:noProof/>
+                <w:webHidden/>
+              </w:rPr>
+              <w:fldChar w:fldCharType="begin"/>
+            </w:r>
+            <w:r>
+              <w:rPr>
+                <w:noProof/>
+                <w:webHidden/>
+              </w:rPr>
+              <w:instrText xml:space="preserve"> PAGEREF _Toc224080441 \h </w:instrText>
+            </w:r>
+            <w:r>
+              <w:rPr>
+                <w:noProof/>
+                <w:webHidden/>
+              </w:rPr>
+            </w:r>
+            <w:r>
+              <w:rPr>
+                <w:noProof/>
+                <w:webHidden/>
+              </w:rPr>
+              <w:fldChar w:fldCharType="separate"/>
+            </w:r>
+            <w:r>
+              <w:rPr>
+                <w:noProof/>
+                <w:webHidden/>
+              </w:rPr>
+              <w:t>5</w:t>
+            </w:r>
+            <w:r>
+              <w:rPr>
+                <w:noProof/>
+                <w:webHidden/>
+              </w:rPr>
+              <w:fldChar w:fldCharType="end"/>
+            </w:r>
+          </w:hyperlink>
+        </w:p>
+        <w:p>
+          <w:pPr>
+            <w:pStyle w:val="TOC1"/>
+            <w:tabs>
+              <w:tab w:val="left" w:pos="480"/>
+              <w:tab w:val="right" w:leader="dot" w:pos="9350"/>
+            </w:tabs>
+            <w:rPr>
+              <w:rFonts w:eastAsiaTheme="minorEastAsia"/>
+              <w:noProof/>
+            </w:rPr>
+          </w:pPr>
+          <w:hyperlink w:anchor="_Toc224080442" w:history="1">
+            <w:r>
+              <w:rPr>
+                <w:rStyle w:val="Hyperlink"/>
+                <w:b/>
+                <w:bCs/>
+                <w:noProof/>
+                <w:lang w:val="es-MX"/>
+              </w:rPr>
+              <w:t>5.</w:t>
+            </w:r>
+            <w:r>
+              <w:rPr>
+                <w:rFonts w:eastAsiaTheme="minorEastAsia"/>
+                <w:noProof/>
+              </w:rPr>
+              <w:tab/>
+            </w:r>
+            <w:r>
+              <w:rPr>
+                <w:rStyle w:val="Hyperlink"/>
+                <w:b/>
+                <w:bCs/>
+                <w:noProof/>
+                <w:lang w:val="es-MX"/>
+              </w:rPr>
+              <w:t>Video con funcionalidades de la app.</w:t>
+            </w:r>
+            <w:r>
+              <w:rPr>
+                <w:noProof/>
+                <w:webHidden/>
+              </w:rPr>
+              <w:tab/>
+            </w:r>
+            <w:r>
+              <w:rPr>
+                <w:noProof/>
+                <w:webHidden/>
+              </w:rPr>
+              <w:fldChar w:fldCharType="begin"/>
+            </w:r>
+            <w:r>
+              <w:rPr>
+                <w:noProof/>
+                <w:webHidden/>
+              </w:rPr>
+              <w:instrText xml:space="preserve"> PAGEREF _Toc224080442 \h </w:instrText>
+            </w:r>
+            <w:r>
+              <w:rPr>
+                <w:noProof/>
+                <w:webHidden/>
+              </w:rPr>
+            </w:r>
+            <w:r>
+              <w:rPr>
+                <w:noProof/>
+                <w:webHidden/>
+              </w:rPr>
+              <w:fldChar w:fldCharType="separate"/>
+            </w:r>
+            <w:r>
+              <w:rPr>
+                <w:noProof/>
+                <w:webHidden/>
+              </w:rPr>
+              <w:t>5</w:t>
+            </w:r>
+            <w:r>
+              <w:rPr>
+                <w:noProof/>
+                <w:webHidden/>
+              </w:rPr>
+              <w:fldChar w:fldCharType="end"/>
+            </w:r>
+          </w:hyperlink>
+        </w:p>
+        <w:p>
+          <w:pPr>
+            <w:pStyle w:val="TOC1"/>
+            <w:tabs>
+              <w:tab w:val="left" w:pos="480"/>
+              <w:tab w:val="right" w:leader="dot" w:pos="9350"/>
+            </w:tabs>
+            <w:rPr>
+              <w:rFonts w:eastAsiaTheme="minorEastAsia"/>
+              <w:noProof/>
+            </w:rPr>
+          </w:pPr>
+          <w:hyperlink w:anchor="_Toc224080443" w:history="1">
+            <w:r>
+              <w:rPr>
+                <w:rStyle w:val="Hyperlink"/>
+                <w:b/>
+                <w:bCs/>
+                <w:noProof/>
+                <w:lang w:val="es-MX"/>
+              </w:rPr>
+              <w:t>6.</w:t>
+            </w:r>
+            <w:r>
+              <w:rPr>
+                <w:rFonts w:eastAsiaTheme="minorEastAsia"/>
+                <w:noProof/>
+              </w:rPr>
+              <w:tab/>
+            </w:r>
+            <w:r>
+              <w:rPr>
+                <w:rStyle w:val="Hyperlink"/>
+                <w:b/>
+                <w:bCs/>
+                <w:noProof/>
+                <w:lang w:val="es-MX"/>
+              </w:rPr>
+              <w:t>Documentación de ejecución en entorno de desarrollo, producción y reporte de pruebas.</w:t>
+            </w:r>
+            <w:r>
+              <w:rPr>
+                <w:noProof/>
+                <w:webHidden/>
+              </w:rPr>
+              <w:tab/>
+            </w:r>
+            <w:r>
+              <w:rPr>
+                <w:noProof/>
+                <w:webHidden/>
+              </w:rPr>
+              <w:fldChar w:fldCharType="begin"/>
+            </w:r>
+            <w:r>
+              <w:rPr>
+                <w:noProof/>
+                <w:webHidden/>
+              </w:rPr>
+              <w:instrText xml:space="preserve"> PAGEREF _Toc224080443 \h </w:instrText>
+            </w:r>
+            <w:r>
+              <w:rPr>
+                <w:noProof/>
+                <w:webHidden/>
+              </w:rPr>
+            </w:r>
+            <w:r>
+              <w:rPr>
+                <w:noProof/>
+                <w:webHidden/>
+              </w:rPr>
+              <w:fldChar w:fldCharType="separate"/>
+            </w:r>
+            <w:r>
+              <w:rPr>
+                <w:noProof/>
+                <w:webHidden/>
+              </w:rPr>
+              <w:t>5</w:t>
+            </w:r>
+            <w:r>
+              <w:rPr>
+                <w:noProof/>
+                <w:webHidden/>
+              </w:rPr>
+              <w:fldChar w:fldCharType="end"/>
+            </w:r>
+          </w:hyperlink>
+        </w:p>
+        <w:p>
+          <w:pPr>
+            <w:rPr>
+              <w:lang w:val="es-MX"/>
+            </w:rPr>
+          </w:pPr>
+          <w:r>
+            <w:rPr>
+              <w:noProof/>
+            </w:rPr>
+            <w:fldChar w:fldCharType="end"/>
+          </w:r>
         </w:p>
       </w:sdtContent>
     </w:sdt>
-    <w:p/>
-    <w:p/>
+    <w:p>
+      <w:pPr>
+        <w:rPr>
+          <w:lang w:val="es-MX"/>
+        </w:rPr>
+      </w:pPr>
+    </w:p>
+    <w:p>
+      <w:pPr>
+        <w:rPr>
+          <w:lang w:val="es-MX"/>
+        </w:rPr>
+      </w:pPr>
+    </w:p>
     <w:p>
       <w:pPr>
         <w:rPr>
@@ -579,60 +1134,251 @@
           <w:bCs/>
           <w:sz w:val="28"/>
           <w:szCs w:val="28"/>
-        </w:rPr>
-      </w:pPr>
-      <w:proofErr w:type="spellStart"/>
+          <w:lang w:val="es-MX"/>
+        </w:rPr>
+      </w:pPr>
       <w:r>
         <w:rPr>
           <w:b/>
           <w:bCs/>
           <w:sz w:val="28"/>
           <w:szCs w:val="28"/>
-        </w:rPr>
-        <w:t>Tabla</w:t>
-      </w:r>
-      <w:proofErr w:type="spellEnd"/>
+          <w:lang w:val="es-MX"/>
+        </w:rPr>
+        <w:t xml:space="preserve">Tabla de </w:t>
+      </w:r>
       <w:r>
         <w:rPr>
           <w:b/>
           <w:bCs/>
           <w:sz w:val="28"/>
           <w:szCs w:val="28"/>
-        </w:rPr>
-        <w:t xml:space="preserve"> de </w:t>
-      </w:r>
-      <w:proofErr w:type="spellStart"/>
-      <w:r>
-        <w:rPr>
-          <w:b/>
-          <w:bCs/>
-          <w:sz w:val="28"/>
-          <w:szCs w:val="28"/>
-        </w:rPr>
-        <w:t>Figuras</w:t>
-      </w:r>
-      <w:proofErr w:type="spellEnd"/>
-      <w:r>
-        <w:rPr>
-          <w:b/>
-          <w:bCs/>
-          <w:sz w:val="28"/>
-          <w:szCs w:val="28"/>
-        </w:rPr>
-        <w:t>.</w:t>
-      </w:r>
-    </w:p>
-    <w:p>
-      <w:fldSimple w:instr=" TOC \h \z \c &quot;Figure&quot; ">
+          <w:lang w:val="es-MX"/>
+        </w:rPr>
+        <w:t>Ilustraciones.</w:t>
+      </w:r>
+    </w:p>
+    <w:p>
+      <w:pPr>
+        <w:pStyle w:val="TableofFigures"/>
+        <w:tabs>
+          <w:tab w:val="right" w:leader="dot" w:pos="9350"/>
+        </w:tabs>
+        <w:rPr>
+          <w:rFonts w:eastAsiaTheme="minorEastAsia"/>
+          <w:noProof/>
+        </w:rPr>
+      </w:pPr>
+      <w:r>
+        <w:fldChar w:fldCharType="begin"/>
+      </w:r>
+      <w:r>
+        <w:instrText xml:space="preserve"> TOC \h \z \c "Ilustración" </w:instrText>
+      </w:r>
+      <w:r>
+        <w:fldChar w:fldCharType="separate"/>
+      </w:r>
+      <w:hyperlink w:anchor="_Toc224080444" w:history="1">
         <w:r>
           <w:rPr>
-            <w:b/>
-            <w:bCs/>
+            <w:rStyle w:val="Hyperlink"/>
+            <w:noProof/>
+            <w:lang w:val="es-MX"/>
+          </w:rPr>
+          <w:t>Ilustración 1. Diagramación de aplicación de gestor de proyectos.</w:t>
+        </w:r>
+        <w:r>
+          <w:rPr>
+            <w:noProof/>
+            <w:webHidden/>
+          </w:rPr>
+          <w:tab/>
+        </w:r>
+        <w:r>
+          <w:rPr>
+            <w:noProof/>
+            <w:webHidden/>
+          </w:rPr>
+          <w:fldChar w:fldCharType="begin"/>
+        </w:r>
+        <w:r>
+          <w:rPr>
+            <w:noProof/>
+            <w:webHidden/>
+          </w:rPr>
+          <w:instrText xml:space="preserve"> PAGEREF _Toc224080444 \h </w:instrText>
+        </w:r>
+        <w:r>
+          <w:rPr>
+            <w:noProof/>
+            <w:webHidden/>
+          </w:rPr>
+        </w:r>
+        <w:r>
+          <w:rPr>
+            <w:noProof/>
+            <w:webHidden/>
+          </w:rPr>
+          <w:fldChar w:fldCharType="separate"/>
+        </w:r>
+        <w:r>
+          <w:rPr>
+            <w:noProof/>
+            <w:webHidden/>
+          </w:rPr>
+          <w:t>3</w:t>
+        </w:r>
+        <w:r>
+          <w:rPr>
+            <w:noProof/>
+            <w:webHidden/>
+          </w:rPr>
+          <w:fldChar w:fldCharType="end"/>
+        </w:r>
+      </w:hyperlink>
+    </w:p>
+    <w:p>
+      <w:pPr>
+        <w:pStyle w:val="TableofFigures"/>
+        <w:tabs>
+          <w:tab w:val="right" w:leader="dot" w:pos="9350"/>
+        </w:tabs>
+        <w:rPr>
+          <w:rFonts w:eastAsiaTheme="minorEastAsia"/>
+          <w:noProof/>
+        </w:rPr>
+      </w:pPr>
+      <w:hyperlink w:anchor="_Toc224080445" w:history="1">
+        <w:r>
+          <w:rPr>
+            <w:rStyle w:val="Hyperlink"/>
             <w:noProof/>
           </w:rPr>
-          <w:t>No table of figures entries found.</w:t>
+          <w:t>Ilustración 2. Layout para back-end.</w:t>
         </w:r>
-      </w:fldSimple>
+        <w:r>
+          <w:rPr>
+            <w:noProof/>
+            <w:webHidden/>
+          </w:rPr>
+          <w:tab/>
+        </w:r>
+        <w:r>
+          <w:rPr>
+            <w:noProof/>
+            <w:webHidden/>
+          </w:rPr>
+          <w:fldChar w:fldCharType="begin"/>
+        </w:r>
+        <w:r>
+          <w:rPr>
+            <w:noProof/>
+            <w:webHidden/>
+          </w:rPr>
+          <w:instrText xml:space="preserve"> PAGEREF _Toc224080445 \h </w:instrText>
+        </w:r>
+        <w:r>
+          <w:rPr>
+            <w:noProof/>
+            <w:webHidden/>
+          </w:rPr>
+        </w:r>
+        <w:r>
+          <w:rPr>
+            <w:noProof/>
+            <w:webHidden/>
+          </w:rPr>
+          <w:fldChar w:fldCharType="separate"/>
+        </w:r>
+        <w:r>
+          <w:rPr>
+            <w:noProof/>
+            <w:webHidden/>
+          </w:rPr>
+          <w:t>3</w:t>
+        </w:r>
+        <w:r>
+          <w:rPr>
+            <w:noProof/>
+            <w:webHidden/>
+          </w:rPr>
+          <w:fldChar w:fldCharType="end"/>
+        </w:r>
+      </w:hyperlink>
+    </w:p>
+    <w:p>
+      <w:pPr>
+        <w:pStyle w:val="TableofFigures"/>
+        <w:tabs>
+          <w:tab w:val="right" w:leader="dot" w:pos="9350"/>
+        </w:tabs>
+        <w:rPr>
+          <w:rFonts w:eastAsiaTheme="minorEastAsia"/>
+          <w:noProof/>
+        </w:rPr>
+      </w:pPr>
+      <w:hyperlink w:anchor="_Toc224080446" w:history="1">
+        <w:r>
+          <w:rPr>
+            <w:rStyle w:val="Hyperlink"/>
+            <w:noProof/>
+          </w:rPr>
+          <w:t>Ilustración 3. Layout Front End.</w:t>
+        </w:r>
+        <w:r>
+          <w:rPr>
+            <w:noProof/>
+            <w:webHidden/>
+          </w:rPr>
+          <w:tab/>
+        </w:r>
+        <w:r>
+          <w:rPr>
+            <w:noProof/>
+            <w:webHidden/>
+          </w:rPr>
+          <w:fldChar w:fldCharType="begin"/>
+        </w:r>
+        <w:r>
+          <w:rPr>
+            <w:noProof/>
+            <w:webHidden/>
+          </w:rPr>
+          <w:instrText xml:space="preserve"> PAGEREF _Toc224080446 \h </w:instrText>
+        </w:r>
+        <w:r>
+          <w:rPr>
+            <w:noProof/>
+            <w:webHidden/>
+          </w:rPr>
+        </w:r>
+        <w:r>
+          <w:rPr>
+            <w:noProof/>
+            <w:webHidden/>
+          </w:rPr>
+          <w:fldChar w:fldCharType="separate"/>
+        </w:r>
+        <w:r>
+          <w:rPr>
+            <w:noProof/>
+            <w:webHidden/>
+          </w:rPr>
+          <w:t>4</w:t>
+        </w:r>
+        <w:r>
+          <w:rPr>
+            <w:noProof/>
+            <w:webHidden/>
+          </w:rPr>
+          <w:fldChar w:fldCharType="end"/>
+        </w:r>
+      </w:hyperlink>
+    </w:p>
+    <w:p>
+      <w:r>
+        <w:fldChar w:fldCharType="end"/>
+      </w:r>
     </w:p>
     <w:p/>
     <w:p/>
@@ -646,14 +1392,6 @@
     <w:p/>
     <w:p/>
     <w:p/>
-    <w:p/>
-    <w:p/>
-    <w:p/>
-    <w:p/>
-    <w:p/>
-    <w:p/>
-    <w:p/>
-    <w:p/>
     <w:p>
       <w:pPr>
         <w:pStyle w:val="ListParagraph"/>
@@ -661,14 +1399,3504 @@
           <w:ilvl w:val="0"/>
           <w:numId w:val="1"/>
         </w:numPr>
-      </w:pPr>
-      <w:proofErr w:type="spellStart"/>
-      <w:r>
+        <w:outlineLvl w:val="0"/>
+        <w:rPr>
+          <w:b/>
+          <w:bCs/>
+        </w:rPr>
+      </w:pPr>
+      <w:bookmarkStart w:id="0" w:name="_Toc224080438"/>
+      <w:r>
+        <w:rPr>
+          <w:b/>
+          <w:bCs/>
+        </w:rPr>
         <w:lastRenderedPageBreak/>
-        <w:t>Sadfadf</w:t>
-      </w:r>
-      <w:proofErr w:type="spellEnd"/>
-    </w:p>
+        <w:t>Estructura del Proyecto.</w:t>
+      </w:r>
+      <w:bookmarkEnd w:id="0"/>
+    </w:p>
+    <w:p>
+      <w:pPr>
+        <w:rPr>
+          <w:lang w:val="es-MX"/>
+        </w:rPr>
+      </w:pPr>
+      <w:r>
+        <w:rPr>
+          <w:lang w:val="es-MX"/>
+        </w:rPr>
+        <w:t>Se realizo la diagramación de la creación del proyecto la cual se muestra a continuación y se desglosa de la siguiente manera.</w:t>
+      </w:r>
+    </w:p>
+    <w:p>
+      <w:pPr>
+        <w:pStyle w:val="ListParagraph"/>
+        <w:numPr>
+          <w:ilvl w:val="0"/>
+          <w:numId w:val="2"/>
+        </w:numPr>
+        <w:rPr>
+          <w:lang w:val="es-MX"/>
+        </w:rPr>
+      </w:pPr>
+      <w:r>
+        <w:rPr>
+          <w:lang w:val="es-MX"/>
+        </w:rPr>
+        <w:t xml:space="preserve">Primero se realizo el front end el cual se conforma de react con vite ya que es la ultima </w:t>
+      </w:r>
+      <w:r>
+        <w:rPr>
+          <w:lang w:val="es-MX"/>
+        </w:rPr>
+        <w:t>sincronización</w:t>
+      </w:r>
+      <w:r>
+        <w:rPr>
+          <w:lang w:val="es-MX"/>
+        </w:rPr>
+        <w:t xml:space="preserve">, boostrap para dar diseños </w:t>
+      </w:r>
+      <w:r>
+        <w:rPr>
+          <w:lang w:val="es-MX"/>
+        </w:rPr>
+        <w:t>más</w:t>
+      </w:r>
+      <w:r>
+        <w:rPr>
+          <w:lang w:val="es-MX"/>
+        </w:rPr>
+        <w:t xml:space="preserve"> </w:t>
+      </w:r>
+      <w:r>
+        <w:rPr>
+          <w:lang w:val="es-MX"/>
+        </w:rPr>
+        <w:t xml:space="preserve">visuales y fáciles de leer para el usuario y los componentes CRUD </w:t>
+      </w:r>
+      <w:r>
+        <w:rPr>
+          <w:lang w:val="es-MX"/>
+        </w:rPr>
+        <w:t xml:space="preserve">los cuales </w:t>
+      </w:r>
+      <w:r>
+        <w:rPr>
+          <w:lang w:val="es-MX"/>
+        </w:rPr>
+        <w:t>serían</w:t>
+      </w:r>
+      <w:r>
+        <w:rPr>
+          <w:lang w:val="es-MX"/>
+        </w:rPr>
+        <w:t xml:space="preserve"> la visualización de la lista de proyectos, tareas y usuarios</w:t>
+      </w:r>
+      <w:r>
+        <w:rPr>
+          <w:lang w:val="es-MX"/>
+        </w:rPr>
+        <w:t>,</w:t>
+      </w:r>
+      <w:r>
+        <w:rPr>
+          <w:lang w:val="es-MX"/>
+        </w:rPr>
+        <w:t xml:space="preserve"> así como la edición de los registros y su </w:t>
+      </w:r>
+      <w:r>
+        <w:rPr>
+          <w:lang w:val="es-MX"/>
+        </w:rPr>
+        <w:t>eliminación,</w:t>
+      </w:r>
+      <w:r>
+        <w:rPr>
+          <w:lang w:val="es-MX"/>
+        </w:rPr>
+        <w:t xml:space="preserve"> pero de manera visual únicamente ya que el back end seria maneja</w:t>
+      </w:r>
+      <w:r>
+        <w:rPr>
+          <w:lang w:val="es-MX"/>
+        </w:rPr>
+        <w:t>do las rutas</w:t>
+      </w:r>
+    </w:p>
+    <w:p>
+      <w:pPr>
+        <w:pStyle w:val="ListParagraph"/>
+        <w:numPr>
+          <w:ilvl w:val="0"/>
+          <w:numId w:val="2"/>
+        </w:numPr>
+        <w:rPr>
+          <w:lang w:val="es-MX"/>
+        </w:rPr>
+      </w:pPr>
+      <w:r>
+        <w:rPr>
+          <w:lang w:val="es-MX"/>
+        </w:rPr>
+        <w:t xml:space="preserve">Posteriormente se utilizaría el back end en donde se utilizo node js, express, nodemon, </w:t>
+      </w:r>
+      <w:r>
+        <w:rPr>
+          <w:lang w:val="es-MX"/>
+        </w:rPr>
+        <w:t xml:space="preserve">las rutas para mostrar las pantallas del front end </w:t>
+      </w:r>
+      <w:r>
+        <w:rPr>
+          <w:lang w:val="es-MX"/>
+        </w:rPr>
+        <w:t xml:space="preserve">en donde se </w:t>
+      </w:r>
+      <w:r>
+        <w:rPr>
+          <w:lang w:val="es-MX"/>
+        </w:rPr>
+        <w:t>agregó</w:t>
+      </w:r>
+      <w:r>
+        <w:rPr>
+          <w:lang w:val="es-MX"/>
+        </w:rPr>
+        <w:t xml:space="preserve"> la lógica de </w:t>
+      </w:r>
+      <w:r>
+        <w:rPr>
+          <w:lang w:val="es-MX"/>
+        </w:rPr>
+        <w:t>post</w:t>
+      </w:r>
+      <w:r>
+        <w:rPr>
+          <w:lang w:val="es-MX"/>
+        </w:rPr>
+        <w:t>, get,</w:t>
+      </w:r>
+      <w:r>
+        <w:rPr>
+          <w:lang w:val="es-MX"/>
+        </w:rPr>
+        <w:t xml:space="preserve"> update y delete</w:t>
+      </w:r>
+      <w:r>
+        <w:rPr>
+          <w:lang w:val="es-MX"/>
+        </w:rPr>
+        <w:t xml:space="preserve"> a traves</w:t>
+      </w:r>
+      <w:r>
+        <w:rPr>
+          <w:lang w:val="es-MX"/>
+        </w:rPr>
+        <w:t xml:space="preserve"> de</w:t>
+      </w:r>
+      <w:r>
+        <w:rPr>
+          <w:lang w:val="es-MX"/>
+        </w:rPr>
+        <w:t xml:space="preserve"> los controladores </w:t>
+      </w:r>
+      <w:r>
+        <w:rPr>
+          <w:lang w:val="es-MX"/>
+        </w:rPr>
+        <w:t xml:space="preserve">mediante el uso de query de las base de datos, y la conexión a BD </w:t>
+      </w:r>
+      <w:r>
+        <w:rPr>
+          <w:lang w:val="es-MX"/>
+        </w:rPr>
+        <w:t xml:space="preserve">lo cual se basaría en </w:t>
+      </w:r>
+      <w:r>
+        <w:rPr>
+          <w:lang w:val="es-MX"/>
+        </w:rPr>
+        <w:t xml:space="preserve">las funciones y las constantes </w:t>
+      </w:r>
+      <w:r>
+        <w:rPr>
+          <w:lang w:val="es-MX"/>
+        </w:rPr>
+        <w:t xml:space="preserve">antes creadas en las rutas con su conexiones en donde </w:t>
+      </w:r>
+      <w:r>
+        <w:rPr>
+          <w:lang w:val="es-MX"/>
+        </w:rPr>
+        <w:t xml:space="preserve">utilizaría un pool que contiene el host, puerto, usuarios, contraseñas, </w:t>
+      </w:r>
+      <w:r>
+        <w:rPr>
+          <w:lang w:val="es-MX"/>
+        </w:rPr>
+        <w:t xml:space="preserve">base de datos, y especificaciones de </w:t>
+      </w:r>
+      <w:r>
+        <w:rPr>
+          <w:lang w:val="es-MX"/>
+        </w:rPr>
+        <w:t>límite</w:t>
+      </w:r>
+      <w:r>
+        <w:rPr>
+          <w:lang w:val="es-MX"/>
+        </w:rPr>
+        <w:t xml:space="preserve"> de conexiones.</w:t>
+      </w:r>
+    </w:p>
+    <w:p>
+      <w:pPr>
+        <w:pStyle w:val="ListParagraph"/>
+        <w:numPr>
+          <w:ilvl w:val="0"/>
+          <w:numId w:val="2"/>
+        </w:numPr>
+        <w:rPr>
+          <w:lang w:val="es-MX"/>
+        </w:rPr>
+      </w:pPr>
+      <w:r>
+        <w:rPr>
+          <w:lang w:val="es-MX"/>
+        </w:rPr>
+        <w:t xml:space="preserve">La base de datos que se encuentra en MYSQL en donde básicamente </w:t>
+      </w:r>
+      <w:r>
+        <w:rPr>
+          <w:lang w:val="es-MX"/>
+        </w:rPr>
+        <w:t>mediante</w:t>
+      </w:r>
+      <w:r>
+        <w:rPr>
+          <w:lang w:val="es-MX"/>
+        </w:rPr>
+        <w:t xml:space="preserve"> slqconnector </w:t>
+      </w:r>
+      <w:r>
+        <w:rPr>
+          <w:lang w:val="es-MX"/>
+        </w:rPr>
+        <w:t xml:space="preserve">se </w:t>
+      </w:r>
+      <w:r>
+        <w:rPr>
+          <w:lang w:val="es-MX"/>
+        </w:rPr>
+        <w:t>hace la conexión primero validando si existe la base de datos para abrirla. De no ser así se crearía una nueva</w:t>
+      </w:r>
+      <w:r>
+        <w:rPr>
+          <w:lang w:val="es-MX"/>
+        </w:rPr>
+        <w:t xml:space="preserve"> con el nombre solicitado, después con las tablas se haría el mismo proceso ya que se validaría </w:t>
+      </w:r>
+      <w:r>
+        <w:rPr>
+          <w:lang w:val="es-MX"/>
+        </w:rPr>
+        <w:t>si existen de no ser así se crearía la tabla de usuarios, proyectos y tareas.</w:t>
+      </w:r>
+    </w:p>
+    <w:p>
+      <w:pPr>
+        <w:pStyle w:val="ListParagraph"/>
+        <w:numPr>
+          <w:ilvl w:val="0"/>
+          <w:numId w:val="2"/>
+        </w:numPr>
+        <w:rPr>
+          <w:lang w:val="es-MX"/>
+        </w:rPr>
+      </w:pPr>
+      <w:r>
+        <w:rPr>
+          <w:lang w:val="es-MX"/>
+        </w:rPr>
+        <w:t xml:space="preserve">En cuanto </w:t>
+      </w:r>
+      <w:r>
+        <w:rPr>
+          <w:lang w:val="es-MX"/>
+        </w:rPr>
+        <w:t>las</w:t>
+      </w:r>
+      <w:r>
+        <w:rPr>
+          <w:lang w:val="es-MX"/>
+        </w:rPr>
+        <w:t xml:space="preserve"> pruebas</w:t>
+      </w:r>
+      <w:r>
+        <w:rPr>
+          <w:lang w:val="es-MX"/>
+        </w:rPr>
+        <w:t xml:space="preserve"> </w:t>
+      </w:r>
+      <w:r>
+        <w:rPr>
+          <w:lang w:val="es-MX"/>
+        </w:rPr>
+        <w:t xml:space="preserve">de endpoints en los métodos get, post, update y delete se </w:t>
+      </w:r>
+      <w:r>
+        <w:rPr>
+          <w:lang w:val="es-MX"/>
+        </w:rPr>
+        <w:t xml:space="preserve">utilizaría thunder que es una extensión </w:t>
+      </w:r>
+      <w:r>
+        <w:rPr>
+          <w:lang w:val="es-MX"/>
+        </w:rPr>
+        <w:t>sobre visual</w:t>
+      </w:r>
+      <w:r>
+        <w:rPr>
+          <w:lang w:val="es-MX"/>
+        </w:rPr>
+        <w:t xml:space="preserve"> studio code antes de poder hacer las con</w:t>
+      </w:r>
+      <w:r>
+        <w:rPr>
+          <w:lang w:val="es-MX"/>
+        </w:rPr>
+        <w:t>exiones de las rutas con el front end.</w:t>
+      </w:r>
+    </w:p>
+    <w:p>
+      <w:pPr>
+        <w:pStyle w:val="ListParagraph"/>
+        <w:numPr>
+          <w:ilvl w:val="0"/>
+          <w:numId w:val="2"/>
+        </w:numPr>
+        <w:rPr>
+          <w:lang w:val="es-MX"/>
+        </w:rPr>
+      </w:pPr>
+      <w:r>
+        <w:rPr>
+          <w:lang w:val="es-MX"/>
+        </w:rPr>
+        <w:t xml:space="preserve">Finalmente se utilizaría </w:t>
+      </w:r>
+      <w:r>
+        <w:rPr>
+          <w:lang w:val="es-MX"/>
+        </w:rPr>
+        <w:t xml:space="preserve">dev y </w:t>
+      </w:r>
+      <w:r>
+        <w:rPr>
+          <w:lang w:val="es-MX"/>
+        </w:rPr>
+        <w:t xml:space="preserve">producción para la interacción del usuario con la aplicación final la cual primero con dev se hace una compilación previa a la producción. En </w:t>
+      </w:r>
+      <w:r>
+        <w:rPr>
+          <w:lang w:val="es-MX"/>
+        </w:rPr>
+        <w:t xml:space="preserve">producción se utilizaría </w:t>
+      </w:r>
+      <w:r>
+        <w:rPr>
+          <w:lang w:val="es-MX"/>
+        </w:rPr>
+        <w:t xml:space="preserve">la compilación la cual </w:t>
+      </w:r>
+      <w:r>
+        <w:rPr>
+          <w:lang w:val="es-MX"/>
+        </w:rPr>
+        <w:t xml:space="preserve">crearía la conexión del </w:t>
+      </w:r>
+      <w:r>
+        <w:rPr>
+          <w:lang w:val="es-MX"/>
+        </w:rPr>
+        <w:t>proyecto,</w:t>
+      </w:r>
+      <w:r>
+        <w:rPr>
+          <w:lang w:val="es-MX"/>
+        </w:rPr>
+        <w:t xml:space="preserve"> pero se visualizaría mediante un preview con npm run preview.</w:t>
+      </w:r>
+    </w:p>
+    <w:p>
+      <w:pPr>
+        <w:keepNext/>
+        <w:jc w:val="center"/>
+      </w:pPr>
+      <w:r>
+        <w:rPr>
+          <w:lang w:val="es-MX"/>
+        </w:rPr>
+        <w:lastRenderedPageBreak/>
+        <w:drawing>
+          <wp:inline distT="0" distB="0" distL="0" distR="0" wp14:anchorId="223D06E6" wp14:editId="61AA622E">
+            <wp:extent cx="4388546" cy="2689860"/>
+            <wp:effectExtent l="0" t="0" r="0" b="0"/>
+            <wp:docPr id="1442622361" name="Picture 1"/>
+            <wp:cNvGraphicFramePr>
+              <a:graphicFrameLocks xmlns:a="http://schemas.openxmlformats.org/drawingml/2006/main" noChangeAspect="1"/>
+            </wp:cNvGraphicFramePr>
+            <a:graphic xmlns:a="http://schemas.openxmlformats.org/drawingml/2006/main">
+              <a:graphicData uri="http://schemas.openxmlformats.org/drawingml/2006/picture">
+                <pic:pic xmlns:pic="http://schemas.openxmlformats.org/drawingml/2006/picture">
+                  <pic:nvPicPr>
+                    <pic:cNvPr id="1442622361" name=""/>
+                    <pic:cNvPicPr/>
+                  </pic:nvPicPr>
+                  <pic:blipFill>
+                    <a:blip r:embed="rId7"/>
+                    <a:stretch>
+                      <a:fillRect/>
+                    </a:stretch>
+                  </pic:blipFill>
+                  <pic:spPr>
+                    <a:xfrm>
+                      <a:off x="0" y="0"/>
+                      <a:ext cx="4408727" cy="2702230"/>
+                    </a:xfrm>
+                    <a:prstGeom prst="rect">
+                      <a:avLst/>
+                    </a:prstGeom>
+                  </pic:spPr>
+                </pic:pic>
+              </a:graphicData>
+            </a:graphic>
+          </wp:inline>
+        </w:drawing>
+      </w:r>
+    </w:p>
+    <w:p>
+      <w:pPr>
+        <w:pStyle w:val="Caption"/>
+        <w:jc w:val="center"/>
+        <w:rPr>
+          <w:lang w:val="es-MX"/>
+        </w:rPr>
+      </w:pPr>
+      <w:bookmarkStart w:id="1" w:name="_Toc224080444"/>
+      <w:r>
+        <w:rPr>
+          <w:lang w:val="es-MX"/>
+        </w:rPr>
+        <w:t xml:space="preserve">Ilustración </w:t>
+      </w:r>
+      <w:r>
+        <w:fldChar w:fldCharType="begin"/>
+      </w:r>
+      <w:r>
+        <w:rPr>
+          <w:lang w:val="es-MX"/>
+        </w:rPr>
+        <w:instrText xml:space="preserve"> SEQ Ilustración \* ARABIC </w:instrText>
+      </w:r>
+      <w:r>
+        <w:fldChar w:fldCharType="separate"/>
+      </w:r>
+      <w:r>
+        <w:rPr>
+          <w:noProof/>
+          <w:lang w:val="es-MX"/>
+        </w:rPr>
+        <w:t>1</w:t>
+      </w:r>
+      <w:r>
+        <w:fldChar w:fldCharType="end"/>
+      </w:r>
+      <w:r>
+        <w:rPr>
+          <w:lang w:val="es-MX"/>
+        </w:rPr>
+        <w:t xml:space="preserve">. </w:t>
+      </w:r>
+      <w:r>
+        <w:rPr>
+          <w:lang w:val="es-MX"/>
+        </w:rPr>
+        <w:t>Diagramación</w:t>
+      </w:r>
+      <w:r>
+        <w:rPr>
+          <w:lang w:val="es-MX"/>
+        </w:rPr>
+        <w:t xml:space="preserve"> de </w:t>
+      </w:r>
+      <w:r>
+        <w:rPr>
+          <w:lang w:val="es-MX"/>
+        </w:rPr>
+        <w:t>aplicación</w:t>
+      </w:r>
+      <w:r>
+        <w:rPr>
+          <w:lang w:val="es-MX"/>
+        </w:rPr>
+        <w:t xml:space="preserve"> de gestor de proyectos.</w:t>
+      </w:r>
+      <w:bookmarkEnd w:id="1"/>
+    </w:p>
+    <w:p>
+      <w:pPr>
+        <w:rPr>
+          <w:lang w:val="es-MX"/>
+        </w:rPr>
+      </w:pPr>
+      <w:r>
+        <w:rPr>
+          <w:lang w:val="es-MX"/>
+        </w:rPr>
+        <w:t xml:space="preserve">En cuanto </w:t>
+      </w:r>
+      <w:r>
+        <w:rPr>
+          <w:lang w:val="es-MX"/>
+        </w:rPr>
+        <w:t xml:space="preserve">al layout </w:t>
+      </w:r>
+      <w:r>
+        <w:rPr>
+          <w:lang w:val="es-MX"/>
+        </w:rPr>
+        <w:t>se utiliz</w:t>
+      </w:r>
+      <w:r>
+        <w:rPr>
+          <w:lang w:val="es-MX"/>
+        </w:rPr>
+        <w:t>o el siguiente para asegurar un adecuado</w:t>
+      </w:r>
+      <w:r>
+        <w:rPr>
+          <w:lang w:val="es-MX"/>
+        </w:rPr>
+        <w:t xml:space="preserve"> funcionamiento</w:t>
+      </w:r>
+      <w:r>
+        <w:rPr>
+          <w:lang w:val="es-MX"/>
+        </w:rPr>
+        <w:t xml:space="preserve"> el cual básicamente se divide en back end y front end</w:t>
+      </w:r>
+      <w:r>
+        <w:rPr>
+          <w:lang w:val="es-MX"/>
+        </w:rPr>
+        <w:t xml:space="preserve"> y el cual se desglosa de la siguiente manera.</w:t>
+      </w:r>
+    </w:p>
+    <w:p>
+      <w:pPr>
+        <w:pStyle w:val="ListParagraph"/>
+        <w:numPr>
+          <w:ilvl w:val="0"/>
+          <w:numId w:val="3"/>
+        </w:numPr>
+        <w:rPr>
+          <w:lang w:val="es-MX"/>
+        </w:rPr>
+      </w:pPr>
+      <w:r>
+        <w:rPr>
+          <w:lang w:val="es-MX"/>
+        </w:rPr>
+        <w:t>En la carpeta de back end</w:t>
+      </w:r>
+      <w:r>
+        <w:rPr>
+          <w:lang w:val="es-MX"/>
+        </w:rPr>
+        <w:t xml:space="preserve"> se agregaría las rutas la cuales serían asignación tareas, gestión de usuarios, proyectos.</w:t>
+      </w:r>
+    </w:p>
+    <w:p>
+      <w:pPr>
+        <w:pStyle w:val="ListParagraph"/>
+        <w:numPr>
+          <w:ilvl w:val="0"/>
+          <w:numId w:val="3"/>
+        </w:numPr>
+        <w:rPr>
+          <w:lang w:val="es-MX"/>
+        </w:rPr>
+      </w:pPr>
+      <w:r>
+        <w:rPr>
+          <w:lang w:val="es-MX"/>
+        </w:rPr>
+        <w:t xml:space="preserve">Se </w:t>
+      </w:r>
+      <w:r>
+        <w:rPr>
+          <w:lang w:val="es-MX"/>
+        </w:rPr>
+        <w:t>agregaría</w:t>
+      </w:r>
+      <w:r>
+        <w:rPr>
+          <w:lang w:val="es-MX"/>
+        </w:rPr>
+        <w:t xml:space="preserve"> el js para db y </w:t>
+      </w:r>
+      <w:proofErr w:type="gramStart"/>
+      <w:r>
+        <w:rPr>
+          <w:lang w:val="es-MX"/>
+        </w:rPr>
+        <w:t>server</w:t>
+      </w:r>
+      <w:proofErr w:type="gramEnd"/>
+      <w:r>
+        <w:rPr>
+          <w:lang w:val="es-MX"/>
+        </w:rPr>
+        <w:t xml:space="preserve"> para poder hacer la conexión y la conexión de métodos entre el back end y el front end</w:t>
+      </w:r>
+      <w:r>
+        <w:rPr>
+          <w:lang w:val="es-MX"/>
+        </w:rPr>
+        <w:t>.</w:t>
+      </w:r>
+    </w:p>
+    <w:p>
+      <w:pPr>
+        <w:pStyle w:val="ListParagraph"/>
+        <w:numPr>
+          <w:ilvl w:val="0"/>
+          <w:numId w:val="3"/>
+        </w:numPr>
+        <w:rPr>
+          <w:lang w:val="es-MX"/>
+        </w:rPr>
+      </w:pPr>
+      <w:r>
+        <w:rPr>
+          <w:lang w:val="es-MX"/>
+        </w:rPr>
+        <w:t xml:space="preserve">En el env se agrego el detalle del servidor para </w:t>
+      </w:r>
+      <w:r>
+        <w:rPr>
+          <w:lang w:val="es-MX"/>
+        </w:rPr>
+        <w:t>proteger los datos confidenciales.</w:t>
+      </w:r>
+    </w:p>
+    <w:p>
+      <w:pPr>
+        <w:keepNext/>
+        <w:jc w:val="center"/>
+      </w:pPr>
+      <w:r>
+        <w:rPr>
+          <w:lang w:val="es-MX"/>
+        </w:rPr>
+        <w:drawing>
+          <wp:inline distT="0" distB="0" distL="0" distR="0" wp14:anchorId="4565A85E" wp14:editId="37FC1D4F">
+            <wp:extent cx="2038221" cy="2918460"/>
+            <wp:effectExtent l="0" t="0" r="635" b="0"/>
+            <wp:docPr id="1608846087" name="Picture 1"/>
+            <wp:cNvGraphicFramePr>
+              <a:graphicFrameLocks xmlns:a="http://schemas.openxmlformats.org/drawingml/2006/main" noChangeAspect="1"/>
+            </wp:cNvGraphicFramePr>
+            <a:graphic xmlns:a="http://schemas.openxmlformats.org/drawingml/2006/main">
+              <a:graphicData uri="http://schemas.openxmlformats.org/drawingml/2006/picture">
+                <pic:pic xmlns:pic="http://schemas.openxmlformats.org/drawingml/2006/picture">
+                  <pic:nvPicPr>
+                    <pic:cNvPr id="1608846087" name=""/>
+                    <pic:cNvPicPr/>
+                  </pic:nvPicPr>
+                  <pic:blipFill>
+                    <a:blip r:embed="rId8"/>
+                    <a:stretch>
+                      <a:fillRect/>
+                    </a:stretch>
+                  </pic:blipFill>
+                  <pic:spPr>
+                    <a:xfrm>
+                      <a:off x="0" y="0"/>
+                      <a:ext cx="2042602" cy="2924733"/>
+                    </a:xfrm>
+                    <a:prstGeom prst="rect">
+                      <a:avLst/>
+                    </a:prstGeom>
+                  </pic:spPr>
+                </pic:pic>
+              </a:graphicData>
+            </a:graphic>
+          </wp:inline>
+        </w:drawing>
+      </w:r>
+    </w:p>
+    <w:p>
+      <w:pPr>
+        <w:pStyle w:val="Caption"/>
+        <w:jc w:val="center"/>
+        <w:rPr>
+          <w:lang w:val="es-MX"/>
+        </w:rPr>
+      </w:pPr>
+      <w:bookmarkStart w:id="2" w:name="_Toc224080445"/>
+      <w:r>
+        <w:t xml:space="preserve">Ilustración </w:t>
+      </w:r>
+      <w:r>
+        <w:fldChar w:fldCharType="begin"/>
+      </w:r>
+      <w:r>
+        <w:instrText xml:space="preserve"> SEQ Ilustración \* ARABIC </w:instrText>
+      </w:r>
+      <w:r>
+        <w:fldChar w:fldCharType="separate"/>
+      </w:r>
+      <w:r>
+        <w:rPr>
+          <w:noProof/>
+        </w:rPr>
+        <w:t>2</w:t>
+      </w:r>
+      <w:r>
+        <w:fldChar w:fldCharType="end"/>
+      </w:r>
+      <w:r>
+        <w:t>. Layout para back</w:t>
+      </w:r>
+      <w:r>
+        <w:t>-</w:t>
+      </w:r>
+      <w:r>
+        <w:t>end.</w:t>
+      </w:r>
+      <w:bookmarkEnd w:id="2"/>
+    </w:p>
+    <w:p>
+      <w:pPr>
+        <w:pStyle w:val="ListParagraph"/>
+        <w:numPr>
+          <w:ilvl w:val="0"/>
+          <w:numId w:val="3"/>
+        </w:numPr>
+        <w:rPr>
+          <w:lang w:val="es-MX"/>
+        </w:rPr>
+      </w:pPr>
+      <w:r>
+        <w:rPr>
+          <w:lang w:val="es-MX"/>
+        </w:rPr>
+        <w:lastRenderedPageBreak/>
+        <w:t>En la carpeta de Front End</w:t>
+      </w:r>
+      <w:r>
+        <w:rPr>
+          <w:lang w:val="es-MX"/>
+        </w:rPr>
+        <w:t xml:space="preserve"> se agregarían los componentes que sería la creación del código para </w:t>
+      </w:r>
+      <w:r>
+        <w:rPr>
+          <w:lang w:val="es-MX"/>
+        </w:rPr>
+        <w:t xml:space="preserve">los </w:t>
+      </w:r>
+      <w:r>
+        <w:rPr>
+          <w:lang w:val="es-MX"/>
+        </w:rPr>
+        <w:t xml:space="preserve">diferentes partes de la pagina los cuales serian el header, el footer, </w:t>
+      </w:r>
+      <w:r>
+        <w:rPr>
+          <w:lang w:val="es-MX"/>
+        </w:rPr>
+        <w:t>los botones, formulario y lista de proyectos, tareas y usuarios.</w:t>
+      </w:r>
+    </w:p>
+    <w:p>
+      <w:pPr>
+        <w:pStyle w:val="ListParagraph"/>
+        <w:numPr>
+          <w:ilvl w:val="0"/>
+          <w:numId w:val="3"/>
+        </w:numPr>
+        <w:rPr>
+          <w:lang w:val="es-MX"/>
+        </w:rPr>
+      </w:pPr>
+      <w:r>
+        <w:rPr>
+          <w:lang w:val="es-MX"/>
+        </w:rPr>
+        <w:t>Se agrego un archivo de app.css para agregar el diseño en la visualización de la pagina en los diferentes elementos</w:t>
+      </w:r>
+      <w:r>
+        <w:rPr>
+          <w:lang w:val="es-MX"/>
+        </w:rPr>
+        <w:t>, se agrego app.jsx para</w:t>
+      </w:r>
+      <w:r>
+        <w:rPr>
+          <w:lang w:val="es-MX"/>
+        </w:rPr>
+        <w:t xml:space="preserve"> la ejecución de la aplicación agregando los diferentes elementos del front end, se agregó index.css para agregar el diseño </w:t>
+      </w:r>
+      <w:r>
+        <w:rPr>
+          <w:lang w:val="es-MX"/>
+        </w:rPr>
+        <w:t xml:space="preserve">de la página de manera general </w:t>
+      </w:r>
+      <w:r>
+        <w:rPr>
+          <w:lang w:val="es-MX"/>
+        </w:rPr>
+        <w:t xml:space="preserve">y main para </w:t>
+      </w:r>
+      <w:r>
+        <w:rPr>
+          <w:lang w:val="es-MX"/>
+        </w:rPr>
+        <w:t xml:space="preserve">renderizar la </w:t>
+      </w:r>
+      <w:r>
+        <w:rPr>
+          <w:lang w:val="es-MX"/>
+        </w:rPr>
+        <w:t>aplicación</w:t>
+      </w:r>
+      <w:r>
+        <w:rPr>
+          <w:lang w:val="es-MX"/>
+        </w:rPr>
+        <w:t xml:space="preserve"> en </w:t>
+      </w:r>
+      <w:r>
+        <w:rPr>
+          <w:lang w:val="es-MX"/>
+        </w:rPr>
+        <w:t xml:space="preserve">index.html </w:t>
+      </w:r>
+      <w:r>
+        <w:rPr>
+          <w:lang w:val="es-MX"/>
+        </w:rPr>
+        <w:t xml:space="preserve">por medio del </w:t>
+      </w:r>
+      <w:r>
+        <w:rPr>
+          <w:lang w:val="es-MX"/>
+        </w:rPr>
+        <w:t>código</w:t>
+      </w:r>
+      <w:r>
+        <w:rPr>
+          <w:lang w:val="es-MX"/>
+        </w:rPr>
+        <w:t xml:space="preserve"> de app.jsx.</w:t>
+      </w:r>
+    </w:p>
+    <w:p>
+      <w:pPr>
+        <w:pStyle w:val="ListParagraph"/>
+        <w:numPr>
+          <w:ilvl w:val="0"/>
+          <w:numId w:val="3"/>
+        </w:numPr>
+        <w:rPr>
+          <w:lang w:val="es-MX"/>
+        </w:rPr>
+      </w:pPr>
+      <w:r>
+        <w:rPr>
+          <w:lang w:val="es-MX"/>
+        </w:rPr>
+        <w:t>Después</w:t>
+      </w:r>
+      <w:r>
+        <w:rPr>
+          <w:lang w:val="es-MX"/>
+        </w:rPr>
+        <w:t xml:space="preserve"> encuentra env para agregar información </w:t>
+      </w:r>
+      <w:r>
+        <w:rPr>
+          <w:lang w:val="es-MX"/>
+        </w:rPr>
+        <w:t>confidencial</w:t>
+      </w:r>
+      <w:r>
+        <w:rPr>
+          <w:lang w:val="es-MX"/>
+        </w:rPr>
+        <w:t xml:space="preserve"> junto con gitignore para solo subir información </w:t>
+      </w:r>
+      <w:r>
+        <w:rPr>
+          <w:lang w:val="es-MX"/>
+        </w:rPr>
+        <w:t>que sea necesaria a github.</w:t>
+      </w:r>
+    </w:p>
+    <w:p>
+      <w:pPr>
+        <w:pStyle w:val="ListParagraph"/>
+        <w:numPr>
+          <w:ilvl w:val="0"/>
+          <w:numId w:val="3"/>
+        </w:numPr>
+        <w:rPr>
+          <w:lang w:val="es-MX"/>
+        </w:rPr>
+      </w:pPr>
+      <w:r>
+        <w:rPr>
+          <w:lang w:val="es-MX"/>
+        </w:rPr>
+        <w:t xml:space="preserve">Finalmente, </w:t>
+      </w:r>
+      <w:r>
+        <w:rPr>
+          <w:lang w:val="es-MX"/>
+        </w:rPr>
+        <w:t xml:space="preserve">se agrega index.html en donde puede visualizar toda la </w:t>
+      </w:r>
+      <w:proofErr w:type="gramStart"/>
+      <w:r>
+        <w:rPr>
+          <w:lang w:val="es-MX"/>
+        </w:rPr>
+        <w:t>app</w:t>
+      </w:r>
+      <w:proofErr w:type="gramEnd"/>
+      <w:r>
+        <w:rPr>
+          <w:lang w:val="es-MX"/>
+        </w:rPr>
+        <w:t xml:space="preserve"> ya que se llama al </w:t>
+      </w:r>
+      <w:r>
+        <w:rPr>
+          <w:lang w:val="es-MX"/>
+        </w:rPr>
+        <w:t>código</w:t>
+      </w:r>
+      <w:r>
+        <w:rPr>
+          <w:lang w:val="es-MX"/>
+        </w:rPr>
+        <w:t xml:space="preserve"> de </w:t>
+      </w:r>
+      <w:r>
+        <w:rPr>
+          <w:lang w:val="es-MX"/>
+        </w:rPr>
+        <w:t>aplicación</w:t>
+      </w:r>
+      <w:r>
+        <w:rPr>
+          <w:lang w:val="es-MX"/>
+        </w:rPr>
+        <w:t xml:space="preserve"> mediante id root, y se agregó crearbd de Python para </w:t>
+      </w:r>
+      <w:r>
+        <w:rPr>
+          <w:lang w:val="es-MX"/>
+        </w:rPr>
+        <w:t>validar si existe la base de datos y las tablas de no ser así crearlas.</w:t>
+      </w:r>
+    </w:p>
+    <w:p>
+      <w:pPr>
+        <w:keepNext/>
+        <w:jc w:val="center"/>
+      </w:pPr>
+      <w:r>
+        <w:drawing>
+          <wp:inline distT="0" distB="0" distL="0" distR="0" wp14:anchorId="46ED8CB3" wp14:editId="1B881842">
+            <wp:extent cx="2703517" cy="4556125"/>
+            <wp:effectExtent l="0" t="0" r="1905" b="0"/>
+            <wp:docPr id="656184156" name="Picture 1"/>
+            <wp:cNvGraphicFramePr>
+              <a:graphicFrameLocks xmlns:a="http://schemas.openxmlformats.org/drawingml/2006/main" noChangeAspect="1"/>
+            </wp:cNvGraphicFramePr>
+            <a:graphic xmlns:a="http://schemas.openxmlformats.org/drawingml/2006/main">
+              <a:graphicData uri="http://schemas.openxmlformats.org/drawingml/2006/picture">
+                <pic:pic xmlns:pic="http://schemas.openxmlformats.org/drawingml/2006/picture">
+                  <pic:nvPicPr>
+                    <pic:cNvPr id="656184156" name=""/>
+                    <pic:cNvPicPr/>
+                  </pic:nvPicPr>
+                  <pic:blipFill>
+                    <a:blip r:embed="rId9"/>
+                    <a:stretch>
+                      <a:fillRect/>
+                    </a:stretch>
+                  </pic:blipFill>
+                  <pic:spPr>
+                    <a:xfrm>
+                      <a:off x="0" y="0"/>
+                      <a:ext cx="2715719" cy="4576689"/>
+                    </a:xfrm>
+                    <a:prstGeom prst="rect">
+                      <a:avLst/>
+                    </a:prstGeom>
+                  </pic:spPr>
+                </pic:pic>
+              </a:graphicData>
+            </a:graphic>
+          </wp:inline>
+        </w:drawing>
+      </w:r>
+    </w:p>
+    <w:p>
+      <w:pPr>
+        <w:pStyle w:val="Caption"/>
+        <w:jc w:val="center"/>
+      </w:pPr>
+      <w:bookmarkStart w:id="3" w:name="_Toc224080446"/>
+      <w:r>
+        <w:t xml:space="preserve">Ilustración </w:t>
+      </w:r>
+      <w:r>
+        <w:fldChar w:fldCharType="begin"/>
+      </w:r>
+      <w:r>
+        <w:instrText xml:space="preserve"> SEQ Ilustración \* ARABIC </w:instrText>
+      </w:r>
+      <w:r>
+        <w:fldChar w:fldCharType="separate"/>
+      </w:r>
+      <w:r>
+        <w:rPr>
+          <w:noProof/>
+        </w:rPr>
+        <w:t>3</w:t>
+      </w:r>
+      <w:r>
+        <w:fldChar w:fldCharType="end"/>
+      </w:r>
+      <w:r>
+        <w:t>. Layout Front End.</w:t>
+      </w:r>
+      <w:bookmarkEnd w:id="3"/>
+    </w:p>
+    <w:p>
+      <w:pPr>
+        <w:rPr>
+          <w:lang w:val="es-MX"/>
+        </w:rPr>
+      </w:pPr>
+    </w:p>
+    <w:p>
+      <w:pPr>
+        <w:pStyle w:val="ListParagraph"/>
+        <w:numPr>
+          <w:ilvl w:val="0"/>
+          <w:numId w:val="1"/>
+        </w:numPr>
+        <w:outlineLvl w:val="0"/>
+        <w:rPr>
+          <w:b/>
+          <w:bCs/>
+        </w:rPr>
+      </w:pPr>
+      <w:bookmarkStart w:id="4" w:name="_Toc224080439"/>
+      <w:r>
+        <w:rPr>
+          <w:b/>
+          <w:bCs/>
+        </w:rPr>
+        <w:lastRenderedPageBreak/>
+        <w:t>Desarrollo Front-End.</w:t>
+      </w:r>
+      <w:bookmarkEnd w:id="4"/>
+    </w:p>
+    <w:p>
+      <w:pPr>
+        <w:rPr>
+          <w:lang w:val="es-MX"/>
+        </w:rPr>
+      </w:pPr>
+      <w:r>
+        <w:rPr>
+          <w:lang w:val="es-MX"/>
+        </w:rPr>
+        <w:t>En cuanto al Desarrollo de</w:t>
+      </w:r>
+      <w:r>
+        <w:rPr>
+          <w:lang w:val="es-MX"/>
+        </w:rPr>
+        <w:t xml:space="preserve"> Front End se </w:t>
+      </w:r>
+      <w:r>
+        <w:rPr>
+          <w:lang w:val="es-MX"/>
+        </w:rPr>
+        <w:t>cre</w:t>
+      </w:r>
+      <w:r>
+        <w:rPr>
+          <w:lang w:val="es-MX"/>
+        </w:rPr>
+        <w:t>aron lo siguientes archivos tipo jsx.</w:t>
+      </w:r>
+    </w:p>
+    <w:p>
+      <w:pPr>
+        <w:pStyle w:val="ListParagraph"/>
+        <w:numPr>
+          <w:ilvl w:val="0"/>
+          <w:numId w:val="5"/>
+        </w:numPr>
+        <w:rPr>
+          <w:lang w:val="es-MX"/>
+        </w:rPr>
+      </w:pPr>
+      <w:r>
+        <w:rPr>
+          <w:lang w:val="es-MX"/>
+        </w:rPr>
+        <w:t>Primero el componente CRUD de proyectos el cual contiene</w:t>
+      </w:r>
+      <w:r>
+        <w:rPr>
+          <w:lang w:val="es-MX"/>
+        </w:rPr>
+        <w:t xml:space="preserve"> lo siguiente.</w:t>
+      </w:r>
+    </w:p>
+    <w:p>
+      <w:pPr>
+        <w:pStyle w:val="ListParagraph"/>
+        <w:numPr>
+          <w:ilvl w:val="1"/>
+          <w:numId w:val="5"/>
+        </w:numPr>
+        <w:rPr>
+          <w:lang w:val="es-MX"/>
+        </w:rPr>
+      </w:pPr>
+      <w:r>
+        <w:rPr>
+          <w:lang w:val="es-MX"/>
+        </w:rPr>
+        <w:t>Adasd</w:t>
+      </w:r>
+    </w:p>
+    <w:p>
+      <w:pPr>
+        <w:pStyle w:val="ListParagraph"/>
+        <w:numPr>
+          <w:ilvl w:val="1"/>
+          <w:numId w:val="5"/>
+        </w:numPr>
+        <w:rPr>
+          <w:lang w:val="es-MX"/>
+        </w:rPr>
+      </w:pPr>
+      <w:r>
+        <w:rPr>
+          <w:lang w:val="es-MX"/>
+        </w:rPr>
+        <w:t>Asdasd</w:t>
+      </w:r>
+    </w:p>
+    <w:p>
+      <w:pPr>
+        <w:rPr>
+          <w:lang w:val="es-MX"/>
+        </w:rPr>
+      </w:pPr>
+      <w:r>
+        <w:rPr>
+          <w:lang w:val="es-MX"/>
+        </w:rPr>
+        <w:drawing>
+          <wp:inline distT="0" distB="0" distL="0" distR="0" wp14:anchorId="4A4686B2" wp14:editId="49C585AB">
+            <wp:extent cx="5943600" cy="4645025"/>
+            <wp:effectExtent l="0" t="0" r="0" b="3175"/>
+            <wp:docPr id="842168380" name="Picture 1"/>
+            <wp:cNvGraphicFramePr>
+              <a:graphicFrameLocks xmlns:a="http://schemas.openxmlformats.org/drawingml/2006/main" noChangeAspect="1"/>
+            </wp:cNvGraphicFramePr>
+            <a:graphic xmlns:a="http://schemas.openxmlformats.org/drawingml/2006/main">
+              <a:graphicData uri="http://schemas.openxmlformats.org/drawingml/2006/picture">
+                <pic:pic xmlns:pic="http://schemas.openxmlformats.org/drawingml/2006/picture">
+                  <pic:nvPicPr>
+                    <pic:cNvPr id="842168380" name=""/>
+                    <pic:cNvPicPr/>
+                  </pic:nvPicPr>
+                  <pic:blipFill>
+                    <a:blip r:embed="rId10"/>
+                    <a:stretch>
+                      <a:fillRect/>
+                    </a:stretch>
+                  </pic:blipFill>
+                  <pic:spPr>
+                    <a:xfrm>
+                      <a:off x="0" y="0"/>
+                      <a:ext cx="5943600" cy="4645025"/>
+                    </a:xfrm>
+                    <a:prstGeom prst="rect">
+                      <a:avLst/>
+                    </a:prstGeom>
+                  </pic:spPr>
+                </pic:pic>
+              </a:graphicData>
+            </a:graphic>
+          </wp:inline>
+        </w:drawing>
+      </w:r>
+    </w:p>
+    <w:p>
+      <w:pPr>
+        <w:rPr>
+          <w:lang w:val="es-MX"/>
+        </w:rPr>
+      </w:pPr>
+    </w:p>
+    <w:p>
+      <w:pPr>
+        <w:pStyle w:val="ListParagraph"/>
+        <w:numPr>
+          <w:ilvl w:val="1"/>
+          <w:numId w:val="5"/>
+        </w:numPr>
+        <w:rPr>
+          <w:lang w:val="es-MX"/>
+        </w:rPr>
+      </w:pPr>
+      <w:r>
+        <w:rPr>
+          <w:lang w:val="es-MX"/>
+        </w:rPr>
+        <w:t>Sdasdas</w:t>
+      </w:r>
+    </w:p>
+    <w:p>
+      <w:pPr>
+        <w:pStyle w:val="ListParagraph"/>
+        <w:numPr>
+          <w:ilvl w:val="1"/>
+          <w:numId w:val="5"/>
+        </w:numPr>
+        <w:rPr>
+          <w:lang w:val="es-MX"/>
+        </w:rPr>
+      </w:pPr>
+      <w:r>
+        <w:rPr>
+          <w:lang w:val="es-MX"/>
+        </w:rPr>
+        <w:t>Asdasd</w:t>
+      </w:r>
+    </w:p>
+    <w:p>
+      <w:pPr>
+        <w:rPr>
+          <w:lang w:val="es-MX"/>
+        </w:rPr>
+      </w:pPr>
+      <w:r>
+        <w:rPr>
+          <w:lang w:val="es-MX"/>
+        </w:rPr>
+        <w:lastRenderedPageBreak/>
+        <w:drawing>
+          <wp:inline distT="0" distB="0" distL="0" distR="0" wp14:anchorId="75456ADF" wp14:editId="01A9B401">
+            <wp:extent cx="5943600" cy="6291580"/>
+            <wp:effectExtent l="0" t="0" r="0" b="0"/>
+            <wp:docPr id="2056042110" name="Picture 1"/>
+            <wp:cNvGraphicFramePr>
+              <a:graphicFrameLocks xmlns:a="http://schemas.openxmlformats.org/drawingml/2006/main" noChangeAspect="1"/>
+            </wp:cNvGraphicFramePr>
+            <a:graphic xmlns:a="http://schemas.openxmlformats.org/drawingml/2006/main">
+              <a:graphicData uri="http://schemas.openxmlformats.org/drawingml/2006/picture">
+                <pic:pic xmlns:pic="http://schemas.openxmlformats.org/drawingml/2006/picture">
+                  <pic:nvPicPr>
+                    <pic:cNvPr id="2056042110" name=""/>
+                    <pic:cNvPicPr/>
+                  </pic:nvPicPr>
+                  <pic:blipFill>
+                    <a:blip r:embed="rId11"/>
+                    <a:stretch>
+                      <a:fillRect/>
+                    </a:stretch>
+                  </pic:blipFill>
+                  <pic:spPr>
+                    <a:xfrm>
+                      <a:off x="0" y="0"/>
+                      <a:ext cx="5943600" cy="6291580"/>
+                    </a:xfrm>
+                    <a:prstGeom prst="rect">
+                      <a:avLst/>
+                    </a:prstGeom>
+                  </pic:spPr>
+                </pic:pic>
+              </a:graphicData>
+            </a:graphic>
+          </wp:inline>
+        </w:drawing>
+      </w:r>
+    </w:p>
+    <w:p>
+      <w:pPr>
+        <w:rPr>
+          <w:lang w:val="es-MX"/>
+        </w:rPr>
+      </w:pPr>
+    </w:p>
+    <w:p>
+      <w:pPr>
+        <w:pStyle w:val="ListParagraph"/>
+        <w:numPr>
+          <w:ilvl w:val="1"/>
+          <w:numId w:val="5"/>
+        </w:numPr>
+        <w:rPr>
+          <w:lang w:val="es-MX"/>
+        </w:rPr>
+      </w:pPr>
+      <w:r>
+        <w:rPr>
+          <w:lang w:val="es-MX"/>
+        </w:rPr>
+        <w:t>Asdasd</w:t>
+      </w:r>
+    </w:p>
+    <w:p>
+      <w:pPr>
+        <w:pStyle w:val="ListParagraph"/>
+        <w:numPr>
+          <w:ilvl w:val="1"/>
+          <w:numId w:val="5"/>
+        </w:numPr>
+        <w:rPr>
+          <w:lang w:val="es-MX"/>
+        </w:rPr>
+      </w:pPr>
+      <w:r>
+        <w:rPr>
+          <w:lang w:val="es-MX"/>
+        </w:rPr>
+        <w:t>Asas</w:t>
+      </w:r>
+    </w:p>
+    <w:p>
+      <w:pPr>
+        <w:rPr>
+          <w:lang w:val="es-MX"/>
+        </w:rPr>
+      </w:pPr>
+      <w:r>
+        <w:rPr>
+          <w:lang w:val="es-MX"/>
+        </w:rPr>
+        <w:lastRenderedPageBreak/>
+        <w:drawing>
+          <wp:inline distT="0" distB="0" distL="0" distR="0" wp14:anchorId="41EB9230" wp14:editId="15B1C845">
+            <wp:extent cx="5943600" cy="5288280"/>
+            <wp:effectExtent l="0" t="0" r="0" b="7620"/>
+            <wp:docPr id="2106118610" name="Picture 1"/>
+            <wp:cNvGraphicFramePr>
+              <a:graphicFrameLocks xmlns:a="http://schemas.openxmlformats.org/drawingml/2006/main" noChangeAspect="1"/>
+            </wp:cNvGraphicFramePr>
+            <a:graphic xmlns:a="http://schemas.openxmlformats.org/drawingml/2006/main">
+              <a:graphicData uri="http://schemas.openxmlformats.org/drawingml/2006/picture">
+                <pic:pic xmlns:pic="http://schemas.openxmlformats.org/drawingml/2006/picture">
+                  <pic:nvPicPr>
+                    <pic:cNvPr id="2106118610" name=""/>
+                    <pic:cNvPicPr/>
+                  </pic:nvPicPr>
+                  <pic:blipFill>
+                    <a:blip r:embed="rId12"/>
+                    <a:stretch>
+                      <a:fillRect/>
+                    </a:stretch>
+                  </pic:blipFill>
+                  <pic:spPr>
+                    <a:xfrm>
+                      <a:off x="0" y="0"/>
+                      <a:ext cx="5943600" cy="5288280"/>
+                    </a:xfrm>
+                    <a:prstGeom prst="rect">
+                      <a:avLst/>
+                    </a:prstGeom>
+                  </pic:spPr>
+                </pic:pic>
+              </a:graphicData>
+            </a:graphic>
+          </wp:inline>
+        </w:drawing>
+      </w:r>
+    </w:p>
+    <w:p>
+      <w:pPr>
+        <w:rPr>
+          <w:lang w:val="es-MX"/>
+        </w:rPr>
+      </w:pPr>
+    </w:p>
+    <w:p>
+      <w:pPr>
+        <w:pStyle w:val="ListParagraph"/>
+        <w:numPr>
+          <w:ilvl w:val="1"/>
+          <w:numId w:val="5"/>
+        </w:numPr>
+        <w:rPr>
+          <w:lang w:val="es-MX"/>
+        </w:rPr>
+      </w:pPr>
+      <w:r>
+        <w:rPr>
+          <w:lang w:val="es-MX"/>
+        </w:rPr>
+        <w:t>Asdasd</w:t>
+      </w:r>
+    </w:p>
+    <w:p>
+      <w:pPr>
+        <w:pStyle w:val="ListParagraph"/>
+        <w:numPr>
+          <w:ilvl w:val="1"/>
+          <w:numId w:val="5"/>
+        </w:numPr>
+        <w:rPr>
+          <w:lang w:val="es-MX"/>
+        </w:rPr>
+      </w:pPr>
+      <w:r>
+        <w:rPr>
+          <w:lang w:val="es-MX"/>
+        </w:rPr>
+        <w:t>Adadsa</w:t>
+      </w:r>
+    </w:p>
+    <w:p>
+      <w:pPr>
+        <w:ind w:left="360"/>
+        <w:rPr>
+          <w:lang w:val="es-MX"/>
+        </w:rPr>
+      </w:pPr>
+      <w:r>
+        <w:rPr>
+          <w:lang w:val="es-MX"/>
+        </w:rPr>
+        <w:lastRenderedPageBreak/>
+        <w:drawing>
+          <wp:inline distT="0" distB="0" distL="0" distR="0" wp14:anchorId="22537A92" wp14:editId="299DCA91">
+            <wp:extent cx="5943600" cy="3918585"/>
+            <wp:effectExtent l="0" t="0" r="0" b="5715"/>
+            <wp:docPr id="1992735958" name="Picture 1"/>
+            <wp:cNvGraphicFramePr>
+              <a:graphicFrameLocks xmlns:a="http://schemas.openxmlformats.org/drawingml/2006/main" noChangeAspect="1"/>
+            </wp:cNvGraphicFramePr>
+            <a:graphic xmlns:a="http://schemas.openxmlformats.org/drawingml/2006/main">
+              <a:graphicData uri="http://schemas.openxmlformats.org/drawingml/2006/picture">
+                <pic:pic xmlns:pic="http://schemas.openxmlformats.org/drawingml/2006/picture">
+                  <pic:nvPicPr>
+                    <pic:cNvPr id="1992735958" name=""/>
+                    <pic:cNvPicPr/>
+                  </pic:nvPicPr>
+                  <pic:blipFill>
+                    <a:blip r:embed="rId13"/>
+                    <a:stretch>
+                      <a:fillRect/>
+                    </a:stretch>
+                  </pic:blipFill>
+                  <pic:spPr>
+                    <a:xfrm>
+                      <a:off x="0" y="0"/>
+                      <a:ext cx="5943600" cy="3918585"/>
+                    </a:xfrm>
+                    <a:prstGeom prst="rect">
+                      <a:avLst/>
+                    </a:prstGeom>
+                  </pic:spPr>
+                </pic:pic>
+              </a:graphicData>
+            </a:graphic>
+          </wp:inline>
+        </w:drawing>
+      </w:r>
+    </w:p>
+    <w:p>
+      <w:pPr>
+        <w:ind w:left="360"/>
+        <w:rPr>
+          <w:lang w:val="es-MX"/>
+        </w:rPr>
+      </w:pPr>
+    </w:p>
+    <w:p>
+      <w:pPr>
+        <w:pStyle w:val="ListParagraph"/>
+        <w:numPr>
+          <w:ilvl w:val="1"/>
+          <w:numId w:val="5"/>
+        </w:numPr>
+        <w:rPr>
+          <w:lang w:val="es-MX"/>
+        </w:rPr>
+      </w:pPr>
+      <w:r>
+        <w:rPr>
+          <w:lang w:val="es-MX"/>
+        </w:rPr>
+        <w:t>Adasd</w:t>
+      </w:r>
+    </w:p>
+    <w:p>
+      <w:pPr>
+        <w:jc w:val="center"/>
+        <w:rPr>
+          <w:lang w:val="es-MX"/>
+        </w:rPr>
+      </w:pPr>
+      <w:r>
+        <w:rPr>
+          <w:lang w:val="es-MX"/>
+        </w:rPr>
+        <w:lastRenderedPageBreak/>
+        <w:drawing>
+          <wp:inline distT="0" distB="0" distL="0" distR="0" wp14:anchorId="0FDDA789" wp14:editId="0B23E578">
+            <wp:extent cx="4594860" cy="4381317"/>
+            <wp:effectExtent l="0" t="0" r="0" b="635"/>
+            <wp:docPr id="832014293" name="Picture 1"/>
+            <wp:cNvGraphicFramePr>
+              <a:graphicFrameLocks xmlns:a="http://schemas.openxmlformats.org/drawingml/2006/main" noChangeAspect="1"/>
+            </wp:cNvGraphicFramePr>
+            <a:graphic xmlns:a="http://schemas.openxmlformats.org/drawingml/2006/main">
+              <a:graphicData uri="http://schemas.openxmlformats.org/drawingml/2006/picture">
+                <pic:pic xmlns:pic="http://schemas.openxmlformats.org/drawingml/2006/picture">
+                  <pic:nvPicPr>
+                    <pic:cNvPr id="832014293" name=""/>
+                    <pic:cNvPicPr/>
+                  </pic:nvPicPr>
+                  <pic:blipFill>
+                    <a:blip r:embed="rId14"/>
+                    <a:stretch>
+                      <a:fillRect/>
+                    </a:stretch>
+                  </pic:blipFill>
+                  <pic:spPr>
+                    <a:xfrm>
+                      <a:off x="0" y="0"/>
+                      <a:ext cx="4596562" cy="4382940"/>
+                    </a:xfrm>
+                    <a:prstGeom prst="rect">
+                      <a:avLst/>
+                    </a:prstGeom>
+                  </pic:spPr>
+                </pic:pic>
+              </a:graphicData>
+            </a:graphic>
+          </wp:inline>
+        </w:drawing>
+      </w:r>
+    </w:p>
+    <w:p>
+      <w:pPr>
+        <w:rPr>
+          <w:lang w:val="es-MX"/>
+        </w:rPr>
+      </w:pPr>
+    </w:p>
+    <w:p>
+      <w:pPr>
+        <w:pStyle w:val="ListParagraph"/>
+        <w:numPr>
+          <w:ilvl w:val="1"/>
+          <w:numId w:val="5"/>
+        </w:numPr>
+        <w:rPr>
+          <w:lang w:val="es-MX"/>
+        </w:rPr>
+      </w:pPr>
+      <w:r>
+        <w:rPr>
+          <w:lang w:val="es-MX"/>
+        </w:rPr>
+        <w:t>Asdasd</w:t>
+      </w:r>
+    </w:p>
+    <w:p>
+      <w:pPr>
+        <w:rPr>
+          <w:lang w:val="es-MX"/>
+        </w:rPr>
+      </w:pPr>
+      <w:r>
+        <w:rPr>
+          <w:lang w:val="es-MX"/>
+        </w:rPr>
+        <w:lastRenderedPageBreak/>
+        <w:drawing>
+          <wp:inline distT="0" distB="0" distL="0" distR="0" wp14:anchorId="4B9AE391" wp14:editId="109DD9B1">
+            <wp:extent cx="5943600" cy="5187950"/>
+            <wp:effectExtent l="0" t="0" r="0" b="0"/>
+            <wp:docPr id="266164065" name="Picture 1"/>
+            <wp:cNvGraphicFramePr>
+              <a:graphicFrameLocks xmlns:a="http://schemas.openxmlformats.org/drawingml/2006/main" noChangeAspect="1"/>
+            </wp:cNvGraphicFramePr>
+            <a:graphic xmlns:a="http://schemas.openxmlformats.org/drawingml/2006/main">
+              <a:graphicData uri="http://schemas.openxmlformats.org/drawingml/2006/picture">
+                <pic:pic xmlns:pic="http://schemas.openxmlformats.org/drawingml/2006/picture">
+                  <pic:nvPicPr>
+                    <pic:cNvPr id="266164065" name=""/>
+                    <pic:cNvPicPr/>
+                  </pic:nvPicPr>
+                  <pic:blipFill>
+                    <a:blip r:embed="rId15"/>
+                    <a:stretch>
+                      <a:fillRect/>
+                    </a:stretch>
+                  </pic:blipFill>
+                  <pic:spPr>
+                    <a:xfrm>
+                      <a:off x="0" y="0"/>
+                      <a:ext cx="5943600" cy="5187950"/>
+                    </a:xfrm>
+                    <a:prstGeom prst="rect">
+                      <a:avLst/>
+                    </a:prstGeom>
+                  </pic:spPr>
+                </pic:pic>
+              </a:graphicData>
+            </a:graphic>
+          </wp:inline>
+        </w:drawing>
+      </w:r>
+    </w:p>
+    <w:p>
+      <w:pPr>
+        <w:rPr>
+          <w:lang w:val="es-MX"/>
+        </w:rPr>
+      </w:pPr>
+    </w:p>
+    <w:p>
+      <w:pPr>
+        <w:pStyle w:val="ListParagraph"/>
+        <w:numPr>
+          <w:ilvl w:val="0"/>
+          <w:numId w:val="5"/>
+        </w:numPr>
+        <w:rPr>
+          <w:lang w:val="es-MX"/>
+        </w:rPr>
+      </w:pPr>
+      <w:r>
+        <w:rPr>
+          <w:lang w:val="es-MX"/>
+        </w:rPr>
+        <w:t>Segundo el componente de Usuarios</w:t>
+      </w:r>
+    </w:p>
+    <w:p>
+      <w:pPr>
+        <w:pStyle w:val="ListParagraph"/>
+        <w:numPr>
+          <w:ilvl w:val="0"/>
+          <w:numId w:val="5"/>
+        </w:numPr>
+        <w:rPr>
+          <w:lang w:val="es-MX"/>
+        </w:rPr>
+      </w:pPr>
+      <w:r>
+        <w:rPr>
+          <w:lang w:val="es-MX"/>
+        </w:rPr>
+        <w:t>Tercero</w:t>
+      </w:r>
+      <w:r>
+        <w:rPr>
+          <w:lang w:val="es-MX"/>
+        </w:rPr>
+        <w:t xml:space="preserve"> el componente de </w:t>
+      </w:r>
+      <w:r>
+        <w:rPr>
+          <w:lang w:val="es-MX"/>
+        </w:rPr>
+        <w:t>Tareas</w:t>
+      </w:r>
+    </w:p>
+    <w:p>
+      <w:pPr>
+        <w:pStyle w:val="ListParagraph"/>
+        <w:numPr>
+          <w:ilvl w:val="0"/>
+          <w:numId w:val="5"/>
+        </w:numPr>
+        <w:rPr>
+          <w:lang w:val="es-MX"/>
+        </w:rPr>
+      </w:pPr>
+      <w:r>
+        <w:rPr>
+          <w:lang w:val="es-MX"/>
+        </w:rPr>
+        <w:t>El componente Footer.</w:t>
+      </w:r>
+    </w:p>
+    <w:p>
+      <w:pPr>
+        <w:pStyle w:val="ListParagraph"/>
+        <w:numPr>
+          <w:ilvl w:val="0"/>
+          <w:numId w:val="5"/>
+        </w:numPr>
+        <w:rPr>
+          <w:lang w:val="es-MX"/>
+        </w:rPr>
+      </w:pPr>
+      <w:r>
+        <w:rPr>
+          <w:lang w:val="es-MX"/>
+        </w:rPr>
+        <w:t>El componente Header.</w:t>
+      </w:r>
+    </w:p>
+    <w:p>
+      <w:pPr>
+        <w:pStyle w:val="ListParagraph"/>
+        <w:numPr>
+          <w:ilvl w:val="0"/>
+          <w:numId w:val="5"/>
+        </w:numPr>
+        <w:rPr>
+          <w:lang w:val="es-MX"/>
+        </w:rPr>
+      </w:pPr>
+      <w:r>
+        <w:rPr>
+          <w:lang w:val="es-MX"/>
+        </w:rPr>
+        <w:t>El archivo de app.css.</w:t>
+      </w:r>
+    </w:p>
+    <w:p>
+      <w:pPr>
+        <w:pStyle w:val="ListParagraph"/>
+        <w:numPr>
+          <w:ilvl w:val="0"/>
+          <w:numId w:val="5"/>
+        </w:numPr>
+        <w:rPr>
+          <w:lang w:val="es-MX"/>
+        </w:rPr>
+      </w:pPr>
+      <w:r>
+        <w:rPr>
+          <w:lang w:val="es-MX"/>
+        </w:rPr>
+        <w:t>El archivo de app</w:t>
+      </w:r>
+      <w:r>
+        <w:rPr>
+          <w:lang w:val="es-MX"/>
+        </w:rPr>
+        <w:t>.jsx.</w:t>
+      </w:r>
+    </w:p>
+    <w:p>
+      <w:pPr>
+        <w:pStyle w:val="ListParagraph"/>
+        <w:numPr>
+          <w:ilvl w:val="0"/>
+          <w:numId w:val="5"/>
+        </w:numPr>
+        <w:rPr>
+          <w:lang w:val="es-MX"/>
+        </w:rPr>
+      </w:pPr>
+      <w:r>
+        <w:rPr>
+          <w:lang w:val="es-MX"/>
+        </w:rPr>
+        <w:t>El archivo de crearbd de Python.</w:t>
+      </w:r>
+    </w:p>
+    <w:p>
+      <w:pPr>
+        <w:pStyle w:val="ListParagraph"/>
+        <w:numPr>
+          <w:ilvl w:val="0"/>
+          <w:numId w:val="5"/>
+        </w:numPr>
+        <w:rPr>
+          <w:lang w:val="es-MX"/>
+        </w:rPr>
+      </w:pPr>
+      <w:r>
+        <w:rPr>
+          <w:lang w:val="es-MX"/>
+        </w:rPr>
+        <w:t xml:space="preserve">El archivo de </w:t>
+      </w:r>
+      <w:r>
+        <w:rPr>
+          <w:lang w:val="es-MX"/>
+        </w:rPr>
+        <w:t>main</w:t>
+      </w:r>
+      <w:r>
+        <w:rPr>
+          <w:lang w:val="es-MX"/>
+        </w:rPr>
+        <w:t>.jsx</w:t>
+      </w:r>
+      <w:r>
+        <w:rPr>
+          <w:lang w:val="es-MX"/>
+        </w:rPr>
+        <w:t xml:space="preserve"> </w:t>
+      </w:r>
+      <w:r>
+        <w:rPr>
+          <w:lang w:val="es-MX"/>
+        </w:rPr>
+        <w:t>e index.css.</w:t>
+      </w:r>
+    </w:p>
+    <w:p>
+      <w:pPr>
+        <w:rPr>
+          <w:lang w:val="es-MX"/>
+        </w:rPr>
+      </w:pPr>
+    </w:p>
+    <w:p>
+      <w:pPr>
+        <w:pStyle w:val="ListParagraph"/>
+        <w:numPr>
+          <w:ilvl w:val="0"/>
+          <w:numId w:val="1"/>
+        </w:numPr>
+        <w:outlineLvl w:val="0"/>
+        <w:rPr>
+          <w:b/>
+          <w:bCs/>
+        </w:rPr>
+      </w:pPr>
+      <w:bookmarkStart w:id="5" w:name="_Toc224080440"/>
+      <w:r>
+        <w:rPr>
+          <w:b/>
+          <w:bCs/>
+        </w:rPr>
+        <w:t xml:space="preserve">Desarrollo </w:t>
+      </w:r>
+      <w:r>
+        <w:rPr>
+          <w:b/>
+          <w:bCs/>
+        </w:rPr>
+        <w:t>Back</w:t>
+      </w:r>
+      <w:r>
+        <w:rPr>
+          <w:b/>
+          <w:bCs/>
+        </w:rPr>
+        <w:t>-End.</w:t>
+      </w:r>
+      <w:bookmarkEnd w:id="5"/>
+    </w:p>
+    <w:p>
+      <w:pPr>
+        <w:rPr>
+          <w:lang w:val="es-MX"/>
+        </w:rPr>
+      </w:pPr>
+      <w:r>
+        <w:rPr>
+          <w:lang w:val="es-MX"/>
+        </w:rPr>
+        <w:lastRenderedPageBreak/>
+        <w:t xml:space="preserve">En cuanto al Desarrollo de </w:t>
+      </w:r>
+      <w:r>
+        <w:rPr>
+          <w:lang w:val="es-MX"/>
+        </w:rPr>
+        <w:t>Back</w:t>
+      </w:r>
+      <w:r>
+        <w:rPr>
+          <w:lang w:val="es-MX"/>
+        </w:rPr>
+        <w:t xml:space="preserve"> End </w:t>
+      </w:r>
+      <w:r>
+        <w:rPr>
+          <w:lang w:val="es-MX"/>
+        </w:rPr>
+        <w:t>se crearon lo siguientes archivos tipo jsx.</w:t>
+      </w:r>
+    </w:p>
+    <w:p>
+      <w:pPr>
+        <w:pStyle w:val="ListParagraph"/>
+        <w:numPr>
+          <w:ilvl w:val="0"/>
+          <w:numId w:val="6"/>
+        </w:numPr>
+        <w:rPr>
+          <w:lang w:val="es-MX"/>
+        </w:rPr>
+      </w:pPr>
+      <w:r>
+        <w:rPr>
+          <w:lang w:val="es-MX"/>
+        </w:rPr>
+        <w:t>Primero la ruta de asignación de tareas.</w:t>
+      </w:r>
+    </w:p>
+    <w:p>
+      <w:pPr>
+        <w:pStyle w:val="ListParagraph"/>
+        <w:numPr>
+          <w:ilvl w:val="0"/>
+          <w:numId w:val="6"/>
+        </w:numPr>
+        <w:rPr>
+          <w:lang w:val="es-MX"/>
+        </w:rPr>
+      </w:pPr>
+      <w:r>
+        <w:rPr>
+          <w:lang w:val="es-MX"/>
+        </w:rPr>
+        <w:t xml:space="preserve">Segundo </w:t>
+      </w:r>
+      <w:r>
+        <w:rPr>
+          <w:lang w:val="es-MX"/>
+        </w:rPr>
+        <w:t>la ruta de gestión de usuarios.</w:t>
+      </w:r>
+    </w:p>
+    <w:p>
+      <w:pPr>
+        <w:pStyle w:val="ListParagraph"/>
+        <w:numPr>
+          <w:ilvl w:val="0"/>
+          <w:numId w:val="6"/>
+        </w:numPr>
+        <w:rPr>
+          <w:lang w:val="es-MX"/>
+        </w:rPr>
+      </w:pPr>
+      <w:r>
+        <w:rPr>
+          <w:lang w:val="es-MX"/>
+        </w:rPr>
+        <w:t xml:space="preserve">Tercero </w:t>
+      </w:r>
+      <w:r>
+        <w:rPr>
+          <w:lang w:val="es-MX"/>
+        </w:rPr>
+        <w:t>la ruta de proyectos.</w:t>
+      </w:r>
+    </w:p>
+    <w:p>
+      <w:pPr>
+        <w:pStyle w:val="ListParagraph"/>
+        <w:numPr>
+          <w:ilvl w:val="0"/>
+          <w:numId w:val="6"/>
+        </w:numPr>
+        <w:rPr>
+          <w:lang w:val="es-MX"/>
+        </w:rPr>
+      </w:pPr>
+      <w:r>
+        <w:rPr>
+          <w:lang w:val="es-MX"/>
+        </w:rPr>
+        <w:t xml:space="preserve">El </w:t>
+      </w:r>
+      <w:r>
+        <w:rPr>
+          <w:lang w:val="es-MX"/>
+        </w:rPr>
+        <w:t>archivo env.</w:t>
+      </w:r>
+    </w:p>
+    <w:p>
+      <w:pPr>
+        <w:pStyle w:val="ListParagraph"/>
+        <w:numPr>
+          <w:ilvl w:val="0"/>
+          <w:numId w:val="6"/>
+        </w:numPr>
+        <w:rPr>
+          <w:lang w:val="es-MX"/>
+        </w:rPr>
+      </w:pPr>
+      <w:r>
+        <w:rPr>
+          <w:lang w:val="es-MX"/>
+        </w:rPr>
+        <w:t xml:space="preserve">El archivo de </w:t>
+      </w:r>
+      <w:r>
+        <w:rPr>
+          <w:lang w:val="es-MX"/>
+        </w:rPr>
+        <w:t>db.js</w:t>
+      </w:r>
+    </w:p>
+    <w:p>
+      <w:pPr>
+        <w:pStyle w:val="ListParagraph"/>
+        <w:numPr>
+          <w:ilvl w:val="0"/>
+          <w:numId w:val="6"/>
+        </w:numPr>
+        <w:rPr>
+          <w:lang w:val="es-MX"/>
+        </w:rPr>
+      </w:pPr>
+      <w:r>
+        <w:rPr>
+          <w:lang w:val="es-MX"/>
+        </w:rPr>
+        <w:t xml:space="preserve">El archivo de </w:t>
+      </w:r>
+      <w:r>
+        <w:rPr>
+          <w:lang w:val="es-MX"/>
+        </w:rPr>
+        <w:t>server.js.</w:t>
+      </w:r>
+    </w:p>
+    <w:p>
+      <w:pPr>
+        <w:rPr>
+          <w:b/>
+          <w:bCs/>
+          <w:lang w:val="es-MX"/>
+        </w:rPr>
+      </w:pPr>
+    </w:p>
+    <w:p>
+      <w:pPr>
+        <w:rPr>
+          <w:lang w:val="es-MX"/>
+        </w:rPr>
+      </w:pPr>
+    </w:p>
+    <w:p>
+      <w:pPr>
+        <w:pStyle w:val="ListParagraph"/>
+        <w:numPr>
+          <w:ilvl w:val="0"/>
+          <w:numId w:val="1"/>
+        </w:numPr>
+        <w:outlineLvl w:val="0"/>
+        <w:rPr>
+          <w:b/>
+          <w:bCs/>
+        </w:rPr>
+      </w:pPr>
+      <w:bookmarkStart w:id="6" w:name="_Toc224080441"/>
+      <w:r>
+        <w:rPr>
+          <w:b/>
+          <w:bCs/>
+        </w:rPr>
+        <w:t>Integracion y pruebas.</w:t>
+      </w:r>
+      <w:bookmarkEnd w:id="6"/>
+    </w:p>
+    <w:p>
+      <w:pPr>
+        <w:rPr>
+          <w:lang w:val="es-MX"/>
+        </w:rPr>
+      </w:pPr>
+      <w:r>
+        <w:rPr>
+          <w:lang w:val="es-MX"/>
+        </w:rPr>
+        <w:t>En cuanto a</w:t>
+      </w:r>
+      <w:r>
+        <w:rPr>
+          <w:lang w:val="es-MX"/>
+        </w:rPr>
+        <w:t xml:space="preserve"> las pruebas se utilizo thunder para probar los métodos de get, update, post y delete.</w:t>
+      </w:r>
+      <w:r>
+        <w:rPr>
+          <w:b/>
+          <w:bCs/>
+          <w:lang w:val="es-MX"/>
+        </w:rPr>
+        <w:t xml:space="preserve"> </w:t>
+      </w:r>
+      <w:r>
+        <w:rPr>
+          <w:lang w:val="es-MX"/>
+        </w:rPr>
+        <w:t xml:space="preserve">A </w:t>
+      </w:r>
+      <w:r>
+        <w:rPr>
+          <w:lang w:val="es-MX"/>
+        </w:rPr>
+        <w:t>continuación,</w:t>
+      </w:r>
+      <w:r>
+        <w:rPr>
+          <w:lang w:val="es-MX"/>
+        </w:rPr>
+        <w:t xml:space="preserve"> se muestra las pruebas con proyectos, </w:t>
+      </w:r>
+      <w:r>
+        <w:rPr>
+          <w:lang w:val="es-MX"/>
+        </w:rPr>
+        <w:t xml:space="preserve">usuarios y </w:t>
+      </w:r>
+      <w:r>
+        <w:rPr>
+          <w:lang w:val="es-MX"/>
+        </w:rPr>
+        <w:t>tareas,</w:t>
+      </w:r>
+      <w:r>
+        <w:rPr>
+          <w:lang w:val="es-MX"/>
+        </w:rPr>
+        <w:t xml:space="preserve"> así como</w:t>
+      </w:r>
+      <w:r>
+        <w:rPr>
+          <w:lang w:val="es-MX"/>
+        </w:rPr>
+        <w:t xml:space="preserve"> los resultados en la base de datos mysql.</w:t>
+      </w:r>
+    </w:p>
+    <w:p>
+      <w:pPr>
+        <w:pStyle w:val="ListParagraph"/>
+        <w:numPr>
+          <w:ilvl w:val="0"/>
+          <w:numId w:val="7"/>
+        </w:numPr>
+        <w:rPr>
+          <w:lang w:val="es-MX"/>
+        </w:rPr>
+      </w:pPr>
+      <w:r>
+        <w:rPr>
+          <w:lang w:val="es-MX"/>
+        </w:rPr>
+        <w:t xml:space="preserve">Para proyectos con get </w:t>
+      </w:r>
+      <w:r>
+        <w:rPr>
+          <w:lang w:val="es-MX"/>
+        </w:rPr>
+        <w:t>se muestra el codigo de prueba y su resultado en thunder.</w:t>
+      </w:r>
+    </w:p>
+    <w:p>
+      <w:pPr>
+        <w:pStyle w:val="ListParagraph"/>
+        <w:numPr>
+          <w:ilvl w:val="0"/>
+          <w:numId w:val="7"/>
+        </w:numPr>
+        <w:rPr>
+          <w:lang w:val="es-MX"/>
+        </w:rPr>
+      </w:pPr>
+      <w:r>
+        <w:rPr>
+          <w:lang w:val="es-MX"/>
+        </w:rPr>
+        <w:t xml:space="preserve">Para proyectos con </w:t>
+      </w:r>
+      <w:r>
+        <w:rPr>
+          <w:lang w:val="es-MX"/>
+        </w:rPr>
+        <w:t>post</w:t>
+      </w:r>
+      <w:r>
+        <w:rPr>
+          <w:lang w:val="es-MX"/>
+        </w:rPr>
+        <w:t xml:space="preserve"> se muestra el codigo de prueba y su resultado en thunder.</w:t>
+      </w:r>
+    </w:p>
+    <w:p>
+      <w:pPr>
+        <w:pStyle w:val="ListParagraph"/>
+        <w:numPr>
+          <w:ilvl w:val="0"/>
+          <w:numId w:val="7"/>
+        </w:numPr>
+        <w:rPr>
+          <w:lang w:val="es-MX"/>
+        </w:rPr>
+      </w:pPr>
+      <w:r>
+        <w:rPr>
+          <w:lang w:val="es-MX"/>
+        </w:rPr>
+        <w:t xml:space="preserve">Para proyectos con </w:t>
+      </w:r>
+      <w:r>
+        <w:rPr>
+          <w:lang w:val="es-MX"/>
+        </w:rPr>
+        <w:t>update</w:t>
+      </w:r>
+      <w:r>
+        <w:rPr>
+          <w:lang w:val="es-MX"/>
+        </w:rPr>
+        <w:t xml:space="preserve"> se muestra el codigo de prueba y su resultado en thunder.</w:t>
+      </w:r>
+    </w:p>
+    <w:p>
+      <w:pPr>
+        <w:pStyle w:val="ListParagraph"/>
+        <w:numPr>
+          <w:ilvl w:val="0"/>
+          <w:numId w:val="7"/>
+        </w:numPr>
+        <w:rPr>
+          <w:lang w:val="es-MX"/>
+        </w:rPr>
+      </w:pPr>
+      <w:r>
+        <w:rPr>
+          <w:lang w:val="es-MX"/>
+        </w:rPr>
+        <w:t xml:space="preserve">Para proyectos con </w:t>
+      </w:r>
+      <w:r>
+        <w:rPr>
+          <w:lang w:val="es-MX"/>
+        </w:rPr>
+        <w:t>delete</w:t>
+      </w:r>
+      <w:r>
+        <w:rPr>
+          <w:lang w:val="es-MX"/>
+        </w:rPr>
+        <w:t xml:space="preserve"> se muestra el codigo de prueba y su resultado en thunder.</w:t>
+      </w:r>
+    </w:p>
+    <w:p>
+      <w:pPr>
+        <w:pStyle w:val="ListParagraph"/>
+        <w:numPr>
+          <w:ilvl w:val="0"/>
+          <w:numId w:val="7"/>
+        </w:numPr>
+        <w:rPr>
+          <w:lang w:val="es-MX"/>
+        </w:rPr>
+      </w:pPr>
+      <w:r>
+        <w:rPr>
+          <w:lang w:val="es-MX"/>
+        </w:rPr>
+        <w:t xml:space="preserve">Para </w:t>
+      </w:r>
+      <w:r>
+        <w:rPr>
+          <w:lang w:val="es-MX"/>
+        </w:rPr>
+        <w:t>usuarios</w:t>
+      </w:r>
+      <w:r>
+        <w:rPr>
+          <w:lang w:val="es-MX"/>
+        </w:rPr>
+        <w:t xml:space="preserve"> con get se muestra el codigo de prueba y su resultado en thunder.</w:t>
+      </w:r>
+    </w:p>
+    <w:p>
+      <w:pPr>
+        <w:pStyle w:val="ListParagraph"/>
+        <w:numPr>
+          <w:ilvl w:val="0"/>
+          <w:numId w:val="7"/>
+        </w:numPr>
+        <w:rPr>
+          <w:lang w:val="es-MX"/>
+        </w:rPr>
+      </w:pPr>
+      <w:r>
+        <w:rPr>
+          <w:lang w:val="es-MX"/>
+        </w:rPr>
+        <w:t xml:space="preserve">Para </w:t>
+      </w:r>
+      <w:r>
+        <w:rPr>
+          <w:lang w:val="es-MX"/>
+        </w:rPr>
+        <w:t xml:space="preserve">usuarios </w:t>
+      </w:r>
+      <w:r>
+        <w:rPr>
+          <w:lang w:val="es-MX"/>
+        </w:rPr>
+        <w:t>con post se muestra el codigo de prueba y su resultado en thunder.</w:t>
+      </w:r>
+    </w:p>
+    <w:p>
+      <w:pPr>
+        <w:pStyle w:val="ListParagraph"/>
+        <w:numPr>
+          <w:ilvl w:val="0"/>
+          <w:numId w:val="7"/>
+        </w:numPr>
+        <w:rPr>
+          <w:lang w:val="es-MX"/>
+        </w:rPr>
+      </w:pPr>
+      <w:r>
+        <w:rPr>
+          <w:lang w:val="es-MX"/>
+        </w:rPr>
+        <w:t xml:space="preserve">Para </w:t>
+      </w:r>
+      <w:r>
+        <w:rPr>
+          <w:lang w:val="es-MX"/>
+        </w:rPr>
+        <w:t>usuarios</w:t>
+      </w:r>
+      <w:r>
+        <w:rPr>
+          <w:lang w:val="es-MX"/>
+        </w:rPr>
+        <w:t xml:space="preserve"> con update se muestra el codigo de prueba y su resultado en thunder.</w:t>
+      </w:r>
+    </w:p>
+    <w:p>
+      <w:pPr>
+        <w:pStyle w:val="ListParagraph"/>
+        <w:numPr>
+          <w:ilvl w:val="0"/>
+          <w:numId w:val="7"/>
+        </w:numPr>
+        <w:rPr>
+          <w:lang w:val="es-MX"/>
+        </w:rPr>
+      </w:pPr>
+      <w:r>
+        <w:rPr>
+          <w:lang w:val="es-MX"/>
+        </w:rPr>
+        <w:t xml:space="preserve">Para </w:t>
+      </w:r>
+      <w:r>
+        <w:rPr>
+          <w:lang w:val="es-MX"/>
+        </w:rPr>
+        <w:t xml:space="preserve">usuarios </w:t>
+      </w:r>
+      <w:r>
+        <w:rPr>
+          <w:lang w:val="es-MX"/>
+        </w:rPr>
+        <w:t>con delete se muestra el codigo de prueba y su resultado en thunder.</w:t>
+      </w:r>
+    </w:p>
+    <w:p>
+      <w:pPr>
+        <w:pStyle w:val="ListParagraph"/>
+        <w:numPr>
+          <w:ilvl w:val="0"/>
+          <w:numId w:val="7"/>
+        </w:numPr>
+        <w:rPr>
+          <w:lang w:val="es-MX"/>
+        </w:rPr>
+      </w:pPr>
+      <w:r>
+        <w:rPr>
+          <w:lang w:val="es-MX"/>
+        </w:rPr>
+        <w:t xml:space="preserve">Para </w:t>
+      </w:r>
+      <w:r>
+        <w:rPr>
+          <w:lang w:val="es-MX"/>
+        </w:rPr>
+        <w:t>tareas</w:t>
+      </w:r>
+      <w:r>
+        <w:rPr>
+          <w:lang w:val="es-MX"/>
+        </w:rPr>
+        <w:t xml:space="preserve"> con get se muestra el codigo de prueba y su resultado en thunder.</w:t>
+      </w:r>
+    </w:p>
+    <w:p>
+      <w:pPr>
+        <w:pStyle w:val="ListParagraph"/>
+        <w:numPr>
+          <w:ilvl w:val="0"/>
+          <w:numId w:val="7"/>
+        </w:numPr>
+        <w:rPr>
+          <w:lang w:val="es-MX"/>
+        </w:rPr>
+      </w:pPr>
+      <w:r>
+        <w:rPr>
+          <w:lang w:val="es-MX"/>
+        </w:rPr>
+        <w:t xml:space="preserve">Para </w:t>
+      </w:r>
+      <w:r>
+        <w:rPr>
+          <w:lang w:val="es-MX"/>
+        </w:rPr>
+        <w:t>tareas</w:t>
+      </w:r>
+      <w:r>
+        <w:rPr>
+          <w:lang w:val="es-MX"/>
+        </w:rPr>
+        <w:t xml:space="preserve"> con post se muestra el codigo de prueba y su resultado en thunder.</w:t>
+      </w:r>
+    </w:p>
+    <w:p>
+      <w:pPr>
+        <w:pStyle w:val="ListParagraph"/>
+        <w:numPr>
+          <w:ilvl w:val="0"/>
+          <w:numId w:val="7"/>
+        </w:numPr>
+        <w:rPr>
+          <w:lang w:val="es-MX"/>
+        </w:rPr>
+      </w:pPr>
+      <w:r>
+        <w:rPr>
+          <w:lang w:val="es-MX"/>
+        </w:rPr>
+        <w:t xml:space="preserve">Para </w:t>
+      </w:r>
+      <w:r>
+        <w:rPr>
+          <w:lang w:val="es-MX"/>
+        </w:rPr>
+        <w:t xml:space="preserve">tareas </w:t>
+      </w:r>
+      <w:r>
+        <w:rPr>
+          <w:lang w:val="es-MX"/>
+        </w:rPr>
+        <w:t>con update se muestra el codigo de prueba y su resultado en thunder.</w:t>
+      </w:r>
+    </w:p>
+    <w:p>
+      <w:pPr>
+        <w:pStyle w:val="ListParagraph"/>
+        <w:numPr>
+          <w:ilvl w:val="0"/>
+          <w:numId w:val="7"/>
+        </w:numPr>
+        <w:rPr>
+          <w:lang w:val="es-MX"/>
+        </w:rPr>
+      </w:pPr>
+      <w:r>
+        <w:rPr>
+          <w:lang w:val="es-MX"/>
+        </w:rPr>
+        <w:t xml:space="preserve">Para </w:t>
+      </w:r>
+      <w:r>
+        <w:rPr>
+          <w:lang w:val="es-MX"/>
+        </w:rPr>
+        <w:t>tareas</w:t>
+      </w:r>
+      <w:r>
+        <w:rPr>
+          <w:lang w:val="es-MX"/>
+        </w:rPr>
+        <w:t xml:space="preserve"> con delete se muestra el codigo de prueba y su resultado en thunder.</w:t>
+      </w:r>
+    </w:p>
+    <w:p>
+      <w:pPr>
+        <w:pStyle w:val="ListParagraph"/>
+        <w:numPr>
+          <w:ilvl w:val="0"/>
+          <w:numId w:val="7"/>
+        </w:numPr>
+        <w:rPr>
+          <w:lang w:val="es-MX"/>
+        </w:rPr>
+      </w:pPr>
+      <w:r>
+        <w:rPr>
+          <w:lang w:val="es-MX"/>
+        </w:rPr>
+        <w:t xml:space="preserve">En cuanto se lanzó a producción y se ejecutaron los métodos antes mencionados se puede visualizar los </w:t>
+      </w:r>
+      <w:r>
+        <w:rPr>
+          <w:lang w:val="es-MX"/>
+        </w:rPr>
+        <w:t>resultados de los mismo en la base de datos.</w:t>
+      </w:r>
+    </w:p>
+    <w:p>
+      <w:pPr>
+        <w:pStyle w:val="ListParagraph"/>
+        <w:numPr>
+          <w:ilvl w:val="1"/>
+          <w:numId w:val="7"/>
+        </w:numPr>
+        <w:rPr>
+          <w:lang w:val="es-MX"/>
+        </w:rPr>
+      </w:pPr>
+      <w:r>
+        <w:rPr>
+          <w:lang w:val="es-MX"/>
+        </w:rPr>
+        <w:t>Para crear, editar, visualizar y eliminar un proyecto.</w:t>
+      </w:r>
+    </w:p>
+    <w:p>
+      <w:pPr>
+        <w:pStyle w:val="ListParagraph"/>
+        <w:ind w:left="1440"/>
+        <w:rPr>
+          <w:lang w:val="es-MX"/>
+        </w:rPr>
+      </w:pPr>
+    </w:p>
+    <w:p>
+      <w:pPr>
+        <w:pStyle w:val="ListParagraph"/>
+        <w:numPr>
+          <w:ilvl w:val="1"/>
+          <w:numId w:val="7"/>
+        </w:numPr>
+        <w:rPr>
+          <w:lang w:val="es-MX"/>
+        </w:rPr>
+      </w:pPr>
+      <w:r>
+        <w:rPr>
+          <w:lang w:val="es-MX"/>
+        </w:rPr>
+        <w:t>Para crear, editar, visualizar y eliminar un</w:t>
+      </w:r>
+      <w:r>
+        <w:rPr>
+          <w:lang w:val="es-MX"/>
+        </w:rPr>
+        <w:t>a tarea.</w:t>
+      </w:r>
+    </w:p>
+    <w:p>
+      <w:pPr>
+        <w:pStyle w:val="ListParagraph"/>
+        <w:rPr>
+          <w:lang w:val="es-MX"/>
+        </w:rPr>
+      </w:pPr>
+    </w:p>
+    <w:p>
+      <w:pPr>
+        <w:pStyle w:val="ListParagraph"/>
+        <w:ind w:left="1440"/>
+        <w:rPr>
+          <w:lang w:val="es-MX"/>
+        </w:rPr>
+      </w:pPr>
+    </w:p>
+    <w:p>
+      <w:pPr>
+        <w:pStyle w:val="ListParagraph"/>
+        <w:numPr>
+          <w:ilvl w:val="1"/>
+          <w:numId w:val="7"/>
+        </w:numPr>
+        <w:rPr>
+          <w:lang w:val="es-MX"/>
+        </w:rPr>
+      </w:pPr>
+      <w:r>
+        <w:rPr>
+          <w:lang w:val="es-MX"/>
+        </w:rPr>
+        <w:t xml:space="preserve">Para crear, editar, visualizar y eliminar un </w:t>
+      </w:r>
+      <w:r>
+        <w:rPr>
+          <w:lang w:val="es-MX"/>
+        </w:rPr>
+        <w:t>usuario</w:t>
+      </w:r>
+      <w:r>
+        <w:rPr>
+          <w:lang w:val="es-MX"/>
+        </w:rPr>
+        <w:t>.</w:t>
+      </w:r>
+    </w:p>
+    <w:p>
+      <w:pPr>
+        <w:rPr>
+          <w:lang w:val="es-MX"/>
+        </w:rPr>
+      </w:pPr>
+    </w:p>
+    <w:p>
+      <w:pPr>
+        <w:pStyle w:val="ListParagraph"/>
+        <w:numPr>
+          <w:ilvl w:val="0"/>
+          <w:numId w:val="1"/>
+        </w:numPr>
+        <w:outlineLvl w:val="0"/>
+        <w:rPr>
+          <w:b/>
+          <w:bCs/>
+          <w:lang w:val="es-MX"/>
+        </w:rPr>
+      </w:pPr>
+      <w:bookmarkStart w:id="7" w:name="_Toc224080442"/>
+      <w:r>
+        <w:rPr>
+          <w:b/>
+          <w:bCs/>
+          <w:lang w:val="es-MX"/>
+        </w:rPr>
+        <w:t xml:space="preserve">Video </w:t>
+      </w:r>
+      <w:r>
+        <w:rPr>
+          <w:b/>
+          <w:bCs/>
+          <w:lang w:val="es-MX"/>
+        </w:rPr>
+        <w:t xml:space="preserve">con funcionalidades de la </w:t>
+      </w:r>
+      <w:proofErr w:type="gramStart"/>
+      <w:r>
+        <w:rPr>
+          <w:b/>
+          <w:bCs/>
+          <w:lang w:val="es-MX"/>
+        </w:rPr>
+        <w:t>app</w:t>
+      </w:r>
+      <w:proofErr w:type="gramEnd"/>
+      <w:r>
+        <w:rPr>
+          <w:b/>
+          <w:bCs/>
+          <w:lang w:val="es-MX"/>
+        </w:rPr>
+        <w:t>.</w:t>
+      </w:r>
+      <w:bookmarkEnd w:id="7"/>
+    </w:p>
+    <w:p>
+      <w:pPr>
+        <w:rPr>
+          <w:lang w:val="es-MX"/>
+        </w:rPr>
+      </w:pPr>
+      <w:r>
+        <w:rPr>
+          <w:lang w:val="es-MX"/>
+        </w:rPr>
+        <w:t>En cuanto al video con sus funcionalidades se subió el video a youtube</w:t>
+      </w:r>
+      <w:r>
+        <w:rPr>
+          <w:lang w:val="es-MX"/>
+        </w:rPr>
+        <w:t xml:space="preserve">, se adjuntó el </w:t>
+      </w:r>
+      <w:r>
+        <w:rPr>
+          <w:lang w:val="es-MX"/>
+        </w:rPr>
+        <w:t>video y</w:t>
+      </w:r>
+      <w:r>
+        <w:rPr>
+          <w:lang w:val="es-MX"/>
+        </w:rPr>
+        <w:t xml:space="preserve"> se </w:t>
+      </w:r>
+      <w:r>
+        <w:rPr>
+          <w:lang w:val="es-MX"/>
+        </w:rPr>
+        <w:t>agregó</w:t>
+      </w:r>
+      <w:r>
+        <w:rPr>
+          <w:lang w:val="es-MX"/>
+        </w:rPr>
+        <w:t xml:space="preserve"> al </w:t>
+      </w:r>
+      <w:r>
+        <w:rPr>
+          <w:lang w:val="es-MX"/>
+        </w:rPr>
+        <w:t>enlace</w:t>
+      </w:r>
+      <w:r>
+        <w:rPr>
+          <w:lang w:val="es-MX"/>
+        </w:rPr>
+        <w:t xml:space="preserve"> de </w:t>
+      </w:r>
+      <w:r>
+        <w:rPr>
+          <w:i/>
+          <w:iCs/>
+          <w:lang w:val="es-MX"/>
+        </w:rPr>
+        <w:t>GitHub</w:t>
+      </w:r>
+      <w:r>
+        <w:rPr>
+          <w:i/>
+          <w:iCs/>
+          <w:lang w:val="es-MX"/>
+        </w:rPr>
+        <w:t xml:space="preserve"> </w:t>
+      </w:r>
+      <w:r>
+        <w:rPr>
+          <w:lang w:val="es-MX"/>
+        </w:rPr>
+        <w:t>para su visualización.</w:t>
+      </w:r>
+    </w:p>
+    <w:p>
+      <w:pPr>
+        <w:rPr>
+          <w:lang w:val="es-MX"/>
+        </w:rPr>
+      </w:pPr>
+      <w:hyperlink r:id="rId16" w:history="1">
+        <w:r>
+          <w:rPr>
+            <w:rStyle w:val="Hyperlink"/>
+            <w:lang w:val="es-MX"/>
+          </w:rPr>
+          <w:t>https://github.com/Marianoya/Fullstact_Actividad1</w:t>
+        </w:r>
+      </w:hyperlink>
+    </w:p>
+    <w:p>
+      <w:pPr>
+        <w:rPr>
+          <w:lang w:val="es-MX"/>
+        </w:rPr>
+      </w:pPr>
+    </w:p>
+    <w:p>
+      <w:pPr>
+        <w:pStyle w:val="ListParagraph"/>
+        <w:numPr>
+          <w:ilvl w:val="0"/>
+          <w:numId w:val="1"/>
+        </w:numPr>
+        <w:outlineLvl w:val="0"/>
+        <w:rPr>
+          <w:b/>
+          <w:bCs/>
+          <w:lang w:val="es-MX"/>
+        </w:rPr>
+      </w:pPr>
+      <w:bookmarkStart w:id="8" w:name="_Toc224080443"/>
+      <w:r>
+        <w:rPr>
+          <w:b/>
+          <w:bCs/>
+          <w:lang w:val="es-MX"/>
+        </w:rPr>
+        <w:t>Documentación</w:t>
+      </w:r>
+      <w:r>
+        <w:rPr>
+          <w:b/>
+          <w:bCs/>
+          <w:lang w:val="es-MX"/>
+        </w:rPr>
+        <w:t xml:space="preserve"> de</w:t>
+      </w:r>
+      <w:r>
+        <w:rPr>
+          <w:b/>
+          <w:bCs/>
+          <w:lang w:val="es-MX"/>
+        </w:rPr>
+        <w:t xml:space="preserve"> ejecución en entorno de desarrollo, producción y reporte de pruebas.</w:t>
+      </w:r>
+      <w:bookmarkEnd w:id="8"/>
+    </w:p>
+    <w:p>
+      <w:pPr>
+        <w:rPr>
+          <w:lang w:val="es-MX"/>
+        </w:rPr>
+      </w:pPr>
+    </w:p>
+    <w:p>
+      <w:pPr>
+        <w:rPr>
+          <w:lang w:val="es-MX"/>
+        </w:rPr>
+      </w:pPr>
+      <w:r>
+        <w:rPr>
+          <w:lang w:val="es-MX"/>
+        </w:rPr>
+        <w:t xml:space="preserve">En cuanto a la documentación este documento muestra el detalle del front end, back end, base de datos, y pruebas mediante </w:t>
+      </w:r>
+      <w:r>
+        <w:rPr>
+          <w:i/>
+          <w:iCs/>
+          <w:lang w:val="es-MX"/>
+        </w:rPr>
+        <w:t>T</w:t>
+      </w:r>
+      <w:r>
+        <w:rPr>
+          <w:i/>
+          <w:iCs/>
+          <w:lang w:val="es-MX"/>
+        </w:rPr>
+        <w:t>hunder.</w:t>
+      </w:r>
+      <w:r>
+        <w:rPr>
+          <w:lang w:val="es-MX"/>
+        </w:rPr>
+        <w:t xml:space="preserve"> Finalmente, para el entorno de desarrollo y producción se utilizó lo siguiente.</w:t>
+      </w:r>
+    </w:p>
+    <w:p>
+      <w:pPr>
+        <w:pStyle w:val="ListParagraph"/>
+        <w:numPr>
+          <w:ilvl w:val="0"/>
+          <w:numId w:val="4"/>
+        </w:numPr>
+        <w:rPr>
+          <w:lang w:val="es-MX"/>
+        </w:rPr>
+      </w:pPr>
+      <w:r>
+        <w:rPr>
+          <w:lang w:val="es-MX"/>
+        </w:rPr>
+        <w:t>En dev</w:t>
+      </w:r>
+      <w:r>
+        <w:rPr>
+          <w:lang w:val="es-MX"/>
+        </w:rPr>
+        <w:t xml:space="preserve"> se </w:t>
+      </w:r>
+      <w:r>
+        <w:rPr>
+          <w:lang w:val="es-MX"/>
+        </w:rPr>
+        <w:t xml:space="preserve">corrió el back end mediante npm run dev </w:t>
+      </w:r>
+      <w:r>
+        <w:rPr>
+          <w:lang w:val="es-MX"/>
+        </w:rPr>
+        <w:t>antes de ser lanzado a producción.</w:t>
+      </w:r>
+    </w:p>
+    <w:p>
+      <w:pPr>
+        <w:keepNext/>
+      </w:pPr>
+      <w:r>
+        <w:rPr>
+          <w:lang w:val="es-MX"/>
+        </w:rPr>
+        <w:drawing>
+          <wp:inline distT="0" distB="0" distL="0" distR="0" wp14:anchorId="64843E2E" wp14:editId="1BFF7775">
+            <wp:extent cx="5943600" cy="1617345"/>
+            <wp:effectExtent l="0" t="0" r="0" b="1905"/>
+            <wp:docPr id="1014774878" name="Picture 1"/>
+            <wp:cNvGraphicFramePr>
+              <a:graphicFrameLocks xmlns:a="http://schemas.openxmlformats.org/drawingml/2006/main" noChangeAspect="1"/>
+            </wp:cNvGraphicFramePr>
+            <a:graphic xmlns:a="http://schemas.openxmlformats.org/drawingml/2006/main">
+              <a:graphicData uri="http://schemas.openxmlformats.org/drawingml/2006/picture">
+                <pic:pic xmlns:pic="http://schemas.openxmlformats.org/drawingml/2006/picture">
+                  <pic:nvPicPr>
+                    <pic:cNvPr id="1014774878" name=""/>
+                    <pic:cNvPicPr/>
+                  </pic:nvPicPr>
+                  <pic:blipFill>
+                    <a:blip r:embed="rId17"/>
+                    <a:stretch>
+                      <a:fillRect/>
+                    </a:stretch>
+                  </pic:blipFill>
+                  <pic:spPr>
+                    <a:xfrm>
+                      <a:off x="0" y="0"/>
+                      <a:ext cx="5943600" cy="1617345"/>
+                    </a:xfrm>
+                    <a:prstGeom prst="rect">
+                      <a:avLst/>
+                    </a:prstGeom>
+                  </pic:spPr>
+                </pic:pic>
+              </a:graphicData>
+            </a:graphic>
+          </wp:inline>
+        </w:drawing>
+      </w:r>
+    </w:p>
+    <w:p>
+      <w:pPr>
+        <w:pStyle w:val="Caption"/>
+        <w:jc w:val="center"/>
+      </w:pPr>
+      <w:r>
+        <w:t xml:space="preserve">Ilustración </w:t>
+      </w:r>
+      <w:r>
+        <w:fldChar w:fldCharType="begin"/>
+      </w:r>
+      <w:r>
+        <w:instrText xml:space="preserve"> SEQ Ilustración \* ARABIC </w:instrText>
+      </w:r>
+      <w:r>
+        <w:fldChar w:fldCharType="separate"/>
+      </w:r>
+      <w:r>
+        <w:rPr>
+          <w:noProof/>
+        </w:rPr>
+        <w:t>4</w:t>
+      </w:r>
+      <w:r>
+        <w:fldChar w:fldCharType="end"/>
+      </w:r>
+      <w:r>
+        <w:t>. Npm run dev para front end de dev.</w:t>
+      </w:r>
+    </w:p>
+    <w:p>
+      <w:pPr>
+        <w:rPr>
+          <w:lang w:val="es-MX"/>
+        </w:rPr>
+      </w:pPr>
+    </w:p>
+    <w:p>
+      <w:pPr>
+        <w:keepNext/>
+      </w:pPr>
+      <w:r>
+        <w:rPr>
+          <w:lang w:val="es-MX"/>
+        </w:rPr>
+        <w:drawing>
+          <wp:inline distT="0" distB="0" distL="0" distR="0" wp14:anchorId="2D6981FE" wp14:editId="5C199CD0">
+            <wp:extent cx="5943600" cy="1369695"/>
+            <wp:effectExtent l="0" t="0" r="0" b="1905"/>
+            <wp:docPr id="1132400025" name="Picture 1"/>
+            <wp:cNvGraphicFramePr>
+              <a:graphicFrameLocks xmlns:a="http://schemas.openxmlformats.org/drawingml/2006/main" noChangeAspect="1"/>
+            </wp:cNvGraphicFramePr>
+            <a:graphic xmlns:a="http://schemas.openxmlformats.org/drawingml/2006/main">
+              <a:graphicData uri="http://schemas.openxmlformats.org/drawingml/2006/picture">
+                <pic:pic xmlns:pic="http://schemas.openxmlformats.org/drawingml/2006/picture">
+                  <pic:nvPicPr>
+                    <pic:cNvPr id="1132400025" name=""/>
+                    <pic:cNvPicPr/>
+                  </pic:nvPicPr>
+                  <pic:blipFill>
+                    <a:blip r:embed="rId18"/>
+                    <a:stretch>
+                      <a:fillRect/>
+                    </a:stretch>
+                  </pic:blipFill>
+                  <pic:spPr>
+                    <a:xfrm>
+                      <a:off x="0" y="0"/>
+                      <a:ext cx="5943600" cy="1369695"/>
+                    </a:xfrm>
+                    <a:prstGeom prst="rect">
+                      <a:avLst/>
+                    </a:prstGeom>
+                  </pic:spPr>
+                </pic:pic>
+              </a:graphicData>
+            </a:graphic>
+          </wp:inline>
+        </w:drawing>
+      </w:r>
+    </w:p>
+    <w:p>
+      <w:pPr>
+        <w:pStyle w:val="Caption"/>
+        <w:jc w:val="center"/>
+        <w:rPr>
+          <w:lang w:val="es-MX"/>
+        </w:rPr>
+      </w:pPr>
+      <w:r>
+        <w:t xml:space="preserve">Ilustración </w:t>
+      </w:r>
+      <w:r>
+        <w:fldChar w:fldCharType="begin"/>
+      </w:r>
+      <w:r>
+        <w:instrText xml:space="preserve"> SEQ Ilustración \* ARABIC </w:instrText>
+      </w:r>
+      <w:r>
+        <w:fldChar w:fldCharType="separate"/>
+      </w:r>
+      <w:r>
+        <w:rPr>
+          <w:noProof/>
+        </w:rPr>
+        <w:t>5</w:t>
+      </w:r>
+      <w:r>
+        <w:fldChar w:fldCharType="end"/>
+      </w:r>
+      <w:r>
+        <w:t>. Npm de run dev para back end de dev.</w:t>
+      </w:r>
+    </w:p>
+    <w:p>
+      <w:pPr>
+        <w:pStyle w:val="ListParagraph"/>
+        <w:numPr>
+          <w:ilvl w:val="0"/>
+          <w:numId w:val="4"/>
+        </w:numPr>
+        <w:rPr>
+          <w:lang w:val="es-MX"/>
+        </w:rPr>
+      </w:pPr>
+      <w:r>
+        <w:rPr>
+          <w:lang w:val="es-MX"/>
+        </w:rPr>
+        <w:lastRenderedPageBreak/>
+        <w:t xml:space="preserve">En </w:t>
+      </w:r>
+      <w:r>
+        <w:rPr>
+          <w:lang w:val="es-MX"/>
+        </w:rPr>
+        <w:t>producción se corrió el back end medi</w:t>
+      </w:r>
+      <w:r>
+        <w:rPr>
+          <w:lang w:val="es-MX"/>
+        </w:rPr>
+        <w:t xml:space="preserve">ante un npm start y en el front end se utilizo </w:t>
+      </w:r>
+      <w:r>
+        <w:rPr>
+          <w:lang w:val="es-MX"/>
+        </w:rPr>
+        <w:t xml:space="preserve">npm run build para compilar ambos y mostrar la </w:t>
+      </w:r>
+      <w:r>
+        <w:rPr>
+          <w:lang w:val="es-MX"/>
+        </w:rPr>
+        <w:t>página</w:t>
+      </w:r>
+      <w:r>
+        <w:rPr>
+          <w:lang w:val="es-MX"/>
+        </w:rPr>
+        <w:t xml:space="preserve"> mediante npm</w:t>
+      </w:r>
+      <w:r>
+        <w:rPr>
+          <w:lang w:val="es-MX"/>
+        </w:rPr>
+        <w:t xml:space="preserve"> run preview.</w:t>
+      </w:r>
+    </w:p>
+    <w:p>
+      <w:pPr>
+        <w:keepNext/>
+      </w:pPr>
+      <w:r>
+        <w:rPr>
+          <w:lang w:val="es-MX"/>
+        </w:rPr>
+        <w:drawing>
+          <wp:inline distT="0" distB="0" distL="0" distR="0" wp14:anchorId="6C8A7ABD" wp14:editId="498B37D3">
+            <wp:extent cx="5943600" cy="2708275"/>
+            <wp:effectExtent l="0" t="0" r="0" b="0"/>
+            <wp:docPr id="1996247389" name="Picture 1"/>
+            <wp:cNvGraphicFramePr>
+              <a:graphicFrameLocks xmlns:a="http://schemas.openxmlformats.org/drawingml/2006/main" noChangeAspect="1"/>
+            </wp:cNvGraphicFramePr>
+            <a:graphic xmlns:a="http://schemas.openxmlformats.org/drawingml/2006/main">
+              <a:graphicData uri="http://schemas.openxmlformats.org/drawingml/2006/picture">
+                <pic:pic xmlns:pic="http://schemas.openxmlformats.org/drawingml/2006/picture">
+                  <pic:nvPicPr>
+                    <pic:cNvPr id="1996247389" name=""/>
+                    <pic:cNvPicPr/>
+                  </pic:nvPicPr>
+                  <pic:blipFill>
+                    <a:blip r:embed="rId19"/>
+                    <a:stretch>
+                      <a:fillRect/>
+                    </a:stretch>
+                  </pic:blipFill>
+                  <pic:spPr>
+                    <a:xfrm>
+                      <a:off x="0" y="0"/>
+                      <a:ext cx="5943600" cy="2708275"/>
+                    </a:xfrm>
+                    <a:prstGeom prst="rect">
+                      <a:avLst/>
+                    </a:prstGeom>
+                  </pic:spPr>
+                </pic:pic>
+              </a:graphicData>
+            </a:graphic>
+          </wp:inline>
+        </w:drawing>
+      </w:r>
+    </w:p>
+    <w:p>
+      <w:pPr>
+        <w:pStyle w:val="Caption"/>
+        <w:jc w:val="center"/>
+      </w:pPr>
+      <w:r>
+        <w:t xml:space="preserve">Ilustración </w:t>
+      </w:r>
+      <w:r>
+        <w:fldChar w:fldCharType="begin"/>
+      </w:r>
+      <w:r>
+        <w:instrText xml:space="preserve"> SEQ Ilustración \* ARABIC </w:instrText>
+      </w:r>
+      <w:r>
+        <w:fldChar w:fldCharType="separate"/>
+      </w:r>
+      <w:r>
+        <w:rPr>
+          <w:noProof/>
+        </w:rPr>
+        <w:t>6</w:t>
+      </w:r>
+      <w:r>
+        <w:fldChar w:fldCharType="end"/>
+      </w:r>
+      <w:r>
+        <w:t>. Npm run build y Preview en Front End</w:t>
+      </w:r>
+      <w:r>
+        <w:t xml:space="preserve"> para produccion.</w:t>
+      </w:r>
+    </w:p>
+    <w:p>
+      <w:pPr>
+        <w:keepNext/>
+      </w:pPr>
+      <w:r>
+        <w:rPr>
+          <w:lang w:val="es-MX"/>
+        </w:rPr>
+        <w:drawing>
+          <wp:inline distT="0" distB="0" distL="0" distR="0" wp14:anchorId="2FB74B12" wp14:editId="7D3426D6">
+            <wp:extent cx="5943600" cy="2390775"/>
+            <wp:effectExtent l="0" t="0" r="0" b="9525"/>
+            <wp:docPr id="613448438" name="Picture 1"/>
+            <wp:cNvGraphicFramePr>
+              <a:graphicFrameLocks xmlns:a="http://schemas.openxmlformats.org/drawingml/2006/main" noChangeAspect="1"/>
+            </wp:cNvGraphicFramePr>
+            <a:graphic xmlns:a="http://schemas.openxmlformats.org/drawingml/2006/main">
+              <a:graphicData uri="http://schemas.openxmlformats.org/drawingml/2006/picture">
+                <pic:pic xmlns:pic="http://schemas.openxmlformats.org/drawingml/2006/picture">
+                  <pic:nvPicPr>
+                    <pic:cNvPr id="613448438" name=""/>
+                    <pic:cNvPicPr/>
+                  </pic:nvPicPr>
+                  <pic:blipFill>
+                    <a:blip r:embed="rId20"/>
+                    <a:stretch>
+                      <a:fillRect/>
+                    </a:stretch>
+                  </pic:blipFill>
+                  <pic:spPr>
+                    <a:xfrm>
+                      <a:off x="0" y="0"/>
+                      <a:ext cx="5943600" cy="2390775"/>
+                    </a:xfrm>
+                    <a:prstGeom prst="rect">
+                      <a:avLst/>
+                    </a:prstGeom>
+                  </pic:spPr>
+                </pic:pic>
+              </a:graphicData>
+            </a:graphic>
+          </wp:inline>
+        </w:drawing>
+      </w:r>
+    </w:p>
+    <w:p>
+      <w:pPr>
+        <w:pStyle w:val="Caption"/>
+        <w:jc w:val="center"/>
+        <w:rPr>
+          <w:lang w:val="es-MX"/>
+        </w:rPr>
+      </w:pPr>
+      <w:r>
+        <w:t xml:space="preserve">Ilustración </w:t>
+      </w:r>
+      <w:r>
+        <w:fldChar w:fldCharType="begin"/>
+      </w:r>
+      <w:r>
+        <w:instrText xml:space="preserve"> SEQ Ilustración \* ARABIC </w:instrText>
+      </w:r>
+      <w:r>
+        <w:fldChar w:fldCharType="separate"/>
+      </w:r>
+      <w:r>
+        <w:rPr>
+          <w:noProof/>
+        </w:rPr>
+        <w:t>7</w:t>
+      </w:r>
+      <w:r>
+        <w:fldChar w:fldCharType="end"/>
+      </w:r>
+      <w:r>
+        <w:t xml:space="preserve">. Npm </w:t>
+      </w:r>
+      <w:proofErr w:type="gramStart"/>
+      <w:r>
+        <w:t>start</w:t>
+      </w:r>
+      <w:proofErr w:type="gramEnd"/>
+      <w:r>
+        <w:t xml:space="preserve"> </w:t>
+      </w:r>
+      <w:proofErr w:type="gramStart"/>
+      <w:r>
+        <w:t>de</w:t>
+      </w:r>
+      <w:proofErr w:type="gramEnd"/>
+      <w:r>
+        <w:t xml:space="preserve"> Back End de produccion.</w:t>
+      </w:r>
+    </w:p>
+    <w:p>
+      <w:pPr>
+        <w:rPr>
+          <w:lang w:val="es-MX"/>
+        </w:rPr>
+      </w:pPr>
+    </w:p>
+    <w:p>
+      <w:pPr>
+        <w:rPr>
+          <w:lang w:val="es-MX"/>
+        </w:rPr>
+      </w:pPr>
+    </w:p>
+    <w:p>
+      <w:pPr>
+        <w:rPr>
+          <w:lang w:val="es-MX"/>
+        </w:rPr>
+      </w:pPr>
+    </w:p>
+    <w:p>
+      <w:pPr>
+        <w:rPr>
+          <w:lang w:val="es-MX"/>
+        </w:rPr>
+      </w:pPr>
+    </w:p>
+    <w:p>
+      <w:pPr>
+        <w:rPr>
+          <w:lang w:val="es-MX"/>
+        </w:rPr>
+      </w:pPr>
+    </w:p>
+    <w:p>
+      <w:pPr>
+        <w:rPr>
+          <w:lang w:val="es-MX"/>
+        </w:rPr>
+      </w:pPr>
+    </w:p>
+    <w:p>
+      <w:pPr>
+        <w:rPr>
+          <w:lang w:val="es-MX"/>
+        </w:rPr>
+      </w:pPr>
+    </w:p>
+    <w:p>
+      <w:pPr>
+        <w:rPr>
+          <w:lang w:val="es-MX"/>
+        </w:rPr>
+      </w:pPr>
+    </w:p>
+    <w:p>
+      <w:pPr>
+        <w:pStyle w:val="Heading1"/>
+        <w:rPr>
+          <w:b/>
+          <w:bCs/>
+          <w:color w:val="auto"/>
+          <w:sz w:val="24"/>
+          <w:szCs w:val="24"/>
+          <w:lang w:val="es-MX"/>
+        </w:rPr>
+      </w:pPr>
+      <w:r>
+        <w:rPr>
+          <w:b/>
+          <w:bCs/>
+          <w:color w:val="auto"/>
+          <w:sz w:val="24"/>
+          <w:szCs w:val="24"/>
+          <w:lang w:val="es-MX"/>
+        </w:rPr>
+        <w:t>Ficha Bibliográfica.</w:t>
+      </w:r>
+    </w:p>
+    <w:p>
+      <w:pPr>
+        <w:rPr>
+          <w:lang w:val="es-MX"/>
+        </w:rPr>
+      </w:pPr>
+    </w:p>
+    <w:p>
+      <w:r>
+        <w:t xml:space="preserve">Contributors, M. o. J. T. A. B. (s. f.). </w:t>
+      </w:r>
+      <w:r>
+        <w:rPr>
+          <w:i/>
+          <w:iCs/>
+        </w:rPr>
+        <w:t>Navs and tabs</w:t>
+      </w:r>
+      <w:r>
+        <w:t xml:space="preserve">. </w:t>
+      </w:r>
+      <w:hyperlink r:id="rId21" w:history="1">
+        <w:r>
+          <w:rPr>
+            <w:rStyle w:val="Hyperlink"/>
+          </w:rPr>
+          <w:t>https://getbootstrap.com/docs/5.3/components/navs-tabs/</w:t>
+        </w:r>
+      </w:hyperlink>
+    </w:p>
+    <w:p>
+      <w:r>
+        <w:t xml:space="preserve">Contributors, M. o. J. T. A. B. (s. f.-b). </w:t>
+      </w:r>
+      <w:r>
+        <w:rPr>
+          <w:i/>
+          <w:iCs/>
+        </w:rPr>
+        <w:t>Buttons</w:t>
+      </w:r>
+      <w:r>
+        <w:t xml:space="preserve">. </w:t>
+      </w:r>
+      <w:hyperlink r:id="rId22" w:history="1">
+        <w:r>
+          <w:rPr>
+            <w:rStyle w:val="Hyperlink"/>
+          </w:rPr>
+          <w:t>https://getbootstrap.com/docs/5.3/components/buttons/</w:t>
+        </w:r>
+      </w:hyperlink>
+    </w:p>
+    <w:p>
+      <w:r>
+        <w:rPr>
+          <w:i/>
+          <w:iCs/>
+        </w:rPr>
+        <w:t>Introduction | React Bootstrap</w:t>
+      </w:r>
+      <w:r>
+        <w:t xml:space="preserve">. (s. f.). </w:t>
+      </w:r>
+      <w:hyperlink r:id="rId23" w:history="1">
+        <w:r>
+          <w:rPr>
+            <w:rStyle w:val="Hyperlink"/>
+          </w:rPr>
+          <w:t>https://react-bootstrap.netlify.app/docs/getting-started/introduction/</w:t>
+        </w:r>
+      </w:hyperlink>
+      <w:r>
+        <w:t>?</w:t>
+      </w:r>
+    </w:p>
+    <w:p/>
+    <w:p/>
     <w:p/>
     <w:sectPr>
       <w:pgSz w:w="12240" w:h="15840"/>
@@ -691,12 +4919,190 @@
 <file path=word/numbering.xml><?xml version="1.0" encoding="utf-8"?>
 <w:numbering xmlns:wpc="http://schemas.microsoft.com/office/word/2010/wordprocessingCanvas" xmlns:cx="http://schemas.microsoft.com/office/drawing/2014/chartex" xmlns:cx1="http://schemas.microsoft.com/office/drawing/2015/9/8/chartex" xmlns:cx2="http://schemas.microsoft.com/office/drawing/2015/10/21/chartex" xmlns:cx3="http://schemas.microsoft.com/office/drawing/2016/5/9/chartex" xmlns:cx4="http://schemas.microsoft.com/office/drawing/2016/5/10/chartex" xmlns:cx5="http://schemas.microsoft.com/office/drawing/2016/5/11/chartex" xmlns:cx6="http://schemas.microsoft.com/office/drawing/2016/5/12/chartex" xmlns:cx7="http://schemas.microsoft.com/office/drawing/2016/5/13/chartex" xmlns:cx8="http://schemas.microsoft.com/office/drawing/2016/5/14/chartex" xmlns:mc="http://schemas.openxmlformats.org/markup-compatibility/2006" xmlns:aink="http://schemas.microsoft.com/office/drawing/2016/ink" xmlns:am3d="http://schemas.microsoft.com/office/drawing/2017/model3d" xmlns:o="urn:schemas-microsoft-com:office:office" xmlns:oel="http://schemas.microsoft.com/office/2019/extlst" xmlns:r="http://schemas.openxmlformats.org/officeDocument/2006/relationships" xmlns:m="http://schemas.openxmlformats.org/officeDocument/2006/math" xmlns:v="urn:schemas-microsoft-com:vml" xmlns:wp14="http://schemas.microsoft.com/office/word/2010/wordprocessingDrawing" xmlns:wp="http://schemas.openxmlformats.org/drawingml/2006/wordprocessingDrawing" xmlns:w10="urn:schemas-microsoft-com:office:word" xmlns:w="http://schemas.openxmlformats.org/wordprocessingml/2006/main" xmlns:w14="http://schemas.microsoft.com/office/word/2010/wordml" xmlns:w15="http://schemas.microsoft.com/office/word/2012/wordml" xmlns:w16cex="http://schemas.microsoft.com/office/word/2018/wordml/cex" xmlns:w16cid="http://schemas.microsoft.com/office/word/2016/wordml/cid" xmlns:w16="http://schemas.microsoft.com/office/word/2018/wordml" xmlns:w16du="http://schemas.microsoft.com/office/word/2023/wordml/word16du" xmlns:w16sdtdh="http://schemas.microsoft.com/office/word/2020/wordml/sdtdatahash" xmlns:w16sdtfl="http://schemas.microsoft.com/office/word/2024/wordml/sdtformatlock" xmlns:w16se="http://schemas.microsoft.com/office/word/2015/wordml/symex" xmlns:wpg="http://schemas.microsoft.com/office/word/2010/wordprocessingGroup" xmlns:wpi="http://schemas.microsoft.com/office/word/2010/wordprocessingInk" xmlns:wne="http://schemas.microsoft.com/office/word/2006/wordml" xmlns:wps="http://schemas.microsoft.com/office/word/2010/wordprocessingShape" mc:Ignorable="w14 w15 w16se w16cid w16 w16cex w16sdtdh w16sdtfl w16du wp14">
   <w:abstractNum w:abstractNumId="0" w15:restartNumberingAfterBreak="0">
-    <w:nsid w:val="3DBD380F"/>
+    <w:nsid w:val="17AB306C"/>
     <w:multiLevelType w:val="hybridMultilevel"/>
-    <w:tmpl w:val="55D09860"/>
+    <w:tmpl w:val="2C2CF3FE"/>
+    <w:lvl w:ilvl="0" w:tplc="FFFFFFFF">
+      <w:start w:val="1"/>
+      <w:numFmt w:val="lowerLetter"/>
+      <w:lvlText w:val="%1."/>
+      <w:lvlJc w:val="left"/>
+      <w:pPr>
+        <w:ind w:left="720" w:hanging="360"/>
+      </w:pPr>
+      <w:rPr>
+        <w:rFonts w:hint="default"/>
+      </w:rPr>
+    </w:lvl>
+    <w:lvl w:ilvl="1" w:tplc="FFFFFFFF">
+      <w:start w:val="1"/>
+      <w:numFmt w:val="lowerLetter"/>
+      <w:lvlText w:val="%2."/>
+      <w:lvlJc w:val="left"/>
+      <w:pPr>
+        <w:ind w:left="1440" w:hanging="360"/>
+      </w:pPr>
+    </w:lvl>
+    <w:lvl w:ilvl="2" w:tplc="FFFFFFFF" w:tentative="1">
+      <w:start w:val="1"/>
+      <w:numFmt w:val="lowerRoman"/>
+      <w:lvlText w:val="%3."/>
+      <w:lvlJc w:val="right"/>
+      <w:pPr>
+        <w:ind w:left="2160" w:hanging="180"/>
+      </w:pPr>
+    </w:lvl>
+    <w:lvl w:ilvl="3" w:tplc="FFFFFFFF" w:tentative="1">
+      <w:start w:val="1"/>
+      <w:numFmt w:val="decimal"/>
+      <w:lvlText w:val="%4."/>
+      <w:lvlJc w:val="left"/>
+      <w:pPr>
+        <w:ind w:left="2880" w:hanging="360"/>
+      </w:pPr>
+    </w:lvl>
+    <w:lvl w:ilvl="4" w:tplc="FFFFFFFF" w:tentative="1">
+      <w:start w:val="1"/>
+      <w:numFmt w:val="lowerLetter"/>
+      <w:lvlText w:val="%5."/>
+      <w:lvlJc w:val="left"/>
+      <w:pPr>
+        <w:ind w:left="3600" w:hanging="360"/>
+      </w:pPr>
+    </w:lvl>
+    <w:lvl w:ilvl="5" w:tplc="FFFFFFFF" w:tentative="1">
+      <w:start w:val="1"/>
+      <w:numFmt w:val="lowerRoman"/>
+      <w:lvlText w:val="%6."/>
+      <w:lvlJc w:val="right"/>
+      <w:pPr>
+        <w:ind w:left="4320" w:hanging="180"/>
+      </w:pPr>
+    </w:lvl>
+    <w:lvl w:ilvl="6" w:tplc="FFFFFFFF" w:tentative="1">
+      <w:start w:val="1"/>
+      <w:numFmt w:val="decimal"/>
+      <w:lvlText w:val="%7."/>
+      <w:lvlJc w:val="left"/>
+      <w:pPr>
+        <w:ind w:left="5040" w:hanging="360"/>
+      </w:pPr>
+    </w:lvl>
+    <w:lvl w:ilvl="7" w:tplc="FFFFFFFF" w:tentative="1">
+      <w:start w:val="1"/>
+      <w:numFmt w:val="lowerLetter"/>
+      <w:lvlText w:val="%8."/>
+      <w:lvlJc w:val="left"/>
+      <w:pPr>
+        <w:ind w:left="5760" w:hanging="360"/>
+      </w:pPr>
+    </w:lvl>
+    <w:lvl w:ilvl="8" w:tplc="FFFFFFFF" w:tentative="1">
+      <w:start w:val="1"/>
+      <w:numFmt w:val="lowerRoman"/>
+      <w:lvlText w:val="%9."/>
+      <w:lvlJc w:val="right"/>
+      <w:pPr>
+        <w:ind w:left="6480" w:hanging="180"/>
+      </w:pPr>
+    </w:lvl>
+  </w:abstractNum>
+  <w:abstractNum w:abstractNumId="1" w15:restartNumberingAfterBreak="0">
+    <w:nsid w:val="31612131"/>
+    <w:multiLevelType w:val="hybridMultilevel"/>
+    <w:tmpl w:val="E7EAADB4"/>
     <w:lvl w:ilvl="0" w:tplc="0409000F">
       <w:start w:val="1"/>
       <w:numFmt w:val="decimal"/>
+      <w:lvlText w:val="%1."/>
+      <w:lvlJc w:val="left"/>
+      <w:pPr>
+        <w:ind w:left="720" w:hanging="360"/>
+      </w:pPr>
+      <w:rPr>
+        <w:rFonts w:hint="default"/>
+      </w:rPr>
+    </w:lvl>
+    <w:lvl w:ilvl="1" w:tplc="04090019">
+      <w:start w:val="1"/>
+      <w:numFmt w:val="lowerLetter"/>
+      <w:lvlText w:val="%2."/>
+      <w:lvlJc w:val="left"/>
+      <w:pPr>
+        <w:ind w:left="1440" w:hanging="360"/>
+      </w:pPr>
+    </w:lvl>
+    <w:lvl w:ilvl="2" w:tplc="0409001B" w:tentative="1">
+      <w:start w:val="1"/>
+      <w:numFmt w:val="lowerRoman"/>
+      <w:lvlText w:val="%3."/>
+      <w:lvlJc w:val="right"/>
+      <w:pPr>
+        <w:ind w:left="2160" w:hanging="180"/>
+      </w:pPr>
+    </w:lvl>
+    <w:lvl w:ilvl="3" w:tplc="0409000F" w:tentative="1">
+      <w:start w:val="1"/>
+      <w:numFmt w:val="decimal"/>
+      <w:lvlText w:val="%4."/>
+      <w:lvlJc w:val="left"/>
+      <w:pPr>
+        <w:ind w:left="2880" w:hanging="360"/>
+      </w:pPr>
+    </w:lvl>
+    <w:lvl w:ilvl="4" w:tplc="04090019" w:tentative="1">
+      <w:start w:val="1"/>
+      <w:numFmt w:val="lowerLetter"/>
+      <w:lvlText w:val="%5."/>
+      <w:lvlJc w:val="left"/>
+      <w:pPr>
+        <w:ind w:left="3600" w:hanging="360"/>
+      </w:pPr>
+    </w:lvl>
+    <w:lvl w:ilvl="5" w:tplc="0409001B" w:tentative="1">
+      <w:start w:val="1"/>
+      <w:numFmt w:val="lowerRoman"/>
+      <w:lvlText w:val="%6."/>
+      <w:lvlJc w:val="right"/>
+      <w:pPr>
+        <w:ind w:left="4320" w:hanging="180"/>
+      </w:pPr>
+    </w:lvl>
+    <w:lvl w:ilvl="6" w:tplc="0409000F" w:tentative="1">
+      <w:start w:val="1"/>
+      <w:numFmt w:val="decimal"/>
+      <w:lvlText w:val="%7."/>
+      <w:lvlJc w:val="left"/>
+      <w:pPr>
+        <w:ind w:left="5040" w:hanging="360"/>
+      </w:pPr>
+    </w:lvl>
+    <w:lvl w:ilvl="7" w:tplc="04090019" w:tentative="1">
+      <w:start w:val="1"/>
+      <w:numFmt w:val="lowerLetter"/>
+      <w:lvlText w:val="%8."/>
+      <w:lvlJc w:val="left"/>
+      <w:pPr>
+        <w:ind w:left="5760" w:hanging="360"/>
+      </w:pPr>
+    </w:lvl>
+    <w:lvl w:ilvl="8" w:tplc="0409001B" w:tentative="1">
+      <w:start w:val="1"/>
+      <w:numFmt w:val="lowerRoman"/>
+      <w:lvlText w:val="%9."/>
+      <w:lvlJc w:val="right"/>
+      <w:pPr>
+        <w:ind w:left="6480" w:hanging="180"/>
+      </w:pPr>
+    </w:lvl>
+  </w:abstractNum>
+  <w:abstractNum w:abstractNumId="2" w15:restartNumberingAfterBreak="0">
+    <w:nsid w:val="3B462D7D"/>
+    <w:multiLevelType w:val="hybridMultilevel"/>
+    <w:tmpl w:val="BCA82B88"/>
+    <w:lvl w:ilvl="0" w:tplc="04090019">
+      <w:start w:val="1"/>
+      <w:numFmt w:val="lowerLetter"/>
       <w:lvlText w:val="%1."/>
       <w:lvlJc w:val="left"/>
       <w:pPr>
@@ -779,8 +5185,382 @@
       </w:pPr>
     </w:lvl>
   </w:abstractNum>
+  <w:abstractNum w:abstractNumId="3" w15:restartNumberingAfterBreak="0">
+    <w:nsid w:val="3DBD380F"/>
+    <w:multiLevelType w:val="hybridMultilevel"/>
+    <w:tmpl w:val="55D09860"/>
+    <w:lvl w:ilvl="0" w:tplc="0409000F">
+      <w:start w:val="1"/>
+      <w:numFmt w:val="decimal"/>
+      <w:lvlText w:val="%1."/>
+      <w:lvlJc w:val="left"/>
+      <w:pPr>
+        <w:ind w:left="720" w:hanging="360"/>
+      </w:pPr>
+      <w:rPr>
+        <w:rFonts w:hint="default"/>
+      </w:rPr>
+    </w:lvl>
+    <w:lvl w:ilvl="1" w:tplc="04090019" w:tentative="1">
+      <w:start w:val="1"/>
+      <w:numFmt w:val="lowerLetter"/>
+      <w:lvlText w:val="%2."/>
+      <w:lvlJc w:val="left"/>
+      <w:pPr>
+        <w:ind w:left="1440" w:hanging="360"/>
+      </w:pPr>
+    </w:lvl>
+    <w:lvl w:ilvl="2" w:tplc="0409001B" w:tentative="1">
+      <w:start w:val="1"/>
+      <w:numFmt w:val="lowerRoman"/>
+      <w:lvlText w:val="%3."/>
+      <w:lvlJc w:val="right"/>
+      <w:pPr>
+        <w:ind w:left="2160" w:hanging="180"/>
+      </w:pPr>
+    </w:lvl>
+    <w:lvl w:ilvl="3" w:tplc="0409000F" w:tentative="1">
+      <w:start w:val="1"/>
+      <w:numFmt w:val="decimal"/>
+      <w:lvlText w:val="%4."/>
+      <w:lvlJc w:val="left"/>
+      <w:pPr>
+        <w:ind w:left="2880" w:hanging="360"/>
+      </w:pPr>
+    </w:lvl>
+    <w:lvl w:ilvl="4" w:tplc="04090019" w:tentative="1">
+      <w:start w:val="1"/>
+      <w:numFmt w:val="lowerLetter"/>
+      <w:lvlText w:val="%5."/>
+      <w:lvlJc w:val="left"/>
+      <w:pPr>
+        <w:ind w:left="3600" w:hanging="360"/>
+      </w:pPr>
+    </w:lvl>
+    <w:lvl w:ilvl="5" w:tplc="0409001B" w:tentative="1">
+      <w:start w:val="1"/>
+      <w:numFmt w:val="lowerRoman"/>
+      <w:lvlText w:val="%6."/>
+      <w:lvlJc w:val="right"/>
+      <w:pPr>
+        <w:ind w:left="4320" w:hanging="180"/>
+      </w:pPr>
+    </w:lvl>
+    <w:lvl w:ilvl="6" w:tplc="0409000F" w:tentative="1">
+      <w:start w:val="1"/>
+      <w:numFmt w:val="decimal"/>
+      <w:lvlText w:val="%7."/>
+      <w:lvlJc w:val="left"/>
+      <w:pPr>
+        <w:ind w:left="5040" w:hanging="360"/>
+      </w:pPr>
+    </w:lvl>
+    <w:lvl w:ilvl="7" w:tplc="04090019" w:tentative="1">
+      <w:start w:val="1"/>
+      <w:numFmt w:val="lowerLetter"/>
+      <w:lvlText w:val="%8."/>
+      <w:lvlJc w:val="left"/>
+      <w:pPr>
+        <w:ind w:left="5760" w:hanging="360"/>
+      </w:pPr>
+    </w:lvl>
+    <w:lvl w:ilvl="8" w:tplc="0409001B" w:tentative="1">
+      <w:start w:val="1"/>
+      <w:numFmt w:val="lowerRoman"/>
+      <w:lvlText w:val="%9."/>
+      <w:lvlJc w:val="right"/>
+      <w:pPr>
+        <w:ind w:left="6480" w:hanging="180"/>
+      </w:pPr>
+    </w:lvl>
+  </w:abstractNum>
+  <w:abstractNum w:abstractNumId="4" w15:restartNumberingAfterBreak="0">
+    <w:nsid w:val="4B2A5410"/>
+    <w:multiLevelType w:val="hybridMultilevel"/>
+    <w:tmpl w:val="BA2EF572"/>
+    <w:lvl w:ilvl="0" w:tplc="04090019">
+      <w:start w:val="1"/>
+      <w:numFmt w:val="lowerLetter"/>
+      <w:lvlText w:val="%1."/>
+      <w:lvlJc w:val="left"/>
+      <w:pPr>
+        <w:ind w:left="720" w:hanging="360"/>
+      </w:pPr>
+      <w:rPr>
+        <w:rFonts w:hint="default"/>
+      </w:rPr>
+    </w:lvl>
+    <w:lvl w:ilvl="1" w:tplc="04090019" w:tentative="1">
+      <w:start w:val="1"/>
+      <w:numFmt w:val="lowerLetter"/>
+      <w:lvlText w:val="%2."/>
+      <w:lvlJc w:val="left"/>
+      <w:pPr>
+        <w:ind w:left="1440" w:hanging="360"/>
+      </w:pPr>
+    </w:lvl>
+    <w:lvl w:ilvl="2" w:tplc="0409001B" w:tentative="1">
+      <w:start w:val="1"/>
+      <w:numFmt w:val="lowerRoman"/>
+      <w:lvlText w:val="%3."/>
+      <w:lvlJc w:val="right"/>
+      <w:pPr>
+        <w:ind w:left="2160" w:hanging="180"/>
+      </w:pPr>
+    </w:lvl>
+    <w:lvl w:ilvl="3" w:tplc="0409000F" w:tentative="1">
+      <w:start w:val="1"/>
+      <w:numFmt w:val="decimal"/>
+      <w:lvlText w:val="%4."/>
+      <w:lvlJc w:val="left"/>
+      <w:pPr>
+        <w:ind w:left="2880" w:hanging="360"/>
+      </w:pPr>
+    </w:lvl>
+    <w:lvl w:ilvl="4" w:tplc="04090019" w:tentative="1">
+      <w:start w:val="1"/>
+      <w:numFmt w:val="lowerLetter"/>
+      <w:lvlText w:val="%5."/>
+      <w:lvlJc w:val="left"/>
+      <w:pPr>
+        <w:ind w:left="3600" w:hanging="360"/>
+      </w:pPr>
+    </w:lvl>
+    <w:lvl w:ilvl="5" w:tplc="0409001B" w:tentative="1">
+      <w:start w:val="1"/>
+      <w:numFmt w:val="lowerRoman"/>
+      <w:lvlText w:val="%6."/>
+      <w:lvlJc w:val="right"/>
+      <w:pPr>
+        <w:ind w:left="4320" w:hanging="180"/>
+      </w:pPr>
+    </w:lvl>
+    <w:lvl w:ilvl="6" w:tplc="0409000F" w:tentative="1">
+      <w:start w:val="1"/>
+      <w:numFmt w:val="decimal"/>
+      <w:lvlText w:val="%7."/>
+      <w:lvlJc w:val="left"/>
+      <w:pPr>
+        <w:ind w:left="5040" w:hanging="360"/>
+      </w:pPr>
+    </w:lvl>
+    <w:lvl w:ilvl="7" w:tplc="04090019" w:tentative="1">
+      <w:start w:val="1"/>
+      <w:numFmt w:val="lowerLetter"/>
+      <w:lvlText w:val="%8."/>
+      <w:lvlJc w:val="left"/>
+      <w:pPr>
+        <w:ind w:left="5760" w:hanging="360"/>
+      </w:pPr>
+    </w:lvl>
+    <w:lvl w:ilvl="8" w:tplc="0409001B" w:tentative="1">
+      <w:start w:val="1"/>
+      <w:numFmt w:val="lowerRoman"/>
+      <w:lvlText w:val="%9."/>
+      <w:lvlJc w:val="right"/>
+      <w:pPr>
+        <w:ind w:left="6480" w:hanging="180"/>
+      </w:pPr>
+    </w:lvl>
+  </w:abstractNum>
+  <w:abstractNum w:abstractNumId="5" w15:restartNumberingAfterBreak="0">
+    <w:nsid w:val="683F0CC2"/>
+    <w:multiLevelType w:val="hybridMultilevel"/>
+    <w:tmpl w:val="ED36C970"/>
+    <w:lvl w:ilvl="0" w:tplc="04090019">
+      <w:start w:val="1"/>
+      <w:numFmt w:val="lowerLetter"/>
+      <w:lvlText w:val="%1."/>
+      <w:lvlJc w:val="left"/>
+      <w:pPr>
+        <w:ind w:left="720" w:hanging="360"/>
+      </w:pPr>
+      <w:rPr>
+        <w:rFonts w:hint="default"/>
+      </w:rPr>
+    </w:lvl>
+    <w:lvl w:ilvl="1" w:tplc="04090019" w:tentative="1">
+      <w:start w:val="1"/>
+      <w:numFmt w:val="lowerLetter"/>
+      <w:lvlText w:val="%2."/>
+      <w:lvlJc w:val="left"/>
+      <w:pPr>
+        <w:ind w:left="1440" w:hanging="360"/>
+      </w:pPr>
+    </w:lvl>
+    <w:lvl w:ilvl="2" w:tplc="0409001B" w:tentative="1">
+      <w:start w:val="1"/>
+      <w:numFmt w:val="lowerRoman"/>
+      <w:lvlText w:val="%3."/>
+      <w:lvlJc w:val="right"/>
+      <w:pPr>
+        <w:ind w:left="2160" w:hanging="180"/>
+      </w:pPr>
+    </w:lvl>
+    <w:lvl w:ilvl="3" w:tplc="0409000F" w:tentative="1">
+      <w:start w:val="1"/>
+      <w:numFmt w:val="decimal"/>
+      <w:lvlText w:val="%4."/>
+      <w:lvlJc w:val="left"/>
+      <w:pPr>
+        <w:ind w:left="2880" w:hanging="360"/>
+      </w:pPr>
+    </w:lvl>
+    <w:lvl w:ilvl="4" w:tplc="04090019" w:tentative="1">
+      <w:start w:val="1"/>
+      <w:numFmt w:val="lowerLetter"/>
+      <w:lvlText w:val="%5."/>
+      <w:lvlJc w:val="left"/>
+      <w:pPr>
+        <w:ind w:left="3600" w:hanging="360"/>
+      </w:pPr>
+    </w:lvl>
+    <w:lvl w:ilvl="5" w:tplc="0409001B" w:tentative="1">
+      <w:start w:val="1"/>
+      <w:numFmt w:val="lowerRoman"/>
+      <w:lvlText w:val="%6."/>
+      <w:lvlJc w:val="right"/>
+      <w:pPr>
+        <w:ind w:left="4320" w:hanging="180"/>
+      </w:pPr>
+    </w:lvl>
+    <w:lvl w:ilvl="6" w:tplc="0409000F" w:tentative="1">
+      <w:start w:val="1"/>
+      <w:numFmt w:val="decimal"/>
+      <w:lvlText w:val="%7."/>
+      <w:lvlJc w:val="left"/>
+      <w:pPr>
+        <w:ind w:left="5040" w:hanging="360"/>
+      </w:pPr>
+    </w:lvl>
+    <w:lvl w:ilvl="7" w:tplc="04090019" w:tentative="1">
+      <w:start w:val="1"/>
+      <w:numFmt w:val="lowerLetter"/>
+      <w:lvlText w:val="%8."/>
+      <w:lvlJc w:val="left"/>
+      <w:pPr>
+        <w:ind w:left="5760" w:hanging="360"/>
+      </w:pPr>
+    </w:lvl>
+    <w:lvl w:ilvl="8" w:tplc="0409001B" w:tentative="1">
+      <w:start w:val="1"/>
+      <w:numFmt w:val="lowerRoman"/>
+      <w:lvlText w:val="%9."/>
+      <w:lvlJc w:val="right"/>
+      <w:pPr>
+        <w:ind w:left="6480" w:hanging="180"/>
+      </w:pPr>
+    </w:lvl>
+  </w:abstractNum>
+  <w:abstractNum w:abstractNumId="6" w15:restartNumberingAfterBreak="0">
+    <w:nsid w:val="75C30FBC"/>
+    <w:multiLevelType w:val="hybridMultilevel"/>
+    <w:tmpl w:val="2C2CF3FE"/>
+    <w:lvl w:ilvl="0" w:tplc="04090019">
+      <w:start w:val="1"/>
+      <w:numFmt w:val="lowerLetter"/>
+      <w:lvlText w:val="%1."/>
+      <w:lvlJc w:val="left"/>
+      <w:pPr>
+        <w:ind w:left="720" w:hanging="360"/>
+      </w:pPr>
+      <w:rPr>
+        <w:rFonts w:hint="default"/>
+      </w:rPr>
+    </w:lvl>
+    <w:lvl w:ilvl="1" w:tplc="04090019">
+      <w:start w:val="1"/>
+      <w:numFmt w:val="lowerLetter"/>
+      <w:lvlText w:val="%2."/>
+      <w:lvlJc w:val="left"/>
+      <w:pPr>
+        <w:ind w:left="1440" w:hanging="360"/>
+      </w:pPr>
+    </w:lvl>
+    <w:lvl w:ilvl="2" w:tplc="0409001B" w:tentative="1">
+      <w:start w:val="1"/>
+      <w:numFmt w:val="lowerRoman"/>
+      <w:lvlText w:val="%3."/>
+      <w:lvlJc w:val="right"/>
+      <w:pPr>
+        <w:ind w:left="2160" w:hanging="180"/>
+      </w:pPr>
+    </w:lvl>
+    <w:lvl w:ilvl="3" w:tplc="0409000F" w:tentative="1">
+      <w:start w:val="1"/>
+      <w:numFmt w:val="decimal"/>
+      <w:lvlText w:val="%4."/>
+      <w:lvlJc w:val="left"/>
+      <w:pPr>
+        <w:ind w:left="2880" w:hanging="360"/>
+      </w:pPr>
+    </w:lvl>
+    <w:lvl w:ilvl="4" w:tplc="04090019" w:tentative="1">
+      <w:start w:val="1"/>
+      <w:numFmt w:val="lowerLetter"/>
+      <w:lvlText w:val="%5."/>
+      <w:lvlJc w:val="left"/>
+      <w:pPr>
+        <w:ind w:left="3600" w:hanging="360"/>
+      </w:pPr>
+    </w:lvl>
+    <w:lvl w:ilvl="5" w:tplc="0409001B" w:tentative="1">
+      <w:start w:val="1"/>
+      <w:numFmt w:val="lowerRoman"/>
+      <w:lvlText w:val="%6."/>
+      <w:lvlJc w:val="right"/>
+      <w:pPr>
+        <w:ind w:left="4320" w:hanging="180"/>
+      </w:pPr>
+    </w:lvl>
+    <w:lvl w:ilvl="6" w:tplc="0409000F" w:tentative="1">
+      <w:start w:val="1"/>
+      <w:numFmt w:val="decimal"/>
+      <w:lvlText w:val="%7."/>
+      <w:lvlJc w:val="left"/>
+      <w:pPr>
+        <w:ind w:left="5040" w:hanging="360"/>
+      </w:pPr>
+    </w:lvl>
+    <w:lvl w:ilvl="7" w:tplc="04090019" w:tentative="1">
+      <w:start w:val="1"/>
+      <w:numFmt w:val="lowerLetter"/>
+      <w:lvlText w:val="%8."/>
+      <w:lvlJc w:val="left"/>
+      <w:pPr>
+        <w:ind w:left="5760" w:hanging="360"/>
+      </w:pPr>
+    </w:lvl>
+    <w:lvl w:ilvl="8" w:tplc="0409001B" w:tentative="1">
+      <w:start w:val="1"/>
+      <w:numFmt w:val="lowerRoman"/>
+      <w:lvlText w:val="%9."/>
+      <w:lvlJc w:val="right"/>
+      <w:pPr>
+        <w:ind w:left="6480" w:hanging="180"/>
+      </w:pPr>
+    </w:lvl>
+  </w:abstractNum>
   <w:num w:numId="1" w16cid:durableId="1762137520">
+    <w:abstractNumId w:val="3"/>
+  </w:num>
+  <w:num w:numId="2" w16cid:durableId="1884709703">
+    <w:abstractNumId w:val="4"/>
+  </w:num>
+  <w:num w:numId="3" w16cid:durableId="559290895">
+    <w:abstractNumId w:val="2"/>
+  </w:num>
+  <w:num w:numId="4" w16cid:durableId="1003974783">
+    <w:abstractNumId w:val="5"/>
+  </w:num>
+  <w:num w:numId="5" w16cid:durableId="480345537">
+    <w:abstractNumId w:val="6"/>
+  </w:num>
+  <w:num w:numId="6" w16cid:durableId="1523208013">
     <w:abstractNumId w:val="0"/>
+  </w:num>
+  <w:num w:numId="7" w16cid:durableId="1817528097">
+    <w:abstractNumId w:val="1"/>
   </w:num>
 </w:numbering>
 </file>
@@ -1388,7 +6168,6 @@
   <w:style w:type="character" w:default="1" w:styleId="DefaultParagraphFont">
     <w:name w:val="Default Paragraph Font"/>
     <w:uiPriority w:val="1"/>
-    <w:semiHidden/>
     <w:unhideWhenUsed/>
   </w:style>
   <w:style w:type="table" w:default="1" w:styleId="TableNormal">
@@ -1752,6 +6531,71 @@
       <w14:ligatures w14:val="none"/>
     </w:rPr>
   </w:style>
+  <w:style w:type="paragraph" w:styleId="TOC1">
+    <w:name w:val="toc 1"/>
+    <w:basedOn w:val="Normal"/>
+    <w:next w:val="Normal"/>
+    <w:autoRedefine/>
+    <w:uiPriority w:val="39"/>
+    <w:unhideWhenUsed/>
+    <w:rsid w:val="004B5A15"/>
+    <w:pPr>
+      <w:spacing w:after="100"/>
+    </w:pPr>
+  </w:style>
+  <w:style w:type="character" w:styleId="Hyperlink">
+    <w:name w:val="Hyperlink"/>
+    <w:basedOn w:val="DefaultParagraphFont"/>
+    <w:uiPriority w:val="99"/>
+    <w:unhideWhenUsed/>
+    <w:rsid w:val="004B5A15"/>
+    <w:rPr>
+      <w:color w:val="467886" w:themeColor="hyperlink"/>
+      <w:u w:val="single"/>
+    </w:rPr>
+  </w:style>
+  <w:style w:type="paragraph" w:styleId="Caption">
+    <w:name w:val="caption"/>
+    <w:basedOn w:val="Normal"/>
+    <w:next w:val="Normal"/>
+    <w:uiPriority w:val="35"/>
+    <w:unhideWhenUsed/>
+    <w:qFormat/>
+    <w:rsid w:val="00067034"/>
+    <w:pPr>
+      <w:spacing w:after="200" w:line="240" w:lineRule="auto"/>
+    </w:pPr>
+    <w:rPr>
+      <w:i/>
+      <w:iCs/>
+      <w:color w:val="0E2841" w:themeColor="text2"/>
+      <w:sz w:val="18"/>
+      <w:szCs w:val="18"/>
+    </w:rPr>
+  </w:style>
+  <w:style w:type="paragraph" w:styleId="TableofFigures">
+    <w:name w:val="table of figures"/>
+    <w:basedOn w:val="Normal"/>
+    <w:next w:val="Normal"/>
+    <w:uiPriority w:val="99"/>
+    <w:unhideWhenUsed/>
+    <w:rsid w:val="008B03A8"/>
+    <w:pPr>
+      <w:spacing w:after="0"/>
+    </w:pPr>
+  </w:style>
+  <w:style w:type="character" w:styleId="UnresolvedMention">
+    <w:name w:val="Unresolved Mention"/>
+    <w:basedOn w:val="DefaultParagraphFont"/>
+    <w:uiPriority w:val="99"/>
+    <w:semiHidden/>
+    <w:unhideWhenUsed/>
+    <w:rsid w:val="00761F12"/>
+    <w:rPr>
+      <w:color w:val="605E5C"/>
+      <w:shd w:val="clear" w:color="auto" w:fill="E1DFDD"/>
+    </w:rPr>
+  </w:style>
 </w:styles>
 </file>
 

--- a/fase1.docx
+++ b/fase1.docx
@@ -578,7 +578,7 @@
           <w:r>
             <w:fldChar w:fldCharType="separate"/>
           </w:r>
-          <w:hyperlink w:anchor="_Toc224080438" w:history="1">
+          <w:hyperlink w:anchor="_Toc224084351" w:history="1">
             <w:r>
               <w:rPr>
                 <w:rStyle w:val="Hyperlink"/>
@@ -623,7 +623,7 @@
                 <w:noProof/>
                 <w:webHidden/>
               </w:rPr>
-              <w:instrText xml:space="preserve"> PAGEREF _Toc224080438 \h </w:instrText>
+              <w:instrText xml:space="preserve"> PAGEREF _Toc224084351 \h </w:instrText>
             </w:r>
             <w:r>
               <w:rPr>
@@ -666,7 +666,7 @@
               <w:noProof/>
             </w:rPr>
           </w:pPr>
-          <w:hyperlink w:anchor="_Toc224080439" w:history="1">
+          <w:hyperlink w:anchor="_Toc224084352" w:history="1">
             <w:r>
               <w:rPr>
                 <w:rStyle w:val="Hyperlink"/>
@@ -711,7 +711,7 @@
                 <w:noProof/>
                 <w:webHidden/>
               </w:rPr>
-              <w:instrText xml:space="preserve"> PAGEREF _Toc224080439 \h </w:instrText>
+              <w:instrText xml:space="preserve"> PAGEREF _Toc224084352 \h </w:instrText>
             </w:r>
             <w:r>
               <w:rPr>
@@ -754,7 +754,7 @@
               <w:noProof/>
             </w:rPr>
           </w:pPr>
-          <w:hyperlink w:anchor="_Toc224080440" w:history="1">
+          <w:hyperlink w:anchor="_Toc224084353" w:history="1">
             <w:r>
               <w:rPr>
                 <w:rStyle w:val="Hyperlink"/>
@@ -799,7 +799,7 @@
                 <w:noProof/>
                 <w:webHidden/>
               </w:rPr>
-              <w:instrText xml:space="preserve"> PAGEREF _Toc224080440 \h </w:instrText>
+              <w:instrText xml:space="preserve"> PAGEREF _Toc224084353 \h </w:instrText>
             </w:r>
             <w:r>
               <w:rPr>
@@ -819,7 +819,7 @@
                 <w:noProof/>
                 <w:webHidden/>
               </w:rPr>
-              <w:t>5</w:t>
+              <w:t>10</w:t>
             </w:r>
             <w:r>
               <w:rPr>
@@ -842,7 +842,7 @@
               <w:noProof/>
             </w:rPr>
           </w:pPr>
-          <w:hyperlink w:anchor="_Toc224080441" w:history="1">
+          <w:hyperlink w:anchor="_Toc224084354" w:history="1">
             <w:r>
               <w:rPr>
                 <w:rStyle w:val="Hyperlink"/>
@@ -887,7 +887,7 @@
                 <w:noProof/>
                 <w:webHidden/>
               </w:rPr>
-              <w:instrText xml:space="preserve"> PAGEREF _Toc224080441 \h </w:instrText>
+              <w:instrText xml:space="preserve"> PAGEREF _Toc224084354 \h </w:instrText>
             </w:r>
             <w:r>
               <w:rPr>
@@ -907,7 +907,7 @@
                 <w:noProof/>
                 <w:webHidden/>
               </w:rPr>
-              <w:t>5</w:t>
+              <w:t>11</w:t>
             </w:r>
             <w:r>
               <w:rPr>
@@ -930,7 +930,7 @@
               <w:noProof/>
             </w:rPr>
           </w:pPr>
-          <w:hyperlink w:anchor="_Toc224080442" w:history="1">
+          <w:hyperlink w:anchor="_Toc224084355" w:history="1">
             <w:r>
               <w:rPr>
                 <w:rStyle w:val="Hyperlink"/>
@@ -977,7 +977,7 @@
                 <w:noProof/>
                 <w:webHidden/>
               </w:rPr>
-              <w:instrText xml:space="preserve"> PAGEREF _Toc224080442 \h </w:instrText>
+              <w:instrText xml:space="preserve"> PAGEREF _Toc224084355 \h </w:instrText>
             </w:r>
             <w:r>
               <w:rPr>
@@ -997,7 +997,7 @@
                 <w:noProof/>
                 <w:webHidden/>
               </w:rPr>
-              <w:t>5</w:t>
+              <w:t>12</w:t>
             </w:r>
             <w:r>
               <w:rPr>
@@ -1020,7 +1020,7 @@
               <w:noProof/>
             </w:rPr>
           </w:pPr>
-          <w:hyperlink w:anchor="_Toc224080443" w:history="1">
+          <w:hyperlink w:anchor="_Toc224084356" w:history="1">
             <w:r>
               <w:rPr>
                 <w:rStyle w:val="Hyperlink"/>
@@ -1067,7 +1067,7 @@
                 <w:noProof/>
                 <w:webHidden/>
               </w:rPr>
-              <w:instrText xml:space="preserve"> PAGEREF _Toc224080443 \h </w:instrText>
+              <w:instrText xml:space="preserve"> PAGEREF _Toc224084356 \h </w:instrText>
             </w:r>
             <w:r>
               <w:rPr>
@@ -1087,7 +1087,79 @@
                 <w:noProof/>
                 <w:webHidden/>
               </w:rPr>
-              <w:t>5</w:t>
+              <w:t>12</w:t>
+            </w:r>
+            <w:r>
+              <w:rPr>
+                <w:noProof/>
+                <w:webHidden/>
+              </w:rPr>
+              <w:fldChar w:fldCharType="end"/>
+            </w:r>
+          </w:hyperlink>
+        </w:p>
+        <w:p>
+          <w:pPr>
+            <w:pStyle w:val="TOC1"/>
+            <w:tabs>
+              <w:tab w:val="right" w:leader="dot" w:pos="9350"/>
+            </w:tabs>
+            <w:rPr>
+              <w:rFonts w:eastAsiaTheme="minorEastAsia"/>
+              <w:noProof/>
+            </w:rPr>
+          </w:pPr>
+          <w:hyperlink w:anchor="_Toc224084357" w:history="1">
+            <w:r>
+              <w:rPr>
+                <w:rStyle w:val="Hyperlink"/>
+                <w:b/>
+                <w:bCs/>
+                <w:noProof/>
+                <w:lang w:val="es-MX"/>
+              </w:rPr>
+              <w:t>Ficha Bibliográfica.</w:t>
+            </w:r>
+            <w:r>
+              <w:rPr>
+                <w:noProof/>
+                <w:webHidden/>
+              </w:rPr>
+              <w:tab/>
+            </w:r>
+            <w:r>
+              <w:rPr>
+                <w:noProof/>
+                <w:webHidden/>
+              </w:rPr>
+              <w:fldChar w:fldCharType="begin"/>
+            </w:r>
+            <w:r>
+              <w:rPr>
+                <w:noProof/>
+                <w:webHidden/>
+              </w:rPr>
+              <w:instrText xml:space="preserve"> PAGEREF _Toc224084357 \h </w:instrText>
+            </w:r>
+            <w:r>
+              <w:rPr>
+                <w:noProof/>
+                <w:webHidden/>
+              </w:rPr>
+            </w:r>
+            <w:r>
+              <w:rPr>
+                <w:noProof/>
+                <w:webHidden/>
+              </w:rPr>
+              <w:fldChar w:fldCharType="separate"/>
+            </w:r>
+            <w:r>
+              <w:rPr>
+                <w:noProof/>
+                <w:webHidden/>
+              </w:rPr>
+              <w:t>14</w:t>
             </w:r>
             <w:r>
               <w:rPr>
@@ -1178,7 +1250,7 @@
       <w:r>
         <w:fldChar w:fldCharType="separate"/>
       </w:r>
-      <w:hyperlink w:anchor="_Toc224080444" w:history="1">
+      <w:hyperlink w:anchor="_Toc224084359" w:history="1">
         <w:r>
           <w:rPr>
             <w:rStyle w:val="Hyperlink"/>
@@ -1206,7 +1278,7 @@
             <w:noProof/>
             <w:webHidden/>
           </w:rPr>
-          <w:instrText xml:space="preserve"> PAGEREF _Toc224080444 \h </w:instrText>
+          <w:instrText xml:space="preserve"> PAGEREF _Toc224084359 \h </w:instrText>
         </w:r>
         <w:r>
           <w:rPr>
@@ -1248,7 +1320,7 @@
           <w:noProof/>
         </w:rPr>
       </w:pPr>
-      <w:hyperlink w:anchor="_Toc224080445" w:history="1">
+      <w:hyperlink w:anchor="_Toc224084360" w:history="1">
         <w:r>
           <w:rPr>
             <w:rStyle w:val="Hyperlink"/>
@@ -1275,7 +1347,7 @@
             <w:noProof/>
             <w:webHidden/>
           </w:rPr>
-          <w:instrText xml:space="preserve"> PAGEREF _Toc224080445 \h </w:instrText>
+          <w:instrText xml:space="preserve"> PAGEREF _Toc224084360 \h </w:instrText>
         </w:r>
         <w:r>
           <w:rPr>
@@ -1317,7 +1389,7 @@
           <w:noProof/>
         </w:rPr>
       </w:pPr>
-      <w:hyperlink w:anchor="_Toc224080446" w:history="1">
+      <w:hyperlink w:anchor="_Toc224084361" w:history="1">
         <w:r>
           <w:rPr>
             <w:rStyle w:val="Hyperlink"/>
@@ -1344,7 +1416,7 @@
             <w:noProof/>
             <w:webHidden/>
           </w:rPr>
-          <w:instrText xml:space="preserve"> PAGEREF _Toc224080446 \h </w:instrText>
+          <w:instrText xml:space="preserve"> PAGEREF _Toc224084361 \h </w:instrText>
         </w:r>
         <w:r>
           <w:rPr>
@@ -1376,6 +1448,354 @@
       </w:hyperlink>
     </w:p>
     <w:p>
+      <w:pPr>
+        <w:pStyle w:val="TableofFigures"/>
+        <w:tabs>
+          <w:tab w:val="right" w:leader="dot" w:pos="9350"/>
+        </w:tabs>
+        <w:rPr>
+          <w:rFonts w:eastAsiaTheme="minorEastAsia"/>
+          <w:noProof/>
+        </w:rPr>
+      </w:pPr>
+      <w:hyperlink w:anchor="_Toc224084362" w:history="1">
+        <w:r>
+          <w:rPr>
+            <w:rStyle w:val="Hyperlink"/>
+            <w:noProof/>
+          </w:rPr>
+          <w:t>Ilustración 4. Npm run dev para front end de dev.</w:t>
+        </w:r>
+        <w:r>
+          <w:rPr>
+            <w:noProof/>
+            <w:webHidden/>
+          </w:rPr>
+          <w:tab/>
+        </w:r>
+        <w:r>
+          <w:rPr>
+            <w:noProof/>
+            <w:webHidden/>
+          </w:rPr>
+          <w:fldChar w:fldCharType="begin"/>
+        </w:r>
+        <w:r>
+          <w:rPr>
+            <w:noProof/>
+            <w:webHidden/>
+          </w:rPr>
+          <w:instrText xml:space="preserve"> PAGEREF _Toc224084362 \h </w:instrText>
+        </w:r>
+        <w:r>
+          <w:rPr>
+            <w:noProof/>
+            <w:webHidden/>
+          </w:rPr>
+        </w:r>
+        <w:r>
+          <w:rPr>
+            <w:noProof/>
+            <w:webHidden/>
+          </w:rPr>
+          <w:fldChar w:fldCharType="separate"/>
+        </w:r>
+        <w:r>
+          <w:rPr>
+            <w:noProof/>
+            <w:webHidden/>
+          </w:rPr>
+          <w:t>12</w:t>
+        </w:r>
+        <w:r>
+          <w:rPr>
+            <w:noProof/>
+            <w:webHidden/>
+          </w:rPr>
+          <w:fldChar w:fldCharType="end"/>
+        </w:r>
+      </w:hyperlink>
+    </w:p>
+    <w:p>
+      <w:pPr>
+        <w:pStyle w:val="TableofFigures"/>
+        <w:tabs>
+          <w:tab w:val="right" w:leader="dot" w:pos="9350"/>
+        </w:tabs>
+        <w:rPr>
+          <w:rFonts w:eastAsiaTheme="minorEastAsia"/>
+          <w:noProof/>
+        </w:rPr>
+      </w:pPr>
+      <w:hyperlink w:anchor="_Toc224084363" w:history="1">
+        <w:r>
+          <w:rPr>
+            <w:rStyle w:val="Hyperlink"/>
+            <w:noProof/>
+            <w:lang w:val="es-MX"/>
+          </w:rPr>
+          <w:t>Ilustración 5. Npm de run dev para back end de dev.</w:t>
+        </w:r>
+        <w:r>
+          <w:rPr>
+            <w:noProof/>
+            <w:webHidden/>
+          </w:rPr>
+          <w:tab/>
+        </w:r>
+        <w:r>
+          <w:rPr>
+            <w:noProof/>
+            <w:webHidden/>
+          </w:rPr>
+          <w:fldChar w:fldCharType="begin"/>
+        </w:r>
+        <w:r>
+          <w:rPr>
+            <w:noProof/>
+            <w:webHidden/>
+          </w:rPr>
+          <w:instrText xml:space="preserve"> PAGEREF _Toc224084363 \h </w:instrText>
+        </w:r>
+        <w:r>
+          <w:rPr>
+            <w:noProof/>
+            <w:webHidden/>
+          </w:rPr>
+        </w:r>
+        <w:r>
+          <w:rPr>
+            <w:noProof/>
+            <w:webHidden/>
+          </w:rPr>
+          <w:fldChar w:fldCharType="separate"/>
+        </w:r>
+        <w:r>
+          <w:rPr>
+            <w:noProof/>
+            <w:webHidden/>
+          </w:rPr>
+          <w:t>12</w:t>
+        </w:r>
+        <w:r>
+          <w:rPr>
+            <w:noProof/>
+            <w:webHidden/>
+          </w:rPr>
+          <w:fldChar w:fldCharType="end"/>
+        </w:r>
+      </w:hyperlink>
+    </w:p>
+    <w:p>
+      <w:pPr>
+        <w:pStyle w:val="TableofFigures"/>
+        <w:tabs>
+          <w:tab w:val="right" w:leader="dot" w:pos="9350"/>
+        </w:tabs>
+        <w:rPr>
+          <w:rFonts w:eastAsiaTheme="minorEastAsia"/>
+          <w:noProof/>
+        </w:rPr>
+      </w:pPr>
+      <w:hyperlink w:anchor="_Toc224084364" w:history="1">
+        <w:r>
+          <w:rPr>
+            <w:rStyle w:val="Hyperlink"/>
+            <w:noProof/>
+          </w:rPr>
+          <w:t>Ilustración 6. Npm run build y Preview en Front End para produccion.</w:t>
+        </w:r>
+        <w:r>
+          <w:rPr>
+            <w:noProof/>
+            <w:webHidden/>
+          </w:rPr>
+          <w:tab/>
+        </w:r>
+        <w:r>
+          <w:rPr>
+            <w:noProof/>
+            <w:webHidden/>
+          </w:rPr>
+          <w:fldChar w:fldCharType="begin"/>
+        </w:r>
+        <w:r>
+          <w:rPr>
+            <w:noProof/>
+            <w:webHidden/>
+          </w:rPr>
+          <w:instrText xml:space="preserve"> PAGEREF _Toc224084364 \h </w:instrText>
+        </w:r>
+        <w:r>
+          <w:rPr>
+            <w:noProof/>
+            <w:webHidden/>
+          </w:rPr>
+        </w:r>
+        <w:r>
+          <w:rPr>
+            <w:noProof/>
+            <w:webHidden/>
+          </w:rPr>
+          <w:fldChar w:fldCharType="separate"/>
+        </w:r>
+        <w:r>
+          <w:rPr>
+            <w:noProof/>
+            <w:webHidden/>
+          </w:rPr>
+          <w:t>13</w:t>
+        </w:r>
+        <w:r>
+          <w:rPr>
+            <w:noProof/>
+            <w:webHidden/>
+          </w:rPr>
+          <w:fldChar w:fldCharType="end"/>
+        </w:r>
+      </w:hyperlink>
+    </w:p>
+    <w:p>
+      <w:pPr>
+        <w:pStyle w:val="TableofFigures"/>
+        <w:tabs>
+          <w:tab w:val="right" w:leader="dot" w:pos="9350"/>
+        </w:tabs>
+        <w:rPr>
+          <w:rFonts w:eastAsiaTheme="minorEastAsia"/>
+          <w:noProof/>
+        </w:rPr>
+      </w:pPr>
+      <w:hyperlink w:anchor="_Toc224084365" w:history="1">
+        <w:r>
+          <w:rPr>
+            <w:rStyle w:val="Hyperlink"/>
+            <w:noProof/>
+            <w:lang w:val="es-MX"/>
+          </w:rPr>
+          <w:t>Ilustración 7. Npm start de Back End de produccion.</w:t>
+        </w:r>
+        <w:r>
+          <w:rPr>
+            <w:noProof/>
+            <w:webHidden/>
+          </w:rPr>
+          <w:tab/>
+        </w:r>
+        <w:r>
+          <w:rPr>
+            <w:noProof/>
+            <w:webHidden/>
+          </w:rPr>
+          <w:fldChar w:fldCharType="begin"/>
+        </w:r>
+        <w:r>
+          <w:rPr>
+            <w:noProof/>
+            <w:webHidden/>
+          </w:rPr>
+          <w:instrText xml:space="preserve"> PAGEREF _Toc224084365 \h </w:instrText>
+        </w:r>
+        <w:r>
+          <w:rPr>
+            <w:noProof/>
+            <w:webHidden/>
+          </w:rPr>
+        </w:r>
+        <w:r>
+          <w:rPr>
+            <w:noProof/>
+            <w:webHidden/>
+          </w:rPr>
+          <w:fldChar w:fldCharType="separate"/>
+        </w:r>
+        <w:r>
+          <w:rPr>
+            <w:noProof/>
+            <w:webHidden/>
+          </w:rPr>
+          <w:t>13</w:t>
+        </w:r>
+        <w:r>
+          <w:rPr>
+            <w:noProof/>
+            <w:webHidden/>
+          </w:rPr>
+          <w:fldChar w:fldCharType="end"/>
+        </w:r>
+      </w:hyperlink>
+    </w:p>
+    <w:p>
+      <w:pPr>
+        <w:pStyle w:val="TableofFigures"/>
+        <w:tabs>
+          <w:tab w:val="right" w:leader="dot" w:pos="9350"/>
+        </w:tabs>
+        <w:rPr>
+          <w:rFonts w:eastAsiaTheme="minorEastAsia"/>
+          <w:noProof/>
+        </w:rPr>
+      </w:pPr>
+      <w:hyperlink w:anchor="_Toc224084366" w:history="1">
+        <w:r>
+          <w:rPr>
+            <w:rStyle w:val="Hyperlink"/>
+            <w:noProof/>
+            <w:lang w:val="es-MX"/>
+          </w:rPr>
+          <w:t>Ilustración 8. Servidor de produccion y dev.</w:t>
+        </w:r>
+        <w:r>
+          <w:rPr>
+            <w:noProof/>
+            <w:webHidden/>
+          </w:rPr>
+          <w:tab/>
+        </w:r>
+        <w:r>
+          <w:rPr>
+            <w:noProof/>
+            <w:webHidden/>
+          </w:rPr>
+          <w:fldChar w:fldCharType="begin"/>
+        </w:r>
+        <w:r>
+          <w:rPr>
+            <w:noProof/>
+            <w:webHidden/>
+          </w:rPr>
+          <w:instrText xml:space="preserve"> PAGEREF _Toc224084366 \h </w:instrText>
+        </w:r>
+        <w:r>
+          <w:rPr>
+            <w:noProof/>
+            <w:webHidden/>
+          </w:rPr>
+        </w:r>
+        <w:r>
+          <w:rPr>
+            <w:noProof/>
+            <w:webHidden/>
+          </w:rPr>
+          <w:fldChar w:fldCharType="separate"/>
+        </w:r>
+        <w:r>
+          <w:rPr>
+            <w:noProof/>
+            <w:webHidden/>
+          </w:rPr>
+          <w:t>14</w:t>
+        </w:r>
+        <w:r>
+          <w:rPr>
+            <w:noProof/>
+            <w:webHidden/>
+          </w:rPr>
+          <w:fldChar w:fldCharType="end"/>
+        </w:r>
+      </w:hyperlink>
+    </w:p>
+    <w:p>
       <w:r>
         <w:fldChar w:fldCharType="end"/>
       </w:r>
@@ -1388,10 +1808,6 @@
     <w:p/>
     <w:p/>
     <w:p/>
-    <w:p/>
-    <w:p/>
-    <w:p/>
-    <w:p/>
     <w:p>
       <w:pPr>
         <w:pStyle w:val="ListParagraph"/>
@@ -1405,14 +1821,23 @@
           <w:bCs/>
         </w:rPr>
       </w:pPr>
-      <w:bookmarkStart w:id="0" w:name="_Toc224080438"/>
+      <w:bookmarkStart w:id="0" w:name="_Toc224084351"/>
+      <w:proofErr w:type="spellStart"/>
       <w:r>
         <w:rPr>
           <w:b/>
           <w:bCs/>
         </w:rPr>
         <w:lastRenderedPageBreak/>
-        <w:t>Estructura del Proyecto.</w:t>
+        <w:t>Estructura</w:t>
+      </w:r>
+      <w:proofErr w:type="spellEnd"/>
+      <w:r>
+        <w:rPr>
+          <w:b/>
+          <w:bCs/>
+        </w:rPr>
+        <w:t xml:space="preserve"> del Proyecto.</w:t>
       </w:r>
       <w:bookmarkEnd w:id="0"/>
     </w:p>
@@ -1444,7 +1869,49 @@
         <w:rPr>
           <w:lang w:val="es-MX"/>
         </w:rPr>
-        <w:t xml:space="preserve">Primero se realizo el front end el cual se conforma de react con vite ya que es la ultima </w:t>
+        <w:t xml:space="preserve">Primero se realizo el </w:t>
+      </w:r>
+      <w:proofErr w:type="spellStart"/>
+      <w:r>
+        <w:rPr>
+          <w:lang w:val="es-MX"/>
+        </w:rPr>
+        <w:t>front</w:t>
+      </w:r>
+      <w:proofErr w:type="spellEnd"/>
+      <w:r>
+        <w:rPr>
+          <w:lang w:val="es-MX"/>
+        </w:rPr>
+        <w:t xml:space="preserve"> </w:t>
+      </w:r>
+      <w:proofErr w:type="spellStart"/>
+      <w:r>
+        <w:rPr>
+          <w:lang w:val="es-MX"/>
+        </w:rPr>
+        <w:t>end</w:t>
+      </w:r>
+      <w:proofErr w:type="spellEnd"/>
+      <w:r>
+        <w:rPr>
+          <w:lang w:val="es-MX"/>
+        </w:rPr>
+        <w:t xml:space="preserve"> el cual se conforma de </w:t>
+      </w:r>
+      <w:proofErr w:type="spellStart"/>
+      <w:r>
+        <w:rPr>
+          <w:lang w:val="es-MX"/>
+        </w:rPr>
+        <w:t>react</w:t>
+      </w:r>
+      <w:proofErr w:type="spellEnd"/>
+      <w:r>
+        <w:rPr>
+          <w:lang w:val="es-MX"/>
+        </w:rPr>
+        <w:t xml:space="preserve"> con vite ya que es la ultima </w:t>
       </w:r>
       <w:r>
         <w:rPr>
@@ -1456,7 +1923,21 @@
         <w:rPr>
           <w:lang w:val="es-MX"/>
         </w:rPr>
-        <w:t xml:space="preserve">, boostrap para dar diseños </w:t>
+        <w:t xml:space="preserve">, </w:t>
+      </w:r>
+      <w:proofErr w:type="spellStart"/>
+      <w:r>
+        <w:rPr>
+          <w:lang w:val="es-MX"/>
+        </w:rPr>
+        <w:t>boostrap</w:t>
+      </w:r>
+      <w:proofErr w:type="spellEnd"/>
+      <w:r>
+        <w:rPr>
+          <w:lang w:val="es-MX"/>
+        </w:rPr>
+        <w:t xml:space="preserve"> para dar diseños </w:t>
       </w:r>
       <w:r>
         <w:rPr>
@@ -1516,7 +1997,21 @@
         <w:rPr>
           <w:lang w:val="es-MX"/>
         </w:rPr>
-        <w:t xml:space="preserve"> pero de manera visual únicamente ya que el back end seria maneja</w:t>
+        <w:t xml:space="preserve"> pero de manera visual únicamente ya que el back </w:t>
+      </w:r>
+      <w:proofErr w:type="spellStart"/>
+      <w:r>
+        <w:rPr>
+          <w:lang w:val="es-MX"/>
+        </w:rPr>
+        <w:t>end</w:t>
+      </w:r>
+      <w:proofErr w:type="spellEnd"/>
+      <w:r>
+        <w:rPr>
+          <w:lang w:val="es-MX"/>
+        </w:rPr>
+        <w:t xml:space="preserve"> seria maneja</w:t>
       </w:r>
       <w:r>
         <w:rPr>
@@ -1540,13 +2035,111 @@
         <w:rPr>
           <w:lang w:val="es-MX"/>
         </w:rPr>
-        <w:t xml:space="preserve">Posteriormente se utilizaría el back end en donde se utilizo node js, express, nodemon, </w:t>
-      </w:r>
-      <w:r>
-        <w:rPr>
-          <w:lang w:val="es-MX"/>
-        </w:rPr>
-        <w:t xml:space="preserve">las rutas para mostrar las pantallas del front end </w:t>
+        <w:t xml:space="preserve">Posteriormente se utilizaría el back </w:t>
+      </w:r>
+      <w:proofErr w:type="spellStart"/>
+      <w:r>
+        <w:rPr>
+          <w:lang w:val="es-MX"/>
+        </w:rPr>
+        <w:t>end</w:t>
+      </w:r>
+      <w:proofErr w:type="spellEnd"/>
+      <w:r>
+        <w:rPr>
+          <w:lang w:val="es-MX"/>
+        </w:rPr>
+        <w:t xml:space="preserve"> en donde se utilizo </w:t>
+      </w:r>
+      <w:proofErr w:type="spellStart"/>
+      <w:r>
+        <w:rPr>
+          <w:lang w:val="es-MX"/>
+        </w:rPr>
+        <w:t>node</w:t>
+      </w:r>
+      <w:proofErr w:type="spellEnd"/>
+      <w:r>
+        <w:rPr>
+          <w:lang w:val="es-MX"/>
+        </w:rPr>
+        <w:t xml:space="preserve"> </w:t>
+      </w:r>
+      <w:proofErr w:type="spellStart"/>
+      <w:r>
+        <w:rPr>
+          <w:lang w:val="es-MX"/>
+        </w:rPr>
+        <w:t>js</w:t>
+      </w:r>
+      <w:proofErr w:type="spellEnd"/>
+      <w:r>
+        <w:rPr>
+          <w:lang w:val="es-MX"/>
+        </w:rPr>
+        <w:t xml:space="preserve">, </w:t>
+      </w:r>
+      <w:proofErr w:type="spellStart"/>
+      <w:r>
+        <w:rPr>
+          <w:lang w:val="es-MX"/>
+        </w:rPr>
+        <w:t>express</w:t>
+      </w:r>
+      <w:proofErr w:type="spellEnd"/>
+      <w:r>
+        <w:rPr>
+          <w:lang w:val="es-MX"/>
+        </w:rPr>
+        <w:t xml:space="preserve">, </w:t>
+      </w:r>
+      <w:proofErr w:type="spellStart"/>
+      <w:r>
+        <w:rPr>
+          <w:lang w:val="es-MX"/>
+        </w:rPr>
+        <w:t>nodemon</w:t>
+      </w:r>
+      <w:proofErr w:type="spellEnd"/>
+      <w:r>
+        <w:rPr>
+          <w:lang w:val="es-MX"/>
+        </w:rPr>
+        <w:t xml:space="preserve">, </w:t>
+      </w:r>
+      <w:r>
+        <w:rPr>
+          <w:lang w:val="es-MX"/>
+        </w:rPr>
+        <w:t xml:space="preserve">las rutas para mostrar las pantallas del </w:t>
+      </w:r>
+      <w:proofErr w:type="spellStart"/>
+      <w:r>
+        <w:rPr>
+          <w:lang w:val="es-MX"/>
+        </w:rPr>
+        <w:t>front</w:t>
+      </w:r>
+      <w:proofErr w:type="spellEnd"/>
+      <w:r>
+        <w:rPr>
+          <w:lang w:val="es-MX"/>
+        </w:rPr>
+        <w:t xml:space="preserve"> </w:t>
+      </w:r>
+      <w:proofErr w:type="spellStart"/>
+      <w:r>
+        <w:rPr>
+          <w:lang w:val="es-MX"/>
+        </w:rPr>
+        <w:t>end</w:t>
+      </w:r>
+      <w:proofErr w:type="spellEnd"/>
+      <w:r>
+        <w:rPr>
+          <w:lang w:val="es-MX"/>
+        </w:rPr>
+        <w:t xml:space="preserve"> </w:t>
       </w:r>
       <w:r>
         <w:rPr>
@@ -1576,14 +2169,50 @@
         <w:rPr>
           <w:lang w:val="es-MX"/>
         </w:rPr>
-        <w:t>, get,</w:t>
-      </w:r>
-      <w:r>
-        <w:rPr>
-          <w:lang w:val="es-MX"/>
-        </w:rPr>
-        <w:t xml:space="preserve"> update y delete</w:t>
-      </w:r>
+        <w:t xml:space="preserve">, </w:t>
+      </w:r>
+      <w:proofErr w:type="spellStart"/>
+      <w:r>
+        <w:rPr>
+          <w:lang w:val="es-MX"/>
+        </w:rPr>
+        <w:t>get</w:t>
+      </w:r>
+      <w:proofErr w:type="spellEnd"/>
+      <w:r>
+        <w:rPr>
+          <w:lang w:val="es-MX"/>
+        </w:rPr>
+        <w:t>,</w:t>
+      </w:r>
+      <w:r>
+        <w:rPr>
+          <w:lang w:val="es-MX"/>
+        </w:rPr>
+        <w:t xml:space="preserve"> </w:t>
+      </w:r>
+      <w:proofErr w:type="spellStart"/>
+      <w:r>
+        <w:rPr>
+          <w:lang w:val="es-MX"/>
+        </w:rPr>
+        <w:t>update</w:t>
+      </w:r>
+      <w:proofErr w:type="spellEnd"/>
+      <w:r>
+        <w:rPr>
+          <w:lang w:val="es-MX"/>
+        </w:rPr>
+        <w:t xml:space="preserve"> y </w:t>
+      </w:r>
+      <w:proofErr w:type="spellStart"/>
+      <w:r>
+        <w:rPr>
+          <w:lang w:val="es-MX"/>
+        </w:rPr>
+        <w:t>delete</w:t>
+      </w:r>
+      <w:proofErr w:type="spellEnd"/>
       <w:r>
         <w:rPr>
           <w:lang w:val="es-MX"/>
@@ -1606,7 +2235,21 @@
         <w:rPr>
           <w:lang w:val="es-MX"/>
         </w:rPr>
-        <w:t xml:space="preserve">mediante el uso de query de las base de datos, y la conexión a BD </w:t>
+        <w:t xml:space="preserve">mediante el uso de </w:t>
+      </w:r>
+      <w:proofErr w:type="spellStart"/>
+      <w:r>
+        <w:rPr>
+          <w:lang w:val="es-MX"/>
+        </w:rPr>
+        <w:t>query</w:t>
+      </w:r>
+      <w:proofErr w:type="spellEnd"/>
+      <w:r>
+        <w:rPr>
+          <w:lang w:val="es-MX"/>
+        </w:rPr>
+        <w:t xml:space="preserve"> de las base de datos, y la conexión a BD </w:t>
       </w:r>
       <w:r>
         <w:rPr>
@@ -1678,7 +2321,21 @@
         <w:rPr>
           <w:lang w:val="es-MX"/>
         </w:rPr>
-        <w:t xml:space="preserve"> slqconnector </w:t>
+        <w:t xml:space="preserve"> </w:t>
+      </w:r>
+      <w:proofErr w:type="spellStart"/>
+      <w:r>
+        <w:rPr>
+          <w:lang w:val="es-MX"/>
+        </w:rPr>
+        <w:t>slqconnector</w:t>
+      </w:r>
+      <w:proofErr w:type="spellEnd"/>
+      <w:r>
+        <w:rPr>
+          <w:lang w:val="es-MX"/>
+        </w:rPr>
+        <w:t xml:space="preserve"> </w:t>
       </w:r>
       <w:r>
         <w:rPr>
@@ -1744,13 +2401,83 @@
         <w:rPr>
           <w:lang w:val="es-MX"/>
         </w:rPr>
-        <w:t xml:space="preserve">de endpoints en los métodos get, post, update y delete se </w:t>
-      </w:r>
-      <w:r>
-        <w:rPr>
-          <w:lang w:val="es-MX"/>
-        </w:rPr>
-        <w:t xml:space="preserve">utilizaría thunder que es una extensión </w:t>
+        <w:t xml:space="preserve">de </w:t>
+      </w:r>
+      <w:proofErr w:type="spellStart"/>
+      <w:r>
+        <w:rPr>
+          <w:lang w:val="es-MX"/>
+        </w:rPr>
+        <w:t>endpoints</w:t>
+      </w:r>
+      <w:proofErr w:type="spellEnd"/>
+      <w:r>
+        <w:rPr>
+          <w:lang w:val="es-MX"/>
+        </w:rPr>
+        <w:t xml:space="preserve"> en los métodos </w:t>
+      </w:r>
+      <w:proofErr w:type="spellStart"/>
+      <w:r>
+        <w:rPr>
+          <w:lang w:val="es-MX"/>
+        </w:rPr>
+        <w:t>get</w:t>
+      </w:r>
+      <w:proofErr w:type="spellEnd"/>
+      <w:r>
+        <w:rPr>
+          <w:lang w:val="es-MX"/>
+        </w:rPr>
+        <w:t xml:space="preserve">, post, </w:t>
+      </w:r>
+      <w:proofErr w:type="spellStart"/>
+      <w:r>
+        <w:rPr>
+          <w:lang w:val="es-MX"/>
+        </w:rPr>
+        <w:t>update</w:t>
+      </w:r>
+      <w:proofErr w:type="spellEnd"/>
+      <w:r>
+        <w:rPr>
+          <w:lang w:val="es-MX"/>
+        </w:rPr>
+        <w:t xml:space="preserve"> y </w:t>
+      </w:r>
+      <w:proofErr w:type="spellStart"/>
+      <w:r>
+        <w:rPr>
+          <w:lang w:val="es-MX"/>
+        </w:rPr>
+        <w:t>delete</w:t>
+      </w:r>
+      <w:proofErr w:type="spellEnd"/>
+      <w:r>
+        <w:rPr>
+          <w:lang w:val="es-MX"/>
+        </w:rPr>
+        <w:t xml:space="preserve"> se </w:t>
+      </w:r>
+      <w:r>
+        <w:rPr>
+          <w:lang w:val="es-MX"/>
+        </w:rPr>
+        <w:t xml:space="preserve">utilizaría </w:t>
+      </w:r>
+      <w:proofErr w:type="spellStart"/>
+      <w:r>
+        <w:rPr>
+          <w:lang w:val="es-MX"/>
+        </w:rPr>
+        <w:t>thunder</w:t>
+      </w:r>
+      <w:proofErr w:type="spellEnd"/>
+      <w:r>
+        <w:rPr>
+          <w:lang w:val="es-MX"/>
+        </w:rPr>
+        <w:t xml:space="preserve"> que es una extensión </w:t>
       </w:r>
       <w:r>
         <w:rPr>
@@ -1762,13 +2489,69 @@
         <w:rPr>
           <w:lang w:val="es-MX"/>
         </w:rPr>
-        <w:t xml:space="preserve"> studio code antes de poder hacer las con</w:t>
-      </w:r>
-      <w:r>
-        <w:rPr>
-          <w:lang w:val="es-MX"/>
-        </w:rPr>
-        <w:t>exiones de las rutas con el front end.</w:t>
+        <w:t xml:space="preserve"> </w:t>
+      </w:r>
+      <w:proofErr w:type="spellStart"/>
+      <w:r>
+        <w:rPr>
+          <w:lang w:val="es-MX"/>
+        </w:rPr>
+        <w:t>studio</w:t>
+      </w:r>
+      <w:proofErr w:type="spellEnd"/>
+      <w:r>
+        <w:rPr>
+          <w:lang w:val="es-MX"/>
+        </w:rPr>
+        <w:t xml:space="preserve"> </w:t>
+      </w:r>
+      <w:proofErr w:type="spellStart"/>
+      <w:r>
+        <w:rPr>
+          <w:lang w:val="es-MX"/>
+        </w:rPr>
+        <w:t>code</w:t>
+      </w:r>
+      <w:proofErr w:type="spellEnd"/>
+      <w:r>
+        <w:rPr>
+          <w:lang w:val="es-MX"/>
+        </w:rPr>
+        <w:t xml:space="preserve"> antes de poder hacer las con</w:t>
+      </w:r>
+      <w:r>
+        <w:rPr>
+          <w:lang w:val="es-MX"/>
+        </w:rPr>
+        <w:t xml:space="preserve">exiones de las rutas con el </w:t>
+      </w:r>
+      <w:proofErr w:type="spellStart"/>
+      <w:r>
+        <w:rPr>
+          <w:lang w:val="es-MX"/>
+        </w:rPr>
+        <w:t>front</w:t>
+      </w:r>
+      <w:proofErr w:type="spellEnd"/>
+      <w:r>
+        <w:rPr>
+          <w:lang w:val="es-MX"/>
+        </w:rPr>
+        <w:t xml:space="preserve"> </w:t>
+      </w:r>
+      <w:proofErr w:type="spellStart"/>
+      <w:r>
+        <w:rPr>
+          <w:lang w:val="es-MX"/>
+        </w:rPr>
+        <w:t>end</w:t>
+      </w:r>
+      <w:proofErr w:type="spellEnd"/>
+      <w:r>
+        <w:rPr>
+          <w:lang w:val="es-MX"/>
+        </w:rPr>
+        <w:t>.</w:t>
       </w:r>
     </w:p>
     <w:p>
@@ -1788,17 +2571,39 @@
         </w:rPr>
         <w:t xml:space="preserve">Finalmente se utilizaría </w:t>
       </w:r>
-      <w:r>
-        <w:rPr>
-          <w:lang w:val="es-MX"/>
-        </w:rPr>
-        <w:t xml:space="preserve">dev y </w:t>
-      </w:r>
-      <w:r>
-        <w:rPr>
-          <w:lang w:val="es-MX"/>
-        </w:rPr>
-        <w:t xml:space="preserve">producción para la interacción del usuario con la aplicación final la cual primero con dev se hace una compilación previa a la producción. En </w:t>
+      <w:proofErr w:type="spellStart"/>
+      <w:r>
+        <w:rPr>
+          <w:lang w:val="es-MX"/>
+        </w:rPr>
+        <w:t>dev</w:t>
+      </w:r>
+      <w:proofErr w:type="spellEnd"/>
+      <w:r>
+        <w:rPr>
+          <w:lang w:val="es-MX"/>
+        </w:rPr>
+        <w:t xml:space="preserve"> y </w:t>
+      </w:r>
+      <w:r>
+        <w:rPr>
+          <w:lang w:val="es-MX"/>
+        </w:rPr>
+        <w:t xml:space="preserve">producción para la interacción del usuario con la aplicación final la cual primero con </w:t>
+      </w:r>
+      <w:proofErr w:type="spellStart"/>
+      <w:r>
+        <w:rPr>
+          <w:lang w:val="es-MX"/>
+        </w:rPr>
+        <w:t>dev</w:t>
+      </w:r>
+      <w:proofErr w:type="spellEnd"/>
+      <w:r>
+        <w:rPr>
+          <w:lang w:val="es-MX"/>
+        </w:rPr>
+        <w:t xml:space="preserve"> se hace una compilación previa a la producción. En </w:t>
       </w:r>
       <w:r>
         <w:rPr>
@@ -1828,7 +2633,49 @@
         <w:rPr>
           <w:lang w:val="es-MX"/>
         </w:rPr>
-        <w:t xml:space="preserve"> pero se visualizaría mediante un preview con npm run preview.</w:t>
+        <w:t xml:space="preserve"> pero se visualizaría mediante un </w:t>
+      </w:r>
+      <w:proofErr w:type="spellStart"/>
+      <w:r>
+        <w:rPr>
+          <w:lang w:val="es-MX"/>
+        </w:rPr>
+        <w:t>preview</w:t>
+      </w:r>
+      <w:proofErr w:type="spellEnd"/>
+      <w:r>
+        <w:rPr>
+          <w:lang w:val="es-MX"/>
+        </w:rPr>
+        <w:t xml:space="preserve"> con </w:t>
+      </w:r>
+      <w:proofErr w:type="spellStart"/>
+      <w:r>
+        <w:rPr>
+          <w:lang w:val="es-MX"/>
+        </w:rPr>
+        <w:t>npm</w:t>
+      </w:r>
+      <w:proofErr w:type="spellEnd"/>
+      <w:r>
+        <w:rPr>
+          <w:lang w:val="es-MX"/>
+        </w:rPr>
+        <w:t xml:space="preserve"> run </w:t>
+      </w:r>
+      <w:proofErr w:type="spellStart"/>
+      <w:r>
+        <w:rPr>
+          <w:lang w:val="es-MX"/>
+        </w:rPr>
+        <w:t>preview</w:t>
+      </w:r>
+      <w:proofErr w:type="spellEnd"/>
+      <w:r>
+        <w:rPr>
+          <w:lang w:val="es-MX"/>
+        </w:rPr>
+        <w:t>.</w:t>
       </w:r>
     </w:p>
     <w:p>
@@ -1886,7 +2733,7 @@
           <w:lang w:val="es-MX"/>
         </w:rPr>
       </w:pPr>
-      <w:bookmarkStart w:id="1" w:name="_Toc224080444"/>
+      <w:bookmarkStart w:id="1" w:name="_Toc224084359"/>
       <w:r>
         <w:rPr>
           <w:lang w:val="es-MX"/>
@@ -1963,7 +2810,21 @@
         <w:rPr>
           <w:lang w:val="es-MX"/>
         </w:rPr>
-        <w:t xml:space="preserve">al layout </w:t>
+        <w:t xml:space="preserve">al </w:t>
+      </w:r>
+      <w:proofErr w:type="spellStart"/>
+      <w:r>
+        <w:rPr>
+          <w:lang w:val="es-MX"/>
+        </w:rPr>
+        <w:t>layout</w:t>
+      </w:r>
+      <w:proofErr w:type="spellEnd"/>
+      <w:r>
+        <w:rPr>
+          <w:lang w:val="es-MX"/>
+        </w:rPr>
+        <w:t xml:space="preserve"> </w:t>
       </w:r>
       <w:r>
         <w:rPr>
@@ -1987,8 +2848,44 @@
         <w:rPr>
           <w:lang w:val="es-MX"/>
         </w:rPr>
-        <w:t xml:space="preserve"> el cual básicamente se divide en back end y front end</w:t>
-      </w:r>
+        <w:t xml:space="preserve"> el cual básicamente se divide en back </w:t>
+      </w:r>
+      <w:proofErr w:type="spellStart"/>
+      <w:r>
+        <w:rPr>
+          <w:lang w:val="es-MX"/>
+        </w:rPr>
+        <w:t>end</w:t>
+      </w:r>
+      <w:proofErr w:type="spellEnd"/>
+      <w:r>
+        <w:rPr>
+          <w:lang w:val="es-MX"/>
+        </w:rPr>
+        <w:t xml:space="preserve"> y </w:t>
+      </w:r>
+      <w:proofErr w:type="spellStart"/>
+      <w:r>
+        <w:rPr>
+          <w:lang w:val="es-MX"/>
+        </w:rPr>
+        <w:t>front</w:t>
+      </w:r>
+      <w:proofErr w:type="spellEnd"/>
+      <w:r>
+        <w:rPr>
+          <w:lang w:val="es-MX"/>
+        </w:rPr>
+        <w:t xml:space="preserve"> </w:t>
+      </w:r>
+      <w:proofErr w:type="spellStart"/>
+      <w:r>
+        <w:rPr>
+          <w:lang w:val="es-MX"/>
+        </w:rPr>
+        <w:t>end</w:t>
+      </w:r>
+      <w:proofErr w:type="spellEnd"/>
       <w:r>
         <w:rPr>
           <w:lang w:val="es-MX"/>
@@ -2011,8 +2908,16 @@
         <w:rPr>
           <w:lang w:val="es-MX"/>
         </w:rPr>
-        <w:t>En la carpeta de back end</w:t>
-      </w:r>
+        <w:t xml:space="preserve">En la carpeta de back </w:t>
+      </w:r>
+      <w:proofErr w:type="spellStart"/>
+      <w:r>
+        <w:rPr>
+          <w:lang w:val="es-MX"/>
+        </w:rPr>
+        <w:t>end</w:t>
+      </w:r>
+      <w:proofErr w:type="spellEnd"/>
       <w:r>
         <w:rPr>
           <w:lang w:val="es-MX"/>
@@ -2047,7 +2952,35 @@
         <w:rPr>
           <w:lang w:val="es-MX"/>
         </w:rPr>
-        <w:t xml:space="preserve"> el js para db y </w:t>
+        <w:t xml:space="preserve"> el </w:t>
+      </w:r>
+      <w:proofErr w:type="spellStart"/>
+      <w:r>
+        <w:rPr>
+          <w:lang w:val="es-MX"/>
+        </w:rPr>
+        <w:t>js</w:t>
+      </w:r>
+      <w:proofErr w:type="spellEnd"/>
+      <w:r>
+        <w:rPr>
+          <w:lang w:val="es-MX"/>
+        </w:rPr>
+        <w:t xml:space="preserve"> para </w:t>
+      </w:r>
+      <w:proofErr w:type="spellStart"/>
+      <w:r>
+        <w:rPr>
+          <w:lang w:val="es-MX"/>
+        </w:rPr>
+        <w:t>db</w:t>
+      </w:r>
+      <w:proofErr w:type="spellEnd"/>
+      <w:r>
+        <w:rPr>
+          <w:lang w:val="es-MX"/>
+        </w:rPr>
+        <w:t xml:space="preserve"> y </w:t>
       </w:r>
       <w:proofErr w:type="gramStart"/>
       <w:r>
@@ -2061,8 +2994,44 @@
         <w:rPr>
           <w:lang w:val="es-MX"/>
         </w:rPr>
-        <w:t xml:space="preserve"> para poder hacer la conexión y la conexión de métodos entre el back end y el front end</w:t>
-      </w:r>
+        <w:t xml:space="preserve"> para poder hacer la conexión y la conexión de métodos entre el back </w:t>
+      </w:r>
+      <w:proofErr w:type="spellStart"/>
+      <w:r>
+        <w:rPr>
+          <w:lang w:val="es-MX"/>
+        </w:rPr>
+        <w:t>end</w:t>
+      </w:r>
+      <w:proofErr w:type="spellEnd"/>
+      <w:r>
+        <w:rPr>
+          <w:lang w:val="es-MX"/>
+        </w:rPr>
+        <w:t xml:space="preserve"> y el </w:t>
+      </w:r>
+      <w:proofErr w:type="spellStart"/>
+      <w:r>
+        <w:rPr>
+          <w:lang w:val="es-MX"/>
+        </w:rPr>
+        <w:t>front</w:t>
+      </w:r>
+      <w:proofErr w:type="spellEnd"/>
+      <w:r>
+        <w:rPr>
+          <w:lang w:val="es-MX"/>
+        </w:rPr>
+        <w:t xml:space="preserve"> </w:t>
+      </w:r>
+      <w:proofErr w:type="spellStart"/>
+      <w:r>
+        <w:rPr>
+          <w:lang w:val="es-MX"/>
+        </w:rPr>
+        <w:t>end</w:t>
+      </w:r>
+      <w:proofErr w:type="spellEnd"/>
       <w:r>
         <w:rPr>
           <w:lang w:val="es-MX"/>
@@ -2085,7 +3054,21 @@
         <w:rPr>
           <w:lang w:val="es-MX"/>
         </w:rPr>
-        <w:t xml:space="preserve">En el env se agrego el detalle del servidor para </w:t>
+        <w:t xml:space="preserve">En el </w:t>
+      </w:r>
+      <w:proofErr w:type="spellStart"/>
+      <w:r>
+        <w:rPr>
+          <w:lang w:val="es-MX"/>
+        </w:rPr>
+        <w:t>env</w:t>
+      </w:r>
+      <w:proofErr w:type="spellEnd"/>
+      <w:r>
+        <w:rPr>
+          <w:lang w:val="es-MX"/>
+        </w:rPr>
+        <w:t xml:space="preserve"> se agrego el detalle del servidor para </w:t>
       </w:r>
       <w:r>
         <w:rPr>
@@ -2148,9 +3131,14 @@
           <w:lang w:val="es-MX"/>
         </w:rPr>
       </w:pPr>
-      <w:bookmarkStart w:id="2" w:name="_Toc224080445"/>
-      <w:r>
-        <w:t xml:space="preserve">Ilustración </w:t>
+      <w:bookmarkStart w:id="2" w:name="_Toc224084360"/>
+      <w:proofErr w:type="spellStart"/>
+      <w:r>
+        <w:t>Ilustración</w:t>
+      </w:r>
+      <w:proofErr w:type="spellEnd"/>
+      <w:r>
+        <w:t xml:space="preserve"> </w:t>
       </w:r>
       <w:r>
         <w:fldChar w:fldCharType="begin"/>
@@ -2215,7 +3203,35 @@
         <w:rPr>
           <w:lang w:val="es-MX"/>
         </w:rPr>
-        <w:t xml:space="preserve">diferentes partes de la pagina los cuales serian el header, el footer, </w:t>
+        <w:t xml:space="preserve">diferentes partes de la pagina los cuales serian el </w:t>
+      </w:r>
+      <w:proofErr w:type="spellStart"/>
+      <w:r>
+        <w:rPr>
+          <w:lang w:val="es-MX"/>
+        </w:rPr>
+        <w:t>header</w:t>
+      </w:r>
+      <w:proofErr w:type="spellEnd"/>
+      <w:r>
+        <w:rPr>
+          <w:lang w:val="es-MX"/>
+        </w:rPr>
+        <w:t xml:space="preserve">, el </w:t>
+      </w:r>
+      <w:proofErr w:type="spellStart"/>
+      <w:r>
+        <w:rPr>
+          <w:lang w:val="es-MX"/>
+        </w:rPr>
+        <w:t>footer</w:t>
+      </w:r>
+      <w:proofErr w:type="spellEnd"/>
+      <w:r>
+        <w:rPr>
+          <w:lang w:val="es-MX"/>
+        </w:rPr>
+        <w:t xml:space="preserve">, </w:t>
       </w:r>
       <w:r>
         <w:rPr>
@@ -2245,13 +3261,55 @@
         <w:rPr>
           <w:lang w:val="es-MX"/>
         </w:rPr>
-        <w:t>, se agrego app.jsx para</w:t>
-      </w:r>
-      <w:r>
-        <w:rPr>
-          <w:lang w:val="es-MX"/>
-        </w:rPr>
-        <w:t xml:space="preserve"> la ejecución de la aplicación agregando los diferentes elementos del front end, se agregó index.css para agregar el diseño </w:t>
+        <w:t xml:space="preserve">, se agrego </w:t>
+      </w:r>
+      <w:proofErr w:type="spellStart"/>
+      <w:r>
+        <w:rPr>
+          <w:lang w:val="es-MX"/>
+        </w:rPr>
+        <w:t>app.jsx</w:t>
+      </w:r>
+      <w:proofErr w:type="spellEnd"/>
+      <w:r>
+        <w:rPr>
+          <w:lang w:val="es-MX"/>
+        </w:rPr>
+        <w:t xml:space="preserve"> para</w:t>
+      </w:r>
+      <w:r>
+        <w:rPr>
+          <w:lang w:val="es-MX"/>
+        </w:rPr>
+        <w:t xml:space="preserve"> la ejecución de la aplicación agregando los diferentes elementos del </w:t>
+      </w:r>
+      <w:proofErr w:type="spellStart"/>
+      <w:r>
+        <w:rPr>
+          <w:lang w:val="es-MX"/>
+        </w:rPr>
+        <w:t>front</w:t>
+      </w:r>
+      <w:proofErr w:type="spellEnd"/>
+      <w:r>
+        <w:rPr>
+          <w:lang w:val="es-MX"/>
+        </w:rPr>
+        <w:t xml:space="preserve"> </w:t>
+      </w:r>
+      <w:proofErr w:type="spellStart"/>
+      <w:r>
+        <w:rPr>
+          <w:lang w:val="es-MX"/>
+        </w:rPr>
+        <w:t>end</w:t>
+      </w:r>
+      <w:proofErr w:type="spellEnd"/>
+      <w:r>
+        <w:rPr>
+          <w:lang w:val="es-MX"/>
+        </w:rPr>
+        <w:t xml:space="preserve">, se agregó index.css para agregar el diseño </w:t>
       </w:r>
       <w:r>
         <w:rPr>
@@ -2263,7 +3321,21 @@
         <w:rPr>
           <w:lang w:val="es-MX"/>
         </w:rPr>
-        <w:t xml:space="preserve">y main para </w:t>
+        <w:t xml:space="preserve">y </w:t>
+      </w:r>
+      <w:proofErr w:type="spellStart"/>
+      <w:r>
+        <w:rPr>
+          <w:lang w:val="es-MX"/>
+        </w:rPr>
+        <w:t>main</w:t>
+      </w:r>
+      <w:proofErr w:type="spellEnd"/>
+      <w:r>
+        <w:rPr>
+          <w:lang w:val="es-MX"/>
+        </w:rPr>
+        <w:t xml:space="preserve"> para </w:t>
       </w:r>
       <w:r>
         <w:rPr>
@@ -2305,7 +3377,21 @@
         <w:rPr>
           <w:lang w:val="es-MX"/>
         </w:rPr>
-        <w:t xml:space="preserve"> de app.jsx.</w:t>
+        <w:t xml:space="preserve"> de </w:t>
+      </w:r>
+      <w:proofErr w:type="spellStart"/>
+      <w:r>
+        <w:rPr>
+          <w:lang w:val="es-MX"/>
+        </w:rPr>
+        <w:t>app.jsx</w:t>
+      </w:r>
+      <w:proofErr w:type="spellEnd"/>
+      <w:r>
+        <w:rPr>
+          <w:lang w:val="es-MX"/>
+        </w:rPr>
+        <w:t>.</w:t>
       </w:r>
     </w:p>
     <w:p>
@@ -2329,7 +3415,21 @@
         <w:rPr>
           <w:lang w:val="es-MX"/>
         </w:rPr>
-        <w:t xml:space="preserve"> encuentra env para agregar información </w:t>
+        <w:t xml:space="preserve"> encuentra </w:t>
+      </w:r>
+      <w:proofErr w:type="spellStart"/>
+      <w:r>
+        <w:rPr>
+          <w:lang w:val="es-MX"/>
+        </w:rPr>
+        <w:t>env</w:t>
+      </w:r>
+      <w:proofErr w:type="spellEnd"/>
+      <w:r>
+        <w:rPr>
+          <w:lang w:val="es-MX"/>
+        </w:rPr>
+        <w:t xml:space="preserve"> para agregar información </w:t>
       </w:r>
       <w:r>
         <w:rPr>
@@ -2341,13 +3441,41 @@
         <w:rPr>
           <w:lang w:val="es-MX"/>
         </w:rPr>
-        <w:t xml:space="preserve"> junto con gitignore para solo subir información </w:t>
-      </w:r>
-      <w:r>
-        <w:rPr>
-          <w:lang w:val="es-MX"/>
-        </w:rPr>
-        <w:t>que sea necesaria a github.</w:t>
+        <w:t xml:space="preserve"> junto con </w:t>
+      </w:r>
+      <w:proofErr w:type="spellStart"/>
+      <w:r>
+        <w:rPr>
+          <w:lang w:val="es-MX"/>
+        </w:rPr>
+        <w:t>gitignore</w:t>
+      </w:r>
+      <w:proofErr w:type="spellEnd"/>
+      <w:r>
+        <w:rPr>
+          <w:lang w:val="es-MX"/>
+        </w:rPr>
+        <w:t xml:space="preserve"> para solo subir información </w:t>
+      </w:r>
+      <w:r>
+        <w:rPr>
+          <w:lang w:val="es-MX"/>
+        </w:rPr>
+        <w:t xml:space="preserve">que sea necesaria a </w:t>
+      </w:r>
+      <w:proofErr w:type="spellStart"/>
+      <w:r>
+        <w:rPr>
+          <w:lang w:val="es-MX"/>
+        </w:rPr>
+        <w:t>github</w:t>
+      </w:r>
+      <w:proofErr w:type="spellEnd"/>
+      <w:r>
+        <w:rPr>
+          <w:lang w:val="es-MX"/>
+        </w:rPr>
+        <w:t>.</w:t>
       </w:r>
     </w:p>
     <w:p>
@@ -2409,7 +3537,35 @@
         <w:rPr>
           <w:lang w:val="es-MX"/>
         </w:rPr>
-        <w:t xml:space="preserve"> mediante id root, y se agregó crearbd de Python para </w:t>
+        <w:t xml:space="preserve"> mediante id </w:t>
+      </w:r>
+      <w:proofErr w:type="spellStart"/>
+      <w:r>
+        <w:rPr>
+          <w:lang w:val="es-MX"/>
+        </w:rPr>
+        <w:t>root</w:t>
+      </w:r>
+      <w:proofErr w:type="spellEnd"/>
+      <w:r>
+        <w:rPr>
+          <w:lang w:val="es-MX"/>
+        </w:rPr>
+        <w:t xml:space="preserve">, y se agregó </w:t>
+      </w:r>
+      <w:proofErr w:type="spellStart"/>
+      <w:r>
+        <w:rPr>
+          <w:lang w:val="es-MX"/>
+        </w:rPr>
+        <w:t>crearbd</w:t>
+      </w:r>
+      <w:proofErr w:type="spellEnd"/>
+      <w:r>
+        <w:rPr>
+          <w:lang w:val="es-MX"/>
+        </w:rPr>
+        <w:t xml:space="preserve"> de Python para </w:t>
       </w:r>
       <w:r>
         <w:rPr>
@@ -2465,15 +3621,24 @@
       <w:pPr>
         <w:pStyle w:val="Caption"/>
         <w:jc w:val="center"/>
-      </w:pPr>
-      <w:bookmarkStart w:id="3" w:name="_Toc224080446"/>
-      <w:r>
+        <w:rPr>
+          <w:lang w:val="es-MX"/>
+        </w:rPr>
+      </w:pPr>
+      <w:bookmarkStart w:id="3" w:name="_Toc224084361"/>
+      <w:r>
+        <w:rPr>
+          <w:lang w:val="es-MX"/>
+        </w:rPr>
         <w:t xml:space="preserve">Ilustración </w:t>
       </w:r>
       <w:r>
         <w:fldChar w:fldCharType="begin"/>
       </w:r>
       <w:r>
+        <w:rPr>
+          <w:lang w:val="es-MX"/>
+        </w:rPr>
         <w:instrText xml:space="preserve"> SEQ Ilustración \* ARABIC </w:instrText>
       </w:r>
       <w:r>
@@ -2482,6 +3647,7 @@
       <w:r>
         <w:rPr>
           <w:noProof/>
+          <w:lang w:val="es-MX"/>
         </w:rPr>
         <w:t>3</w:t>
       </w:r>
@@ -2489,7 +3655,24 @@
         <w:fldChar w:fldCharType="end"/>
       </w:r>
       <w:r>
-        <w:t>. Layout Front End.</w:t>
+        <w:rPr>
+          <w:lang w:val="es-MX"/>
+        </w:rPr>
+        <w:t xml:space="preserve">. </w:t>
+      </w:r>
+      <w:proofErr w:type="spellStart"/>
+      <w:r>
+        <w:rPr>
+          <w:lang w:val="es-MX"/>
+        </w:rPr>
+        <w:t>Layout</w:t>
+      </w:r>
+      <w:proofErr w:type="spellEnd"/>
+      <w:r>
+        <w:rPr>
+          <w:lang w:val="es-MX"/>
+        </w:rPr>
+        <w:t xml:space="preserve"> Front End.</w:t>
       </w:r>
       <w:bookmarkEnd w:id="3"/>
     </w:p>
@@ -2500,6 +3683,1188 @@
         </w:rPr>
       </w:pPr>
     </w:p>
+    <w:p>
+      <w:pPr>
+        <w:rPr>
+          <w:lang w:val="es-MX"/>
+        </w:rPr>
+      </w:pPr>
+      <w:r>
+        <w:rPr>
+          <w:lang w:val="es-MX"/>
+        </w:rPr>
+        <w:lastRenderedPageBreak/>
+        <w:t xml:space="preserve">En cuanto al </w:t>
+      </w:r>
+      <w:proofErr w:type="spellStart"/>
+      <w:r>
+        <w:rPr>
+          <w:lang w:val="es-MX"/>
+        </w:rPr>
+        <w:t>versionamiento</w:t>
+      </w:r>
+      <w:proofErr w:type="spellEnd"/>
+      <w:r>
+        <w:rPr>
+          <w:lang w:val="es-MX"/>
+        </w:rPr>
+        <w:t xml:space="preserve"> se cuenta con la </w:t>
+      </w:r>
+      <w:r>
+        <w:rPr>
+          <w:lang w:val="es-MX"/>
+        </w:rPr>
+        <w:t xml:space="preserve">Branch </w:t>
+      </w:r>
+      <w:proofErr w:type="spellStart"/>
+      <w:r>
+        <w:rPr>
+          <w:lang w:val="es-MX"/>
+        </w:rPr>
+        <w:t>main</w:t>
+      </w:r>
+      <w:proofErr w:type="spellEnd"/>
+      <w:r>
+        <w:rPr>
+          <w:lang w:val="es-MX"/>
+        </w:rPr>
+        <w:t xml:space="preserve"> la cual</w:t>
+      </w:r>
+      <w:r>
+        <w:rPr>
+          <w:lang w:val="es-MX"/>
+        </w:rPr>
+        <w:t xml:space="preserve"> contiene la actividad 1</w:t>
+      </w:r>
+      <w:r>
+        <w:rPr>
+          <w:lang w:val="es-MX"/>
+        </w:rPr>
+        <w:t>. Posteriormente se creó la Branch versión-nueva-fase1</w:t>
+      </w:r>
+      <w:r>
+        <w:rPr>
+          <w:lang w:val="es-MX"/>
+        </w:rPr>
+        <w:t xml:space="preserve"> la cual contiene la actualización de la fase 1 por lo que para llevar a cabo esto se realizó lo siguiente.</w:t>
+      </w:r>
+    </w:p>
+    <w:p>
+      <w:pPr>
+        <w:rPr>
+          <w:lang w:val="es-MX"/>
+        </w:rPr>
+      </w:pPr>
+    </w:p>
+    <w:p>
+      <w:pPr>
+        <w:keepNext/>
+        <w:jc w:val="center"/>
+      </w:pPr>
+      <w:r>
+        <w:rPr>
+          <w:lang w:val="es-MX"/>
+        </w:rPr>
+        <w:drawing>
+          <wp:inline distT="0" distB="0" distL="0" distR="0" wp14:anchorId="71167A5E" wp14:editId="229E7AF0">
+            <wp:extent cx="4907280" cy="3081730"/>
+            <wp:effectExtent l="0" t="0" r="7620" b="4445"/>
+            <wp:docPr id="631684448" name="Picture 1"/>
+            <wp:cNvGraphicFramePr>
+              <a:graphicFrameLocks xmlns:a="http://schemas.openxmlformats.org/drawingml/2006/main" noChangeAspect="1"/>
+            </wp:cNvGraphicFramePr>
+            <a:graphic xmlns:a="http://schemas.openxmlformats.org/drawingml/2006/main">
+              <a:graphicData uri="http://schemas.openxmlformats.org/drawingml/2006/picture">
+                <pic:pic xmlns:pic="http://schemas.openxmlformats.org/drawingml/2006/picture">
+                  <pic:nvPicPr>
+                    <pic:cNvPr id="631684448" name=""/>
+                    <pic:cNvPicPr/>
+                  </pic:nvPicPr>
+                  <pic:blipFill>
+                    <a:blip r:embed="rId10"/>
+                    <a:stretch>
+                      <a:fillRect/>
+                    </a:stretch>
+                  </pic:blipFill>
+                  <pic:spPr>
+                    <a:xfrm>
+                      <a:off x="0" y="0"/>
+                      <a:ext cx="4913973" cy="3085933"/>
+                    </a:xfrm>
+                    <a:prstGeom prst="rect">
+                      <a:avLst/>
+                    </a:prstGeom>
+                  </pic:spPr>
+                </pic:pic>
+              </a:graphicData>
+            </a:graphic>
+          </wp:inline>
+        </w:drawing>
+      </w:r>
+    </w:p>
+    <w:p>
+      <w:pPr>
+        <w:pStyle w:val="Caption"/>
+        <w:jc w:val="center"/>
+        <w:rPr>
+          <w:lang w:val="es-MX"/>
+        </w:rPr>
+      </w:pPr>
+      <w:r>
+        <w:rPr>
+          <w:lang w:val="es-MX"/>
+        </w:rPr>
+        <w:t xml:space="preserve">Ilustración </w:t>
+      </w:r>
+      <w:r>
+        <w:fldChar w:fldCharType="begin"/>
+      </w:r>
+      <w:r>
+        <w:rPr>
+          <w:lang w:val="es-MX"/>
+        </w:rPr>
+        <w:instrText xml:space="preserve"> SEQ Ilustración \* ARABIC </w:instrText>
+      </w:r>
+      <w:r>
+        <w:fldChar w:fldCharType="separate"/>
+      </w:r>
+      <w:r>
+        <w:rPr>
+          <w:noProof/>
+          <w:lang w:val="es-MX"/>
+        </w:rPr>
+        <w:t>4</w:t>
+      </w:r>
+      <w:r>
+        <w:fldChar w:fldCharType="end"/>
+      </w:r>
+      <w:r>
+        <w:rPr>
+          <w:lang w:val="es-MX"/>
+        </w:rPr>
+        <w:t xml:space="preserve">. Branch </w:t>
+      </w:r>
+      <w:proofErr w:type="spellStart"/>
+      <w:r>
+        <w:rPr>
+          <w:lang w:val="es-MX"/>
+        </w:rPr>
+        <w:t>main</w:t>
+      </w:r>
+      <w:proofErr w:type="spellEnd"/>
+      <w:r>
+        <w:rPr>
+          <w:lang w:val="es-MX"/>
+        </w:rPr>
+        <w:t xml:space="preserve"> y fase 1.</w:t>
+      </w:r>
+    </w:p>
+    <w:p>
+      <w:pPr>
+        <w:rPr>
+          <w:lang w:val="es-MX"/>
+        </w:rPr>
+      </w:pPr>
+      <w:r>
+        <w:rPr>
+          <w:lang w:val="es-MX"/>
+        </w:rPr>
+        <w:t>Sobre la carpeta en donde se encontraba</w:t>
+      </w:r>
+      <w:r>
+        <w:rPr>
+          <w:lang w:val="es-MX"/>
+        </w:rPr>
+        <w:t xml:space="preserve"> la actividad se </w:t>
+      </w:r>
+      <w:proofErr w:type="spellStart"/>
+      <w:r>
+        <w:rPr>
+          <w:lang w:val="es-MX"/>
+        </w:rPr>
+        <w:t>creo</w:t>
+      </w:r>
+      <w:proofErr w:type="spellEnd"/>
+      <w:r>
+        <w:rPr>
+          <w:lang w:val="es-MX"/>
+        </w:rPr>
+        <w:t xml:space="preserve"> la nueva Branch mediante </w:t>
+      </w:r>
+      <w:proofErr w:type="spellStart"/>
+      <w:r>
+        <w:rPr>
+          <w:lang w:val="es-MX"/>
+        </w:rPr>
+        <w:t>git</w:t>
+      </w:r>
+      <w:proofErr w:type="spellEnd"/>
+      <w:r>
+        <w:rPr>
+          <w:lang w:val="es-MX"/>
+        </w:rPr>
+        <w:t xml:space="preserve"> switch -c mas el nombre de la Branch que </w:t>
+      </w:r>
+      <w:r>
+        <w:rPr>
+          <w:lang w:val="es-MX"/>
+        </w:rPr>
+        <w:t>sería</w:t>
+      </w:r>
+      <w:r>
+        <w:rPr>
+          <w:lang w:val="es-MX"/>
+        </w:rPr>
+        <w:t xml:space="preserve"> versión-nueva-fase1.</w:t>
+      </w:r>
+    </w:p>
+    <w:p>
+      <w:pPr>
+        <w:rPr>
+          <w:lang w:val="es-MX"/>
+        </w:rPr>
+      </w:pPr>
+    </w:p>
+    <w:p>
+      <w:pPr>
+        <w:keepNext/>
+      </w:pPr>
+      <w:r>
+        <w:rPr>
+          <w:lang w:val="es-MX"/>
+        </w:rPr>
+        <w:drawing>
+          <wp:inline distT="0" distB="0" distL="0" distR="0" wp14:anchorId="0045A00C" wp14:editId="3687EF1B">
+            <wp:extent cx="5943600" cy="342900"/>
+            <wp:effectExtent l="0" t="0" r="0" b="0"/>
+            <wp:docPr id="1507031157" name="Picture 1"/>
+            <wp:cNvGraphicFramePr>
+              <a:graphicFrameLocks xmlns:a="http://schemas.openxmlformats.org/drawingml/2006/main" noChangeAspect="1"/>
+            </wp:cNvGraphicFramePr>
+            <a:graphic xmlns:a="http://schemas.openxmlformats.org/drawingml/2006/main">
+              <a:graphicData uri="http://schemas.openxmlformats.org/drawingml/2006/picture">
+                <pic:pic xmlns:pic="http://schemas.openxmlformats.org/drawingml/2006/picture">
+                  <pic:nvPicPr>
+                    <pic:cNvPr id="1507031157" name=""/>
+                    <pic:cNvPicPr/>
+                  </pic:nvPicPr>
+                  <pic:blipFill>
+                    <a:blip r:embed="rId11"/>
+                    <a:stretch>
+                      <a:fillRect/>
+                    </a:stretch>
+                  </pic:blipFill>
+                  <pic:spPr>
+                    <a:xfrm>
+                      <a:off x="0" y="0"/>
+                      <a:ext cx="5943600" cy="342900"/>
+                    </a:xfrm>
+                    <a:prstGeom prst="rect">
+                      <a:avLst/>
+                    </a:prstGeom>
+                  </pic:spPr>
+                </pic:pic>
+              </a:graphicData>
+            </a:graphic>
+          </wp:inline>
+        </w:drawing>
+      </w:r>
+    </w:p>
+    <w:p>
+      <w:pPr>
+        <w:pStyle w:val="Caption"/>
+        <w:jc w:val="center"/>
+        <w:rPr>
+          <w:lang w:val="es-MX"/>
+        </w:rPr>
+      </w:pPr>
+      <w:r>
+        <w:rPr>
+          <w:lang w:val="es-MX"/>
+        </w:rPr>
+        <w:t xml:space="preserve">Ilustración </w:t>
+      </w:r>
+      <w:r>
+        <w:fldChar w:fldCharType="begin"/>
+      </w:r>
+      <w:r>
+        <w:rPr>
+          <w:lang w:val="es-MX"/>
+        </w:rPr>
+        <w:instrText xml:space="preserve"> SEQ Ilustración \* ARABIC </w:instrText>
+      </w:r>
+      <w:r>
+        <w:fldChar w:fldCharType="separate"/>
+      </w:r>
+      <w:r>
+        <w:rPr>
+          <w:noProof/>
+          <w:lang w:val="es-MX"/>
+        </w:rPr>
+        <w:t>5</w:t>
+      </w:r>
+      <w:r>
+        <w:fldChar w:fldCharType="end"/>
+      </w:r>
+      <w:r>
+        <w:rPr>
+          <w:lang w:val="es-MX"/>
+        </w:rPr>
+        <w:t xml:space="preserve">. Switch para crear nueva </w:t>
+      </w:r>
+      <w:proofErr w:type="spellStart"/>
+      <w:r>
+        <w:rPr>
+          <w:lang w:val="es-MX"/>
+        </w:rPr>
+        <w:t>branch</w:t>
+      </w:r>
+      <w:proofErr w:type="spellEnd"/>
+      <w:r>
+        <w:rPr>
+          <w:lang w:val="es-MX"/>
+        </w:rPr>
+        <w:t>.</w:t>
+      </w:r>
+    </w:p>
+    <w:p>
+      <w:pPr>
+        <w:rPr>
+          <w:lang w:val="es-MX"/>
+        </w:rPr>
+      </w:pPr>
+    </w:p>
+    <w:p>
+      <w:pPr>
+        <w:rPr>
+          <w:lang w:val="es-MX"/>
+        </w:rPr>
+      </w:pPr>
+      <w:r>
+        <w:rPr>
+          <w:lang w:val="es-MX"/>
+        </w:rPr>
+        <w:drawing>
+          <wp:inline distT="0" distB="0" distL="0" distR="0" wp14:anchorId="25E2B122" wp14:editId="7D7FA28B">
+            <wp:extent cx="5943600" cy="289560"/>
+            <wp:effectExtent l="0" t="0" r="0" b="0"/>
+            <wp:docPr id="1930144620" name="Picture 1"/>
+            <wp:cNvGraphicFramePr>
+              <a:graphicFrameLocks xmlns:a="http://schemas.openxmlformats.org/drawingml/2006/main" noChangeAspect="1"/>
+            </wp:cNvGraphicFramePr>
+            <a:graphic xmlns:a="http://schemas.openxmlformats.org/drawingml/2006/main">
+              <a:graphicData uri="http://schemas.openxmlformats.org/drawingml/2006/picture">
+                <pic:pic xmlns:pic="http://schemas.openxmlformats.org/drawingml/2006/picture">
+                  <pic:nvPicPr>
+                    <pic:cNvPr id="1930144620" name=""/>
+                    <pic:cNvPicPr/>
+                  </pic:nvPicPr>
+                  <pic:blipFill>
+                    <a:blip r:embed="rId12"/>
+                    <a:stretch>
+                      <a:fillRect/>
+                    </a:stretch>
+                  </pic:blipFill>
+                  <pic:spPr>
+                    <a:xfrm>
+                      <a:off x="0" y="0"/>
+                      <a:ext cx="5943600" cy="289560"/>
+                    </a:xfrm>
+                    <a:prstGeom prst="rect">
+                      <a:avLst/>
+                    </a:prstGeom>
+                  </pic:spPr>
+                </pic:pic>
+              </a:graphicData>
+            </a:graphic>
+          </wp:inline>
+        </w:drawing>
+      </w:r>
+    </w:p>
+    <w:p>
+      <w:pPr>
+        <w:rPr>
+          <w:lang w:val="es-MX"/>
+        </w:rPr>
+      </w:pPr>
+    </w:p>
+    <w:p>
+      <w:pPr>
+        <w:rPr>
+          <w:lang w:val="es-MX"/>
+        </w:rPr>
+      </w:pPr>
+      <w:r>
+        <w:rPr>
+          <w:lang w:val="es-MX"/>
+        </w:rPr>
+        <w:drawing>
+          <wp:inline distT="0" distB="0" distL="0" distR="0" wp14:anchorId="087E9FC6" wp14:editId="5CC3C3F5">
+            <wp:extent cx="5943600" cy="363855"/>
+            <wp:effectExtent l="0" t="0" r="0" b="0"/>
+            <wp:docPr id="2057503973" name="Picture 1"/>
+            <wp:cNvGraphicFramePr>
+              <a:graphicFrameLocks xmlns:a="http://schemas.openxmlformats.org/drawingml/2006/main" noChangeAspect="1"/>
+            </wp:cNvGraphicFramePr>
+            <a:graphic xmlns:a="http://schemas.openxmlformats.org/drawingml/2006/main">
+              <a:graphicData uri="http://schemas.openxmlformats.org/drawingml/2006/picture">
+                <pic:pic xmlns:pic="http://schemas.openxmlformats.org/drawingml/2006/picture">
+                  <pic:nvPicPr>
+                    <pic:cNvPr id="2057503973" name=""/>
+                    <pic:cNvPicPr/>
+                  </pic:nvPicPr>
+                  <pic:blipFill>
+                    <a:blip r:embed="rId13"/>
+                    <a:stretch>
+                      <a:fillRect/>
+                    </a:stretch>
+                  </pic:blipFill>
+                  <pic:spPr>
+                    <a:xfrm>
+                      <a:off x="0" y="0"/>
+                      <a:ext cx="5943600" cy="363855"/>
+                    </a:xfrm>
+                    <a:prstGeom prst="rect">
+                      <a:avLst/>
+                    </a:prstGeom>
+                  </pic:spPr>
+                </pic:pic>
+              </a:graphicData>
+            </a:graphic>
+          </wp:inline>
+        </w:drawing>
+      </w:r>
+      <w:r>
+        <w:rPr>
+          <w:lang w:val="es-MX"/>
+        </w:rPr>
+        <w:br/>
+      </w:r>
+    </w:p>
+    <w:p>
+      <w:pPr>
+        <w:rPr>
+          <w:lang w:val="es-MX"/>
+        </w:rPr>
+      </w:pPr>
+      <w:r>
+        <w:rPr>
+          <w:lang w:val="es-MX"/>
+        </w:rPr>
+        <w:lastRenderedPageBreak/>
+        <w:drawing>
+          <wp:inline distT="0" distB="0" distL="0" distR="0" wp14:anchorId="6A1B3EE7" wp14:editId="4AF47423">
+            <wp:extent cx="5943600" cy="734695"/>
+            <wp:effectExtent l="0" t="0" r="0" b="8255"/>
+            <wp:docPr id="655927094" name="Picture 1"/>
+            <wp:cNvGraphicFramePr>
+              <a:graphicFrameLocks xmlns:a="http://schemas.openxmlformats.org/drawingml/2006/main" noChangeAspect="1"/>
+            </wp:cNvGraphicFramePr>
+            <a:graphic xmlns:a="http://schemas.openxmlformats.org/drawingml/2006/main">
+              <a:graphicData uri="http://schemas.openxmlformats.org/drawingml/2006/picture">
+                <pic:pic xmlns:pic="http://schemas.openxmlformats.org/drawingml/2006/picture">
+                  <pic:nvPicPr>
+                    <pic:cNvPr id="655927094" name=""/>
+                    <pic:cNvPicPr/>
+                  </pic:nvPicPr>
+                  <pic:blipFill>
+                    <a:blip r:embed="rId14"/>
+                    <a:stretch>
+                      <a:fillRect/>
+                    </a:stretch>
+                  </pic:blipFill>
+                  <pic:spPr>
+                    <a:xfrm>
+                      <a:off x="0" y="0"/>
+                      <a:ext cx="5943600" cy="734695"/>
+                    </a:xfrm>
+                    <a:prstGeom prst="rect">
+                      <a:avLst/>
+                    </a:prstGeom>
+                  </pic:spPr>
+                </pic:pic>
+              </a:graphicData>
+            </a:graphic>
+          </wp:inline>
+        </w:drawing>
+      </w:r>
+    </w:p>
+    <w:p>
+      <w:pPr>
+        <w:rPr>
+          <w:lang w:val="es-MX"/>
+        </w:rPr>
+      </w:pPr>
+    </w:p>
+    <w:p>
+      <w:pPr>
+        <w:rPr>
+          <w:lang w:val="es-MX"/>
+        </w:rPr>
+      </w:pPr>
+      <w:r>
+        <w:rPr>
+          <w:lang w:val="es-MX"/>
+        </w:rPr>
+        <w:drawing>
+          <wp:inline distT="0" distB="0" distL="0" distR="0" wp14:anchorId="0C4D6242" wp14:editId="7BCA9F72">
+            <wp:extent cx="5943600" cy="1661795"/>
+            <wp:effectExtent l="0" t="0" r="0" b="0"/>
+            <wp:docPr id="624542991" name="Picture 1"/>
+            <wp:cNvGraphicFramePr>
+              <a:graphicFrameLocks xmlns:a="http://schemas.openxmlformats.org/drawingml/2006/main" noChangeAspect="1"/>
+            </wp:cNvGraphicFramePr>
+            <a:graphic xmlns:a="http://schemas.openxmlformats.org/drawingml/2006/main">
+              <a:graphicData uri="http://schemas.openxmlformats.org/drawingml/2006/picture">
+                <pic:pic xmlns:pic="http://schemas.openxmlformats.org/drawingml/2006/picture">
+                  <pic:nvPicPr>
+                    <pic:cNvPr id="624542991" name=""/>
+                    <pic:cNvPicPr/>
+                  </pic:nvPicPr>
+                  <pic:blipFill>
+                    <a:blip r:embed="rId15"/>
+                    <a:stretch>
+                      <a:fillRect/>
+                    </a:stretch>
+                  </pic:blipFill>
+                  <pic:spPr>
+                    <a:xfrm>
+                      <a:off x="0" y="0"/>
+                      <a:ext cx="5943600" cy="1661795"/>
+                    </a:xfrm>
+                    <a:prstGeom prst="rect">
+                      <a:avLst/>
+                    </a:prstGeom>
+                  </pic:spPr>
+                </pic:pic>
+              </a:graphicData>
+            </a:graphic>
+          </wp:inline>
+        </w:drawing>
+      </w:r>
+    </w:p>
+    <w:p>
+      <w:pPr>
+        <w:rPr>
+          <w:lang w:val="es-MX"/>
+        </w:rPr>
+      </w:pPr>
+    </w:p>
+    <w:p>
+      <w:pPr>
+        <w:rPr>
+          <w:lang w:val="es-MX"/>
+        </w:rPr>
+      </w:pPr>
+      <w:r>
+        <w:rPr>
+          <w:lang w:val="es-MX"/>
+        </w:rPr>
+        <w:t xml:space="preserve">En cuanto al </w:t>
+      </w:r>
+      <w:proofErr w:type="spellStart"/>
+      <w:r>
+        <w:rPr>
+          <w:lang w:val="es-MX"/>
+        </w:rPr>
+        <w:t>merge</w:t>
+      </w:r>
+      <w:proofErr w:type="spellEnd"/>
+      <w:r>
+        <w:rPr>
+          <w:lang w:val="es-MX"/>
+        </w:rPr>
+        <w:t xml:space="preserve"> que se muestra en el video</w:t>
+      </w:r>
+      <w:r>
+        <w:rPr>
+          <w:lang w:val="es-MX"/>
+        </w:rPr>
+        <w:t xml:space="preserve"> </w:t>
+      </w:r>
+      <w:r>
+        <w:rPr>
+          <w:lang w:val="es-MX"/>
+        </w:rPr>
+        <w:t xml:space="preserve">primero nos colocamos en </w:t>
+      </w:r>
+      <w:r>
+        <w:rPr>
+          <w:lang w:val="es-MX"/>
+        </w:rPr>
+        <w:t xml:space="preserve">la </w:t>
+      </w:r>
+      <w:r>
+        <w:rPr>
+          <w:lang w:val="es-MX"/>
+        </w:rPr>
+        <w:t xml:space="preserve">Branch nueva mediante </w:t>
+      </w:r>
+      <w:proofErr w:type="spellStart"/>
+      <w:r>
+        <w:rPr>
+          <w:lang w:val="es-MX"/>
+        </w:rPr>
+        <w:t>git</w:t>
+      </w:r>
+      <w:proofErr w:type="spellEnd"/>
+      <w:r>
+        <w:rPr>
+          <w:lang w:val="es-MX"/>
+        </w:rPr>
+        <w:t xml:space="preserve"> </w:t>
+      </w:r>
+      <w:proofErr w:type="spellStart"/>
+      <w:r>
+        <w:rPr>
+          <w:lang w:val="es-MX"/>
+        </w:rPr>
+        <w:t>checkout</w:t>
+      </w:r>
+      <w:proofErr w:type="spellEnd"/>
+      <w:r>
+        <w:rPr>
+          <w:lang w:val="es-MX"/>
+        </w:rPr>
+        <w:t xml:space="preserve"> versión-nueva-fase1.</w:t>
+      </w:r>
+    </w:p>
+    <w:p>
+      <w:pPr>
+        <w:rPr>
+          <w:lang w:val="es-MX"/>
+        </w:rPr>
+      </w:pPr>
+    </w:p>
+    <w:p>
+      <w:pPr>
+        <w:rPr>
+          <w:b/>
+          <w:bCs/>
+          <w:lang w:val="es-MX"/>
+        </w:rPr>
+      </w:pPr>
+      <w:r>
+        <w:rPr>
+          <w:b/>
+          <w:bCs/>
+          <w:lang w:val="es-MX"/>
+        </w:rPr>
+        <w:t>Git</w:t>
+      </w:r>
+      <w:r>
+        <w:rPr>
+          <w:b/>
+          <w:bCs/>
+          <w:lang w:val="es-MX"/>
+        </w:rPr>
+        <w:t xml:space="preserve"> </w:t>
+      </w:r>
+      <w:proofErr w:type="spellStart"/>
+      <w:r>
+        <w:rPr>
+          <w:b/>
+          <w:bCs/>
+          <w:lang w:val="es-MX"/>
+        </w:rPr>
+        <w:t>check</w:t>
+      </w:r>
+      <w:r>
+        <w:rPr>
+          <w:b/>
+          <w:bCs/>
+          <w:lang w:val="es-MX"/>
+        </w:rPr>
+        <w:t>out</w:t>
+      </w:r>
+      <w:proofErr w:type="spellEnd"/>
+      <w:r>
+        <w:rPr>
+          <w:b/>
+          <w:bCs/>
+          <w:lang w:val="es-MX"/>
+        </w:rPr>
+        <w:t xml:space="preserve"> </w:t>
+      </w:r>
+      <w:r>
+        <w:rPr>
+          <w:b/>
+          <w:bCs/>
+          <w:lang w:val="es-MX"/>
+        </w:rPr>
+        <w:t>versi</w:t>
+      </w:r>
+      <w:r>
+        <w:rPr>
+          <w:b/>
+          <w:bCs/>
+          <w:lang w:val="es-MX"/>
+        </w:rPr>
+        <w:t>o</w:t>
+      </w:r>
+      <w:r>
+        <w:rPr>
+          <w:b/>
+          <w:bCs/>
+          <w:lang w:val="es-MX"/>
+        </w:rPr>
+        <w:t>n-nueva-fase1</w:t>
+      </w:r>
+    </w:p>
+    <w:p>
+      <w:pPr>
+        <w:rPr>
+          <w:b/>
+          <w:bCs/>
+          <w:lang w:val="es-MX"/>
+        </w:rPr>
+      </w:pPr>
+    </w:p>
+    <w:p>
+      <w:pPr>
+        <w:rPr>
+          <w:b/>
+          <w:bCs/>
+          <w:lang w:val="es-MX"/>
+        </w:rPr>
+      </w:pPr>
+      <w:r>
+        <w:rPr>
+          <w:b/>
+          <w:bCs/>
+          <w:lang w:val="es-MX"/>
+        </w:rPr>
+        <w:drawing>
+          <wp:inline distT="0" distB="0" distL="0" distR="0" wp14:anchorId="2874A5C9" wp14:editId="0C913877">
+            <wp:extent cx="5943600" cy="546100"/>
+            <wp:effectExtent l="0" t="0" r="0" b="6350"/>
+            <wp:docPr id="762075678" name="Picture 1"/>
+            <wp:cNvGraphicFramePr>
+              <a:graphicFrameLocks xmlns:a="http://schemas.openxmlformats.org/drawingml/2006/main" noChangeAspect="1"/>
+            </wp:cNvGraphicFramePr>
+            <a:graphic xmlns:a="http://schemas.openxmlformats.org/drawingml/2006/main">
+              <a:graphicData uri="http://schemas.openxmlformats.org/drawingml/2006/picture">
+                <pic:pic xmlns:pic="http://schemas.openxmlformats.org/drawingml/2006/picture">
+                  <pic:nvPicPr>
+                    <pic:cNvPr id="762075678" name=""/>
+                    <pic:cNvPicPr/>
+                  </pic:nvPicPr>
+                  <pic:blipFill>
+                    <a:blip r:embed="rId16"/>
+                    <a:stretch>
+                      <a:fillRect/>
+                    </a:stretch>
+                  </pic:blipFill>
+                  <pic:spPr>
+                    <a:xfrm>
+                      <a:off x="0" y="0"/>
+                      <a:ext cx="5943600" cy="546100"/>
+                    </a:xfrm>
+                    <a:prstGeom prst="rect">
+                      <a:avLst/>
+                    </a:prstGeom>
+                  </pic:spPr>
+                </pic:pic>
+              </a:graphicData>
+            </a:graphic>
+          </wp:inline>
+        </w:drawing>
+      </w:r>
+    </w:p>
+    <w:p>
+      <w:proofErr w:type="spellStart"/>
+      <w:r>
+        <w:t>Despues</w:t>
+      </w:r>
+      <w:proofErr w:type="spellEnd"/>
+      <w:r>
+        <w:t xml:space="preserve"> </w:t>
+      </w:r>
+      <w:proofErr w:type="spellStart"/>
+      <w:r>
+        <w:t>hacemos</w:t>
+      </w:r>
+      <w:proofErr w:type="spellEnd"/>
+      <w:r>
+        <w:t xml:space="preserve"> merge</w:t>
+      </w:r>
+      <w:r>
+        <w:t xml:space="preserve"> </w:t>
+      </w:r>
+      <w:proofErr w:type="spellStart"/>
+      <w:r>
+        <w:t>mediante</w:t>
+      </w:r>
+      <w:proofErr w:type="spellEnd"/>
+      <w:r>
+        <w:t xml:space="preserve"> git merge </w:t>
+      </w:r>
+      <w:r>
+        <w:t>main</w:t>
+      </w:r>
+    </w:p>
+    <w:p/>
+    <w:p>
+      <w:pPr>
+        <w:rPr>
+          <w:b/>
+          <w:bCs/>
+        </w:rPr>
+      </w:pPr>
+      <w:r>
+        <w:rPr>
+          <w:b/>
+          <w:bCs/>
+        </w:rPr>
+        <w:t>Git merge main</w:t>
+      </w:r>
+    </w:p>
+    <w:p>
+      <w:pPr>
+        <w:rPr>
+          <w:b/>
+          <w:bCs/>
+        </w:rPr>
+      </w:pPr>
+    </w:p>
+    <w:p>
+      <w:pPr>
+        <w:rPr>
+          <w:lang w:val="es-MX"/>
+        </w:rPr>
+      </w:pPr>
+      <w:r>
+        <w:rPr>
+          <w:lang w:val="es-MX"/>
+        </w:rPr>
+        <w:t>Posteriormente eliminamos</w:t>
+      </w:r>
+      <w:r>
+        <w:rPr>
+          <w:lang w:val="es-MX"/>
+        </w:rPr>
+        <w:t xml:space="preserve"> </w:t>
+      </w:r>
+      <w:proofErr w:type="spellStart"/>
+      <w:r>
+        <w:rPr>
+          <w:lang w:val="es-MX"/>
+        </w:rPr>
+        <w:t>main</w:t>
+      </w:r>
+      <w:proofErr w:type="spellEnd"/>
+      <w:r>
+        <w:rPr>
+          <w:lang w:val="es-MX"/>
+        </w:rPr>
+        <w:t xml:space="preserve"> con</w:t>
+      </w:r>
+      <w:r>
+        <w:rPr>
+          <w:lang w:val="es-MX"/>
+        </w:rPr>
+        <w:t xml:space="preserve"> </w:t>
+      </w:r>
+      <w:proofErr w:type="spellStart"/>
+      <w:r>
+        <w:rPr>
+          <w:lang w:val="es-MX"/>
+        </w:rPr>
+        <w:t>git</w:t>
+      </w:r>
+      <w:proofErr w:type="spellEnd"/>
+      <w:r>
+        <w:rPr>
+          <w:lang w:val="es-MX"/>
+        </w:rPr>
+        <w:t xml:space="preserve"> </w:t>
+      </w:r>
+      <w:r>
+        <w:rPr>
+          <w:lang w:val="es-MX"/>
+        </w:rPr>
+        <w:t>Branch -D</w:t>
+      </w:r>
+      <w:r>
+        <w:rPr>
+          <w:lang w:val="es-MX"/>
+        </w:rPr>
+        <w:t xml:space="preserve"> </w:t>
+      </w:r>
+      <w:proofErr w:type="spellStart"/>
+      <w:r>
+        <w:rPr>
+          <w:lang w:val="es-MX"/>
+        </w:rPr>
+        <w:t>main</w:t>
+      </w:r>
+      <w:proofErr w:type="spellEnd"/>
+      <w:r>
+        <w:rPr>
+          <w:lang w:val="es-MX"/>
+        </w:rPr>
+        <w:t xml:space="preserve">, hacemos </w:t>
+      </w:r>
+      <w:proofErr w:type="spellStart"/>
+      <w:r>
+        <w:rPr>
+          <w:lang w:val="es-MX"/>
+        </w:rPr>
+        <w:t>commit</w:t>
+      </w:r>
+      <w:proofErr w:type="spellEnd"/>
+      <w:r>
+        <w:rPr>
+          <w:lang w:val="es-MX"/>
+        </w:rPr>
+        <w:t xml:space="preserve"> con </w:t>
+      </w:r>
+      <w:r>
+        <w:rPr>
+          <w:lang w:val="es-MX"/>
+        </w:rPr>
+        <w:t xml:space="preserve">-m </w:t>
+      </w:r>
+      <w:proofErr w:type="spellStart"/>
+      <w:r>
+        <w:rPr>
+          <w:lang w:val="es-MX"/>
+        </w:rPr>
+        <w:t>main</w:t>
+      </w:r>
+      <w:proofErr w:type="spellEnd"/>
+      <w:r>
+        <w:rPr>
+          <w:lang w:val="es-MX"/>
+        </w:rPr>
+        <w:t xml:space="preserve"> y hacemos el </w:t>
+      </w:r>
+      <w:proofErr w:type="spellStart"/>
+      <w:r>
+        <w:rPr>
+          <w:lang w:val="es-MX"/>
+        </w:rPr>
+        <w:t>push</w:t>
+      </w:r>
+      <w:proofErr w:type="spellEnd"/>
+      <w:r>
+        <w:rPr>
+          <w:lang w:val="es-MX"/>
+        </w:rPr>
+        <w:t xml:space="preserve"> </w:t>
+      </w:r>
+      <w:r>
+        <w:rPr>
+          <w:lang w:val="es-MX"/>
+        </w:rPr>
+        <w:t xml:space="preserve">para guardar los cambios en </w:t>
+      </w:r>
+      <w:proofErr w:type="spellStart"/>
+      <w:r>
+        <w:rPr>
+          <w:lang w:val="es-MX"/>
+        </w:rPr>
+        <w:t>github</w:t>
+      </w:r>
+      <w:proofErr w:type="spellEnd"/>
+      <w:r>
+        <w:rPr>
+          <w:lang w:val="es-MX"/>
+        </w:rPr>
+        <w:t xml:space="preserve"> mediante </w:t>
+      </w:r>
+      <w:proofErr w:type="spellStart"/>
+      <w:r>
+        <w:rPr>
+          <w:lang w:val="es-MX"/>
+        </w:rPr>
+        <w:t>git</w:t>
+      </w:r>
+      <w:proofErr w:type="spellEnd"/>
+      <w:r>
+        <w:rPr>
+          <w:lang w:val="es-MX"/>
+        </w:rPr>
+        <w:t xml:space="preserve"> </w:t>
+      </w:r>
+      <w:proofErr w:type="spellStart"/>
+      <w:r>
+        <w:rPr>
+          <w:lang w:val="es-MX"/>
+        </w:rPr>
+        <w:t>push</w:t>
+      </w:r>
+      <w:proofErr w:type="spellEnd"/>
+      <w:r>
+        <w:rPr>
+          <w:lang w:val="es-MX"/>
+        </w:rPr>
+        <w:t xml:space="preserve"> -u</w:t>
+      </w:r>
+      <w:r>
+        <w:rPr>
+          <w:lang w:val="es-MX"/>
+        </w:rPr>
+        <w:t xml:space="preserve"> </w:t>
+      </w:r>
+      <w:proofErr w:type="spellStart"/>
+      <w:r>
+        <w:rPr>
+          <w:lang w:val="es-MX"/>
+        </w:rPr>
+        <w:t>origin</w:t>
+      </w:r>
+      <w:proofErr w:type="spellEnd"/>
+      <w:r>
+        <w:rPr>
+          <w:lang w:val="es-MX"/>
+        </w:rPr>
+        <w:t xml:space="preserve"> </w:t>
+      </w:r>
+      <w:proofErr w:type="spellStart"/>
+      <w:r>
+        <w:rPr>
+          <w:lang w:val="es-MX"/>
+        </w:rPr>
+        <w:t>main</w:t>
+      </w:r>
+      <w:proofErr w:type="spellEnd"/>
+      <w:r>
+        <w:rPr>
+          <w:lang w:val="es-MX"/>
+        </w:rPr>
+        <w:t xml:space="preserve"> –</w:t>
+      </w:r>
+      <w:proofErr w:type="spellStart"/>
+      <w:r>
+        <w:rPr>
+          <w:lang w:val="es-MX"/>
+        </w:rPr>
+        <w:t>force</w:t>
+      </w:r>
+      <w:proofErr w:type="spellEnd"/>
+      <w:r>
+        <w:rPr>
+          <w:lang w:val="es-MX"/>
+        </w:rPr>
+        <w:t>.</w:t>
+      </w:r>
+    </w:p>
+    <w:p>
+      <w:pPr>
+        <w:rPr>
+          <w:lang w:val="es-MX"/>
+        </w:rPr>
+      </w:pPr>
+    </w:p>
+    <w:p>
+      <w:pPr>
+        <w:rPr>
+          <w:b/>
+          <w:bCs/>
+          <w:lang w:val="es-MX"/>
+        </w:rPr>
+      </w:pPr>
+      <w:r>
+        <w:rPr>
+          <w:b/>
+          <w:bCs/>
+          <w:lang w:val="es-MX"/>
+        </w:rPr>
+        <w:t xml:space="preserve">Git </w:t>
+      </w:r>
+      <w:r>
+        <w:rPr>
+          <w:b/>
+          <w:bCs/>
+          <w:lang w:val="es-MX"/>
+        </w:rPr>
+        <w:t xml:space="preserve">Branch -D </w:t>
+      </w:r>
+      <w:proofErr w:type="spellStart"/>
+      <w:r>
+        <w:rPr>
+          <w:b/>
+          <w:bCs/>
+          <w:lang w:val="es-MX"/>
+        </w:rPr>
+        <w:t>main</w:t>
+      </w:r>
+      <w:proofErr w:type="spellEnd"/>
+    </w:p>
+    <w:p>
+      <w:pPr>
+        <w:rPr>
+          <w:b/>
+          <w:bCs/>
+          <w:lang w:val="es-MX"/>
+        </w:rPr>
+      </w:pPr>
+      <w:r>
+        <w:rPr>
+          <w:b/>
+          <w:bCs/>
+          <w:lang w:val="es-MX"/>
+        </w:rPr>
+        <w:lastRenderedPageBreak/>
+        <w:t xml:space="preserve">Git Branch </w:t>
+      </w:r>
+      <w:r>
+        <w:rPr>
+          <w:b/>
+          <w:bCs/>
+          <w:lang w:val="es-MX"/>
+        </w:rPr>
+        <w:t xml:space="preserve">-m </w:t>
+      </w:r>
+      <w:proofErr w:type="spellStart"/>
+      <w:r>
+        <w:rPr>
+          <w:b/>
+          <w:bCs/>
+          <w:lang w:val="es-MX"/>
+        </w:rPr>
+        <w:t>main</w:t>
+      </w:r>
+      <w:proofErr w:type="spellEnd"/>
+    </w:p>
+    <w:p>
+      <w:pPr>
+        <w:rPr>
+          <w:b/>
+          <w:bCs/>
+        </w:rPr>
+      </w:pPr>
+      <w:r>
+        <w:rPr>
+          <w:b/>
+          <w:bCs/>
+        </w:rPr>
+        <w:t xml:space="preserve">Git push </w:t>
+      </w:r>
+      <w:r>
+        <w:rPr>
+          <w:b/>
+          <w:bCs/>
+        </w:rPr>
+        <w:t>-u origin</w:t>
+      </w:r>
+      <w:r>
+        <w:rPr>
+          <w:b/>
+          <w:bCs/>
+        </w:rPr>
+        <w:t xml:space="preserve"> main </w:t>
+      </w:r>
+      <w:r>
+        <w:rPr>
+          <w:b/>
+          <w:bCs/>
+        </w:rPr>
+        <w:t>–force.</w:t>
+      </w:r>
+    </w:p>
+    <w:p/>
     <w:p>
       <w:pPr>
         <w:pStyle w:val="ListParagraph"/>
@@ -2513,13 +4878,12 @@
           <w:bCs/>
         </w:rPr>
       </w:pPr>
-      <w:bookmarkStart w:id="4" w:name="_Toc224080439"/>
+      <w:bookmarkStart w:id="4" w:name="_Toc224084352"/>
       <w:r>
         <w:rPr>
           <w:b/>
           <w:bCs/>
         </w:rPr>
-        <w:lastRenderedPageBreak/>
         <w:t>Desarrollo Front-End.</w:t>
       </w:r>
       <w:bookmarkEnd w:id="4"/>
@@ -2552,7 +4916,21 @@
         <w:rPr>
           <w:lang w:val="es-MX"/>
         </w:rPr>
-        <w:t>aron lo siguientes archivos tipo jsx.</w:t>
+        <w:t xml:space="preserve">aron lo siguientes archivos tipo </w:t>
+      </w:r>
+      <w:proofErr w:type="spellStart"/>
+      <w:r>
+        <w:rPr>
+          <w:lang w:val="es-MX"/>
+        </w:rPr>
+        <w:t>jsx</w:t>
+      </w:r>
+      <w:proofErr w:type="spellEnd"/>
+      <w:r>
+        <w:rPr>
+          <w:lang w:val="es-MX"/>
+        </w:rPr>
+        <w:t>.</w:t>
       </w:r>
     </w:p>
     <w:p>
@@ -2590,12 +4968,14 @@
           <w:lang w:val="es-MX"/>
         </w:rPr>
       </w:pPr>
+      <w:proofErr w:type="spellStart"/>
       <w:r>
         <w:rPr>
           <w:lang w:val="es-MX"/>
         </w:rPr>
         <w:t>Adasd</w:t>
       </w:r>
+      <w:proofErr w:type="spellEnd"/>
     </w:p>
     <w:p>
       <w:pPr>
@@ -2608,12 +4988,14 @@
           <w:lang w:val="es-MX"/>
         </w:rPr>
       </w:pPr>
+      <w:proofErr w:type="spellStart"/>
       <w:r>
         <w:rPr>
           <w:lang w:val="es-MX"/>
         </w:rPr>
         <w:t>Asdasd</w:t>
       </w:r>
+      <w:proofErr w:type="spellEnd"/>
     </w:p>
     <w:p>
       <w:pPr>
@@ -2641,7 +5023,7 @@
                     <pic:cNvPicPr/>
                   </pic:nvPicPr>
                   <pic:blipFill>
-                    <a:blip r:embed="rId10"/>
+                    <a:blip r:embed="rId17"/>
                     <a:stretch>
                       <a:fillRect/>
                     </a:stretch>
@@ -2680,12 +5062,14 @@
           <w:lang w:val="es-MX"/>
         </w:rPr>
       </w:pPr>
+      <w:proofErr w:type="spellStart"/>
       <w:r>
         <w:rPr>
           <w:lang w:val="es-MX"/>
         </w:rPr>
         <w:t>Sdasdas</w:t>
       </w:r>
+      <w:proofErr w:type="spellEnd"/>
     </w:p>
     <w:p>
       <w:pPr>
@@ -2698,12 +5082,14 @@
           <w:lang w:val="es-MX"/>
         </w:rPr>
       </w:pPr>
+      <w:proofErr w:type="spellStart"/>
       <w:r>
         <w:rPr>
           <w:lang w:val="es-MX"/>
         </w:rPr>
         <w:t>Asdasd</w:t>
       </w:r>
+      <w:proofErr w:type="spellEnd"/>
     </w:p>
     <w:p>
       <w:pPr>
@@ -2732,7 +5118,7 @@
                     <pic:cNvPicPr/>
                   </pic:nvPicPr>
                   <pic:blipFill>
-                    <a:blip r:embed="rId11"/>
+                    <a:blip r:embed="rId18"/>
                     <a:stretch>
                       <a:fillRect/>
                     </a:stretch>
@@ -2771,12 +5157,14 @@
           <w:lang w:val="es-MX"/>
         </w:rPr>
       </w:pPr>
+      <w:proofErr w:type="spellStart"/>
       <w:r>
         <w:rPr>
           <w:lang w:val="es-MX"/>
         </w:rPr>
         <w:t>Asdasd</w:t>
       </w:r>
+      <w:proofErr w:type="spellEnd"/>
     </w:p>
     <w:p>
       <w:pPr>
@@ -2823,7 +5211,7 @@
                     <pic:cNvPicPr/>
                   </pic:nvPicPr>
                   <pic:blipFill>
-                    <a:blip r:embed="rId12"/>
+                    <a:blip r:embed="rId19"/>
                     <a:stretch>
                       <a:fillRect/>
                     </a:stretch>
@@ -2862,12 +5250,14 @@
           <w:lang w:val="es-MX"/>
         </w:rPr>
       </w:pPr>
+      <w:proofErr w:type="spellStart"/>
       <w:r>
         <w:rPr>
           <w:lang w:val="es-MX"/>
         </w:rPr>
         <w:t>Asdasd</w:t>
       </w:r>
+      <w:proofErr w:type="spellEnd"/>
     </w:p>
     <w:p>
       <w:pPr>
@@ -2880,12 +5270,14 @@
           <w:lang w:val="es-MX"/>
         </w:rPr>
       </w:pPr>
+      <w:proofErr w:type="spellStart"/>
       <w:r>
         <w:rPr>
           <w:lang w:val="es-MX"/>
         </w:rPr>
         <w:t>Adadsa</w:t>
       </w:r>
+      <w:proofErr w:type="spellEnd"/>
     </w:p>
     <w:p>
       <w:pPr>
@@ -2915,7 +5307,7 @@
                     <pic:cNvPicPr/>
                   </pic:nvPicPr>
                   <pic:blipFill>
-                    <a:blip r:embed="rId13"/>
+                    <a:blip r:embed="rId20"/>
                     <a:stretch>
                       <a:fillRect/>
                     </a:stretch>
@@ -2955,12 +5347,14 @@
           <w:lang w:val="es-MX"/>
         </w:rPr>
       </w:pPr>
+      <w:proofErr w:type="spellStart"/>
       <w:r>
         <w:rPr>
           <w:lang w:val="es-MX"/>
         </w:rPr>
         <w:t>Adasd</w:t>
       </w:r>
+      <w:proofErr w:type="spellEnd"/>
     </w:p>
     <w:p>
       <w:pPr>
@@ -2990,7 +5384,7 @@
                     <pic:cNvPicPr/>
                   </pic:nvPicPr>
                   <pic:blipFill>
-                    <a:blip r:embed="rId14"/>
+                    <a:blip r:embed="rId21"/>
                     <a:stretch>
                       <a:fillRect/>
                     </a:stretch>
@@ -3029,12 +5423,14 @@
           <w:lang w:val="es-MX"/>
         </w:rPr>
       </w:pPr>
+      <w:proofErr w:type="spellStart"/>
       <w:r>
         <w:rPr>
           <w:lang w:val="es-MX"/>
         </w:rPr>
         <w:t>Asdasd</w:t>
       </w:r>
+      <w:proofErr w:type="spellEnd"/>
     </w:p>
     <w:p>
       <w:pPr>
@@ -3063,7 +5459,7 @@
                     <pic:cNvPicPr/>
                   </pic:nvPicPr>
                   <pic:blipFill>
-                    <a:blip r:embed="rId15"/>
+                    <a:blip r:embed="rId22"/>
                     <a:stretch>
                       <a:fillRect/>
                     </a:stretch>
@@ -3208,13 +5604,27 @@
         <w:rPr>
           <w:lang w:val="es-MX"/>
         </w:rPr>
-        <w:t>El archivo de app</w:t>
-      </w:r>
-      <w:r>
-        <w:rPr>
-          <w:lang w:val="es-MX"/>
-        </w:rPr>
-        <w:t>.jsx.</w:t>
+        <w:t xml:space="preserve">El archivo de </w:t>
+      </w:r>
+      <w:proofErr w:type="spellStart"/>
+      <w:r>
+        <w:rPr>
+          <w:lang w:val="es-MX"/>
+        </w:rPr>
+        <w:t>app</w:t>
+      </w:r>
+      <w:r>
+        <w:rPr>
+          <w:lang w:val="es-MX"/>
+        </w:rPr>
+        <w:t>.jsx</w:t>
+      </w:r>
+      <w:proofErr w:type="spellEnd"/>
+      <w:r>
+        <w:rPr>
+          <w:lang w:val="es-MX"/>
+        </w:rPr>
+        <w:t>.</w:t>
       </w:r>
     </w:p>
     <w:p>
@@ -3232,7 +5642,21 @@
         <w:rPr>
           <w:lang w:val="es-MX"/>
         </w:rPr>
-        <w:t>El archivo de crearbd de Python.</w:t>
+        <w:t xml:space="preserve">El archivo de </w:t>
+      </w:r>
+      <w:proofErr w:type="spellStart"/>
+      <w:r>
+        <w:rPr>
+          <w:lang w:val="es-MX"/>
+        </w:rPr>
+        <w:t>crearbd</w:t>
+      </w:r>
+      <w:proofErr w:type="spellEnd"/>
+      <w:r>
+        <w:rPr>
+          <w:lang w:val="es-MX"/>
+        </w:rPr>
+        <w:t xml:space="preserve"> de Python.</w:t>
       </w:r>
     </w:p>
     <w:p>
@@ -3252,6 +5676,7 @@
         </w:rPr>
         <w:t xml:space="preserve">El archivo de </w:t>
       </w:r>
+      <w:proofErr w:type="spellStart"/>
       <w:r>
         <w:rPr>
           <w:lang w:val="es-MX"/>
@@ -3264,6 +5689,7 @@
         </w:rPr>
         <w:t>.jsx</w:t>
       </w:r>
+      <w:proofErr w:type="spellEnd"/>
       <w:r>
         <w:rPr>
           <w:lang w:val="es-MX"/>
@@ -3297,7 +5723,7 @@
           <w:bCs/>
         </w:rPr>
       </w:pPr>
-      <w:bookmarkStart w:id="5" w:name="_Toc224080440"/>
+      <w:bookmarkStart w:id="5" w:name="_Toc224084353"/>
       <w:r>
         <w:rPr>
           <w:b/>
@@ -3350,7 +5776,21 @@
         <w:rPr>
           <w:lang w:val="es-MX"/>
         </w:rPr>
-        <w:t>se crearon lo siguientes archivos tipo jsx.</w:t>
+        <w:t xml:space="preserve">se crearon lo siguientes archivos tipo </w:t>
+      </w:r>
+      <w:proofErr w:type="spellStart"/>
+      <w:r>
+        <w:rPr>
+          <w:lang w:val="es-MX"/>
+        </w:rPr>
+        <w:t>jsx</w:t>
+      </w:r>
+      <w:proofErr w:type="spellEnd"/>
+      <w:r>
+        <w:rPr>
+          <w:lang w:val="es-MX"/>
+        </w:rPr>
+        <w:t>.</w:t>
       </w:r>
     </w:p>
     <w:p>
@@ -3440,7 +5880,21 @@
         <w:rPr>
           <w:lang w:val="es-MX"/>
         </w:rPr>
-        <w:t>archivo env.</w:t>
+        <w:t xml:space="preserve">archivo </w:t>
+      </w:r>
+      <w:proofErr w:type="spellStart"/>
+      <w:r>
+        <w:rPr>
+          <w:lang w:val="es-MX"/>
+        </w:rPr>
+        <w:t>env</w:t>
+      </w:r>
+      <w:proofErr w:type="spellEnd"/>
+      <w:r>
+        <w:rPr>
+          <w:lang w:val="es-MX"/>
+        </w:rPr>
+        <w:t>.</w:t>
       </w:r>
     </w:p>
     <w:p>
@@ -3520,38 +5974,119 @@
           <w:bCs/>
         </w:rPr>
       </w:pPr>
-      <w:bookmarkStart w:id="6" w:name="_Toc224080441"/>
+      <w:bookmarkStart w:id="6" w:name="_Toc224084354"/>
+      <w:proofErr w:type="spellStart"/>
       <w:r>
         <w:rPr>
           <w:b/>
           <w:bCs/>
         </w:rPr>
-        <w:t>Integracion y pruebas.</w:t>
-      </w:r>
-      <w:bookmarkEnd w:id="6"/>
-    </w:p>
-    <w:p>
-      <w:pPr>
-        <w:rPr>
-          <w:lang w:val="es-MX"/>
-        </w:rPr>
-      </w:pPr>
-      <w:r>
-        <w:rPr>
-          <w:lang w:val="es-MX"/>
-        </w:rPr>
-        <w:t>En cuanto a</w:t>
-      </w:r>
-      <w:r>
-        <w:rPr>
-          <w:lang w:val="es-MX"/>
-        </w:rPr>
-        <w:t xml:space="preserve"> las pruebas se utilizo thunder para probar los métodos de get, update, post y delete.</w:t>
-      </w:r>
+        <w:t>Integracion</w:t>
+      </w:r>
+      <w:proofErr w:type="spellEnd"/>
       <w:r>
         <w:rPr>
           <w:b/>
           <w:bCs/>
+        </w:rPr>
+        <w:t xml:space="preserve"> y </w:t>
+      </w:r>
+      <w:proofErr w:type="spellStart"/>
+      <w:r>
+        <w:rPr>
+          <w:b/>
+          <w:bCs/>
+        </w:rPr>
+        <w:t>pruebas</w:t>
+      </w:r>
+      <w:proofErr w:type="spellEnd"/>
+      <w:r>
+        <w:rPr>
+          <w:b/>
+          <w:bCs/>
+        </w:rPr>
+        <w:t>.</w:t>
+      </w:r>
+      <w:bookmarkEnd w:id="6"/>
+    </w:p>
+    <w:p>
+      <w:pPr>
+        <w:rPr>
+          <w:lang w:val="es-MX"/>
+        </w:rPr>
+      </w:pPr>
+      <w:r>
+        <w:rPr>
+          <w:lang w:val="es-MX"/>
+        </w:rPr>
+        <w:t>En cuanto a</w:t>
+      </w:r>
+      <w:r>
+        <w:rPr>
+          <w:lang w:val="es-MX"/>
+        </w:rPr>
+        <w:t xml:space="preserve"> las pruebas se utilizo </w:t>
+      </w:r>
+      <w:proofErr w:type="spellStart"/>
+      <w:r>
+        <w:rPr>
+          <w:lang w:val="es-MX"/>
+        </w:rPr>
+        <w:t>thunder</w:t>
+      </w:r>
+      <w:proofErr w:type="spellEnd"/>
+      <w:r>
+        <w:rPr>
+          <w:lang w:val="es-MX"/>
+        </w:rPr>
+        <w:t xml:space="preserve"> para probar los métodos de </w:t>
+      </w:r>
+      <w:proofErr w:type="spellStart"/>
+      <w:r>
+        <w:rPr>
+          <w:lang w:val="es-MX"/>
+        </w:rPr>
+        <w:t>get</w:t>
+      </w:r>
+      <w:proofErr w:type="spellEnd"/>
+      <w:r>
+        <w:rPr>
+          <w:lang w:val="es-MX"/>
+        </w:rPr>
+        <w:t xml:space="preserve">, </w:t>
+      </w:r>
+      <w:proofErr w:type="spellStart"/>
+      <w:r>
+        <w:rPr>
+          <w:lang w:val="es-MX"/>
+        </w:rPr>
+        <w:t>update</w:t>
+      </w:r>
+      <w:proofErr w:type="spellEnd"/>
+      <w:r>
+        <w:rPr>
+          <w:lang w:val="es-MX"/>
+        </w:rPr>
+        <w:t xml:space="preserve">, post y </w:t>
+      </w:r>
+      <w:proofErr w:type="spellStart"/>
+      <w:r>
+        <w:rPr>
+          <w:lang w:val="es-MX"/>
+        </w:rPr>
+        <w:t>delete</w:t>
+      </w:r>
+      <w:proofErr w:type="spellEnd"/>
+      <w:r>
+        <w:rPr>
+          <w:lang w:val="es-MX"/>
+        </w:rPr>
+        <w:t>.</w:t>
+      </w:r>
+      <w:r>
+        <w:rPr>
+          <w:b/>
+          <w:bCs/>
           <w:lang w:val="es-MX"/>
         </w:rPr>
         <w:t xml:space="preserve"> </w:t>
@@ -3596,7 +6131,21 @@
         <w:rPr>
           <w:lang w:val="es-MX"/>
         </w:rPr>
-        <w:t xml:space="preserve"> los resultados en la base de datos mysql.</w:t>
+        <w:t xml:space="preserve"> los resultados en la base de datos </w:t>
+      </w:r>
+      <w:proofErr w:type="spellStart"/>
+      <w:r>
+        <w:rPr>
+          <w:lang w:val="es-MX"/>
+        </w:rPr>
+        <w:t>mysql</w:t>
+      </w:r>
+      <w:proofErr w:type="spellEnd"/>
+      <w:r>
+        <w:rPr>
+          <w:lang w:val="es-MX"/>
+        </w:rPr>
+        <w:t>.</w:t>
       </w:r>
     </w:p>
     <w:p>
@@ -3614,13 +6163,55 @@
         <w:rPr>
           <w:lang w:val="es-MX"/>
         </w:rPr>
-        <w:t xml:space="preserve">Para proyectos con get </w:t>
-      </w:r>
-      <w:r>
-        <w:rPr>
-          <w:lang w:val="es-MX"/>
-        </w:rPr>
-        <w:t>se muestra el codigo de prueba y su resultado en thunder.</w:t>
+        <w:t xml:space="preserve">Para proyectos con </w:t>
+      </w:r>
+      <w:proofErr w:type="spellStart"/>
+      <w:r>
+        <w:rPr>
+          <w:lang w:val="es-MX"/>
+        </w:rPr>
+        <w:t>get</w:t>
+      </w:r>
+      <w:proofErr w:type="spellEnd"/>
+      <w:r>
+        <w:rPr>
+          <w:lang w:val="es-MX"/>
+        </w:rPr>
+        <w:t xml:space="preserve"> </w:t>
+      </w:r>
+      <w:r>
+        <w:rPr>
+          <w:lang w:val="es-MX"/>
+        </w:rPr>
+        <w:t xml:space="preserve">se muestra el </w:t>
+      </w:r>
+      <w:proofErr w:type="spellStart"/>
+      <w:r>
+        <w:rPr>
+          <w:lang w:val="es-MX"/>
+        </w:rPr>
+        <w:t>codigo</w:t>
+      </w:r>
+      <w:proofErr w:type="spellEnd"/>
+      <w:r>
+        <w:rPr>
+          <w:lang w:val="es-MX"/>
+        </w:rPr>
+        <w:t xml:space="preserve"> de prueba y su resultado en </w:t>
+      </w:r>
+      <w:proofErr w:type="spellStart"/>
+      <w:r>
+        <w:rPr>
+          <w:lang w:val="es-MX"/>
+        </w:rPr>
+        <w:t>thunder</w:t>
+      </w:r>
+      <w:proofErr w:type="spellEnd"/>
+      <w:r>
+        <w:rPr>
+          <w:lang w:val="es-MX"/>
+        </w:rPr>
+        <w:t>.</w:t>
       </w:r>
     </w:p>
     <w:p>
@@ -3650,7 +6241,35 @@
         <w:rPr>
           <w:lang w:val="es-MX"/>
         </w:rPr>
-        <w:t xml:space="preserve"> se muestra el codigo de prueba y su resultado en thunder.</w:t>
+        <w:t xml:space="preserve"> se muestra el </w:t>
+      </w:r>
+      <w:proofErr w:type="spellStart"/>
+      <w:r>
+        <w:rPr>
+          <w:lang w:val="es-MX"/>
+        </w:rPr>
+        <w:t>codigo</w:t>
+      </w:r>
+      <w:proofErr w:type="spellEnd"/>
+      <w:r>
+        <w:rPr>
+          <w:lang w:val="es-MX"/>
+        </w:rPr>
+        <w:t xml:space="preserve"> de prueba y su resultado en </w:t>
+      </w:r>
+      <w:proofErr w:type="spellStart"/>
+      <w:r>
+        <w:rPr>
+          <w:lang w:val="es-MX"/>
+        </w:rPr>
+        <w:t>thunder</w:t>
+      </w:r>
+      <w:proofErr w:type="spellEnd"/>
+      <w:r>
+        <w:rPr>
+          <w:lang w:val="es-MX"/>
+        </w:rPr>
+        <w:t>.</w:t>
       </w:r>
     </w:p>
     <w:p>
@@ -3670,17 +6289,47 @@
         </w:rPr>
         <w:t xml:space="preserve">Para proyectos con </w:t>
       </w:r>
+      <w:proofErr w:type="spellStart"/>
       <w:r>
         <w:rPr>
           <w:lang w:val="es-MX"/>
         </w:rPr>
         <w:t>update</w:t>
       </w:r>
-      <w:r>
-        <w:rPr>
-          <w:lang w:val="es-MX"/>
-        </w:rPr>
-        <w:t xml:space="preserve"> se muestra el codigo de prueba y su resultado en thunder.</w:t>
+      <w:proofErr w:type="spellEnd"/>
+      <w:r>
+        <w:rPr>
+          <w:lang w:val="es-MX"/>
+        </w:rPr>
+        <w:t xml:space="preserve"> se muestra el </w:t>
+      </w:r>
+      <w:proofErr w:type="spellStart"/>
+      <w:r>
+        <w:rPr>
+          <w:lang w:val="es-MX"/>
+        </w:rPr>
+        <w:t>codigo</w:t>
+      </w:r>
+      <w:proofErr w:type="spellEnd"/>
+      <w:r>
+        <w:rPr>
+          <w:lang w:val="es-MX"/>
+        </w:rPr>
+        <w:t xml:space="preserve"> de prueba y su resultado en </w:t>
+      </w:r>
+      <w:proofErr w:type="spellStart"/>
+      <w:r>
+        <w:rPr>
+          <w:lang w:val="es-MX"/>
+        </w:rPr>
+        <w:t>thunder</w:t>
+      </w:r>
+      <w:proofErr w:type="spellEnd"/>
+      <w:r>
+        <w:rPr>
+          <w:lang w:val="es-MX"/>
+        </w:rPr>
+        <w:t>.</w:t>
       </w:r>
     </w:p>
     <w:p>
@@ -3700,17 +6349,47 @@
         </w:rPr>
         <w:t xml:space="preserve">Para proyectos con </w:t>
       </w:r>
+      <w:proofErr w:type="spellStart"/>
       <w:r>
         <w:rPr>
           <w:lang w:val="es-MX"/>
         </w:rPr>
         <w:t>delete</w:t>
       </w:r>
-      <w:r>
-        <w:rPr>
-          <w:lang w:val="es-MX"/>
-        </w:rPr>
-        <w:t xml:space="preserve"> se muestra el codigo de prueba y su resultado en thunder.</w:t>
+      <w:proofErr w:type="spellEnd"/>
+      <w:r>
+        <w:rPr>
+          <w:lang w:val="es-MX"/>
+        </w:rPr>
+        <w:t xml:space="preserve"> se muestra el </w:t>
+      </w:r>
+      <w:proofErr w:type="spellStart"/>
+      <w:r>
+        <w:rPr>
+          <w:lang w:val="es-MX"/>
+        </w:rPr>
+        <w:t>codigo</w:t>
+      </w:r>
+      <w:proofErr w:type="spellEnd"/>
+      <w:r>
+        <w:rPr>
+          <w:lang w:val="es-MX"/>
+        </w:rPr>
+        <w:t xml:space="preserve"> de prueba y su resultado en </w:t>
+      </w:r>
+      <w:proofErr w:type="spellStart"/>
+      <w:r>
+        <w:rPr>
+          <w:lang w:val="es-MX"/>
+        </w:rPr>
+        <w:t>thunder</w:t>
+      </w:r>
+      <w:proofErr w:type="spellEnd"/>
+      <w:r>
+        <w:rPr>
+          <w:lang w:val="es-MX"/>
+        </w:rPr>
+        <w:t>.</w:t>
       </w:r>
     </w:p>
     <w:p>
@@ -3740,7 +6419,49 @@
         <w:rPr>
           <w:lang w:val="es-MX"/>
         </w:rPr>
-        <w:t xml:space="preserve"> con get se muestra el codigo de prueba y su resultado en thunder.</w:t>
+        <w:t xml:space="preserve"> con </w:t>
+      </w:r>
+      <w:proofErr w:type="spellStart"/>
+      <w:r>
+        <w:rPr>
+          <w:lang w:val="es-MX"/>
+        </w:rPr>
+        <w:t>get</w:t>
+      </w:r>
+      <w:proofErr w:type="spellEnd"/>
+      <w:r>
+        <w:rPr>
+          <w:lang w:val="es-MX"/>
+        </w:rPr>
+        <w:t xml:space="preserve"> se muestra el </w:t>
+      </w:r>
+      <w:proofErr w:type="spellStart"/>
+      <w:r>
+        <w:rPr>
+          <w:lang w:val="es-MX"/>
+        </w:rPr>
+        <w:t>codigo</w:t>
+      </w:r>
+      <w:proofErr w:type="spellEnd"/>
+      <w:r>
+        <w:rPr>
+          <w:lang w:val="es-MX"/>
+        </w:rPr>
+        <w:t xml:space="preserve"> de prueba y su resultado en </w:t>
+      </w:r>
+      <w:proofErr w:type="spellStart"/>
+      <w:r>
+        <w:rPr>
+          <w:lang w:val="es-MX"/>
+        </w:rPr>
+        <w:t>thunder</w:t>
+      </w:r>
+      <w:proofErr w:type="spellEnd"/>
+      <w:r>
+        <w:rPr>
+          <w:lang w:val="es-MX"/>
+        </w:rPr>
+        <w:t>.</w:t>
       </w:r>
     </w:p>
     <w:p>
@@ -3770,7 +6491,35 @@
         <w:rPr>
           <w:lang w:val="es-MX"/>
         </w:rPr>
-        <w:t>con post se muestra el codigo de prueba y su resultado en thunder.</w:t>
+        <w:t xml:space="preserve">con post se muestra el </w:t>
+      </w:r>
+      <w:proofErr w:type="spellStart"/>
+      <w:r>
+        <w:rPr>
+          <w:lang w:val="es-MX"/>
+        </w:rPr>
+        <w:t>codigo</w:t>
+      </w:r>
+      <w:proofErr w:type="spellEnd"/>
+      <w:r>
+        <w:rPr>
+          <w:lang w:val="es-MX"/>
+        </w:rPr>
+        <w:t xml:space="preserve"> de prueba y su resultado en </w:t>
+      </w:r>
+      <w:proofErr w:type="spellStart"/>
+      <w:r>
+        <w:rPr>
+          <w:lang w:val="es-MX"/>
+        </w:rPr>
+        <w:t>thunder</w:t>
+      </w:r>
+      <w:proofErr w:type="spellEnd"/>
+      <w:r>
+        <w:rPr>
+          <w:lang w:val="es-MX"/>
+        </w:rPr>
+        <w:t>.</w:t>
       </w:r>
     </w:p>
     <w:p>
@@ -3800,7 +6549,49 @@
         <w:rPr>
           <w:lang w:val="es-MX"/>
         </w:rPr>
-        <w:t xml:space="preserve"> con update se muestra el codigo de prueba y su resultado en thunder.</w:t>
+        <w:t xml:space="preserve"> con </w:t>
+      </w:r>
+      <w:proofErr w:type="spellStart"/>
+      <w:r>
+        <w:rPr>
+          <w:lang w:val="es-MX"/>
+        </w:rPr>
+        <w:t>update</w:t>
+      </w:r>
+      <w:proofErr w:type="spellEnd"/>
+      <w:r>
+        <w:rPr>
+          <w:lang w:val="es-MX"/>
+        </w:rPr>
+        <w:t xml:space="preserve"> se muestra el </w:t>
+      </w:r>
+      <w:proofErr w:type="spellStart"/>
+      <w:r>
+        <w:rPr>
+          <w:lang w:val="es-MX"/>
+        </w:rPr>
+        <w:t>codigo</w:t>
+      </w:r>
+      <w:proofErr w:type="spellEnd"/>
+      <w:r>
+        <w:rPr>
+          <w:lang w:val="es-MX"/>
+        </w:rPr>
+        <w:t xml:space="preserve"> de prueba y su resultado en </w:t>
+      </w:r>
+      <w:proofErr w:type="spellStart"/>
+      <w:r>
+        <w:rPr>
+          <w:lang w:val="es-MX"/>
+        </w:rPr>
+        <w:t>thunder</w:t>
+      </w:r>
+      <w:proofErr w:type="spellEnd"/>
+      <w:r>
+        <w:rPr>
+          <w:lang w:val="es-MX"/>
+        </w:rPr>
+        <w:t>.</w:t>
       </w:r>
     </w:p>
     <w:p>
@@ -3830,7 +6621,49 @@
         <w:rPr>
           <w:lang w:val="es-MX"/>
         </w:rPr>
-        <w:t>con delete se muestra el codigo de prueba y su resultado en thunder.</w:t>
+        <w:t xml:space="preserve">con </w:t>
+      </w:r>
+      <w:proofErr w:type="spellStart"/>
+      <w:r>
+        <w:rPr>
+          <w:lang w:val="es-MX"/>
+        </w:rPr>
+        <w:t>delete</w:t>
+      </w:r>
+      <w:proofErr w:type="spellEnd"/>
+      <w:r>
+        <w:rPr>
+          <w:lang w:val="es-MX"/>
+        </w:rPr>
+        <w:t xml:space="preserve"> se muestra el </w:t>
+      </w:r>
+      <w:proofErr w:type="spellStart"/>
+      <w:r>
+        <w:rPr>
+          <w:lang w:val="es-MX"/>
+        </w:rPr>
+        <w:t>codigo</w:t>
+      </w:r>
+      <w:proofErr w:type="spellEnd"/>
+      <w:r>
+        <w:rPr>
+          <w:lang w:val="es-MX"/>
+        </w:rPr>
+        <w:t xml:space="preserve"> de prueba y su resultado en </w:t>
+      </w:r>
+      <w:proofErr w:type="spellStart"/>
+      <w:r>
+        <w:rPr>
+          <w:lang w:val="es-MX"/>
+        </w:rPr>
+        <w:t>thunder</w:t>
+      </w:r>
+      <w:proofErr w:type="spellEnd"/>
+      <w:r>
+        <w:rPr>
+          <w:lang w:val="es-MX"/>
+        </w:rPr>
+        <w:t>.</w:t>
       </w:r>
     </w:p>
     <w:p>
@@ -3860,7 +6693,49 @@
         <w:rPr>
           <w:lang w:val="es-MX"/>
         </w:rPr>
-        <w:t xml:space="preserve"> con get se muestra el codigo de prueba y su resultado en thunder.</w:t>
+        <w:t xml:space="preserve"> con </w:t>
+      </w:r>
+      <w:proofErr w:type="spellStart"/>
+      <w:r>
+        <w:rPr>
+          <w:lang w:val="es-MX"/>
+        </w:rPr>
+        <w:t>get</w:t>
+      </w:r>
+      <w:proofErr w:type="spellEnd"/>
+      <w:r>
+        <w:rPr>
+          <w:lang w:val="es-MX"/>
+        </w:rPr>
+        <w:t xml:space="preserve"> se muestra el </w:t>
+      </w:r>
+      <w:proofErr w:type="spellStart"/>
+      <w:r>
+        <w:rPr>
+          <w:lang w:val="es-MX"/>
+        </w:rPr>
+        <w:t>codigo</w:t>
+      </w:r>
+      <w:proofErr w:type="spellEnd"/>
+      <w:r>
+        <w:rPr>
+          <w:lang w:val="es-MX"/>
+        </w:rPr>
+        <w:t xml:space="preserve"> de prueba y su resultado en </w:t>
+      </w:r>
+      <w:proofErr w:type="spellStart"/>
+      <w:r>
+        <w:rPr>
+          <w:lang w:val="es-MX"/>
+        </w:rPr>
+        <w:t>thunder</w:t>
+      </w:r>
+      <w:proofErr w:type="spellEnd"/>
+      <w:r>
+        <w:rPr>
+          <w:lang w:val="es-MX"/>
+        </w:rPr>
+        <w:t>.</w:t>
       </w:r>
     </w:p>
     <w:p>
@@ -3890,7 +6765,35 @@
         <w:rPr>
           <w:lang w:val="es-MX"/>
         </w:rPr>
-        <w:t xml:space="preserve"> con post se muestra el codigo de prueba y su resultado en thunder.</w:t>
+        <w:t xml:space="preserve"> con post se muestra el </w:t>
+      </w:r>
+      <w:proofErr w:type="spellStart"/>
+      <w:r>
+        <w:rPr>
+          <w:lang w:val="es-MX"/>
+        </w:rPr>
+        <w:t>codigo</w:t>
+      </w:r>
+      <w:proofErr w:type="spellEnd"/>
+      <w:r>
+        <w:rPr>
+          <w:lang w:val="es-MX"/>
+        </w:rPr>
+        <w:t xml:space="preserve"> de prueba y su resultado en </w:t>
+      </w:r>
+      <w:proofErr w:type="spellStart"/>
+      <w:r>
+        <w:rPr>
+          <w:lang w:val="es-MX"/>
+        </w:rPr>
+        <w:t>thunder</w:t>
+      </w:r>
+      <w:proofErr w:type="spellEnd"/>
+      <w:r>
+        <w:rPr>
+          <w:lang w:val="es-MX"/>
+        </w:rPr>
+        <w:t>.</w:t>
       </w:r>
     </w:p>
     <w:p>
@@ -3920,7 +6823,49 @@
         <w:rPr>
           <w:lang w:val="es-MX"/>
         </w:rPr>
-        <w:t>con update se muestra el codigo de prueba y su resultado en thunder.</w:t>
+        <w:t xml:space="preserve">con </w:t>
+      </w:r>
+      <w:proofErr w:type="spellStart"/>
+      <w:r>
+        <w:rPr>
+          <w:lang w:val="es-MX"/>
+        </w:rPr>
+        <w:t>update</w:t>
+      </w:r>
+      <w:proofErr w:type="spellEnd"/>
+      <w:r>
+        <w:rPr>
+          <w:lang w:val="es-MX"/>
+        </w:rPr>
+        <w:t xml:space="preserve"> se muestra el </w:t>
+      </w:r>
+      <w:proofErr w:type="spellStart"/>
+      <w:r>
+        <w:rPr>
+          <w:lang w:val="es-MX"/>
+        </w:rPr>
+        <w:t>codigo</w:t>
+      </w:r>
+      <w:proofErr w:type="spellEnd"/>
+      <w:r>
+        <w:rPr>
+          <w:lang w:val="es-MX"/>
+        </w:rPr>
+        <w:t xml:space="preserve"> de prueba y su resultado en </w:t>
+      </w:r>
+      <w:proofErr w:type="spellStart"/>
+      <w:r>
+        <w:rPr>
+          <w:lang w:val="es-MX"/>
+        </w:rPr>
+        <w:t>thunder</w:t>
+      </w:r>
+      <w:proofErr w:type="spellEnd"/>
+      <w:r>
+        <w:rPr>
+          <w:lang w:val="es-MX"/>
+        </w:rPr>
+        <w:t>.</w:t>
       </w:r>
     </w:p>
     <w:p>
@@ -3950,7 +6895,49 @@
         <w:rPr>
           <w:lang w:val="es-MX"/>
         </w:rPr>
-        <w:t xml:space="preserve"> con delete se muestra el codigo de prueba y su resultado en thunder.</w:t>
+        <w:t xml:space="preserve"> con </w:t>
+      </w:r>
+      <w:proofErr w:type="spellStart"/>
+      <w:r>
+        <w:rPr>
+          <w:lang w:val="es-MX"/>
+        </w:rPr>
+        <w:t>delete</w:t>
+      </w:r>
+      <w:proofErr w:type="spellEnd"/>
+      <w:r>
+        <w:rPr>
+          <w:lang w:val="es-MX"/>
+        </w:rPr>
+        <w:t xml:space="preserve"> se muestra el </w:t>
+      </w:r>
+      <w:proofErr w:type="spellStart"/>
+      <w:r>
+        <w:rPr>
+          <w:lang w:val="es-MX"/>
+        </w:rPr>
+        <w:t>codigo</w:t>
+      </w:r>
+      <w:proofErr w:type="spellEnd"/>
+      <w:r>
+        <w:rPr>
+          <w:lang w:val="es-MX"/>
+        </w:rPr>
+        <w:t xml:space="preserve"> de prueba y su resultado en </w:t>
+      </w:r>
+      <w:proofErr w:type="spellStart"/>
+      <w:r>
+        <w:rPr>
+          <w:lang w:val="es-MX"/>
+        </w:rPr>
+        <w:t>thunder</w:t>
+      </w:r>
+      <w:proofErr w:type="spellEnd"/>
+      <w:r>
+        <w:rPr>
+          <w:lang w:val="es-MX"/>
+        </w:rPr>
+        <w:t>.</w:t>
       </w:r>
     </w:p>
     <w:p>
@@ -4096,7 +7083,7 @@
           <w:lang w:val="es-MX"/>
         </w:rPr>
       </w:pPr>
-      <w:bookmarkStart w:id="7" w:name="_Toc224080442"/>
+      <w:bookmarkStart w:id="7" w:name="_Toc224084355"/>
       <w:r>
         <w:rPr>
           <w:b/>
@@ -4143,8 +7130,16 @@
         <w:rPr>
           <w:lang w:val="es-MX"/>
         </w:rPr>
-        <w:t>En cuanto al video con sus funcionalidades se subió el video a youtube</w:t>
-      </w:r>
+        <w:t xml:space="preserve">En cuanto al video con sus funcionalidades se subió el video a </w:t>
+      </w:r>
+      <w:proofErr w:type="spellStart"/>
+      <w:r>
+        <w:rPr>
+          <w:lang w:val="es-MX"/>
+        </w:rPr>
+        <w:t>youtube</w:t>
+      </w:r>
+      <w:proofErr w:type="spellEnd"/>
       <w:r>
         <w:rPr>
           <w:lang w:val="es-MX"/>
@@ -4216,7 +7211,7 @@
           <w:lang w:val="es-MX"/>
         </w:rPr>
       </w:pPr>
-      <w:hyperlink r:id="rId16" w:history="1">
+      <w:hyperlink r:id="rId23" w:history="1">
         <w:r>
           <w:rPr>
             <w:rStyle w:val="Hyperlink"/>
@@ -4247,7 +7242,7 @@
           <w:lang w:val="es-MX"/>
         </w:rPr>
       </w:pPr>
-      <w:bookmarkStart w:id="8" w:name="_Toc224080443"/>
+      <w:bookmarkStart w:id="8" w:name="_Toc224084356"/>
       <w:r>
         <w:rPr>
           <w:b/>
@@ -4291,7 +7286,73 @@
         <w:rPr>
           <w:lang w:val="es-MX"/>
         </w:rPr>
-        <w:t xml:space="preserve">En cuanto a la documentación este documento muestra el detalle del front end, back end, base de datos, y pruebas mediante </w:t>
+        <w:t xml:space="preserve">En cuanto a la documentación </w:t>
+      </w:r>
+      <w:r>
+        <w:rPr>
+          <w:lang w:val="es-MX"/>
+        </w:rPr>
+        <w:t>se</w:t>
+      </w:r>
+      <w:r>
+        <w:rPr>
+          <w:lang w:val="es-MX"/>
+        </w:rPr>
+        <w:t xml:space="preserve"> muestra</w:t>
+      </w:r>
+      <w:r>
+        <w:rPr>
+          <w:lang w:val="es-MX"/>
+        </w:rPr>
+        <w:t xml:space="preserve"> anteriormente</w:t>
+      </w:r>
+      <w:r>
+        <w:rPr>
+          <w:lang w:val="es-MX"/>
+        </w:rPr>
+        <w:t xml:space="preserve"> el detalle del </w:t>
+      </w:r>
+      <w:proofErr w:type="spellStart"/>
+      <w:r>
+        <w:rPr>
+          <w:lang w:val="es-MX"/>
+        </w:rPr>
+        <w:t>front</w:t>
+      </w:r>
+      <w:proofErr w:type="spellEnd"/>
+      <w:r>
+        <w:rPr>
+          <w:lang w:val="es-MX"/>
+        </w:rPr>
+        <w:t xml:space="preserve"> </w:t>
+      </w:r>
+      <w:proofErr w:type="spellStart"/>
+      <w:r>
+        <w:rPr>
+          <w:lang w:val="es-MX"/>
+        </w:rPr>
+        <w:t>end</w:t>
+      </w:r>
+      <w:proofErr w:type="spellEnd"/>
+      <w:r>
+        <w:rPr>
+          <w:lang w:val="es-MX"/>
+        </w:rPr>
+        <w:t xml:space="preserve">, back </w:t>
+      </w:r>
+      <w:proofErr w:type="spellStart"/>
+      <w:r>
+        <w:rPr>
+          <w:lang w:val="es-MX"/>
+        </w:rPr>
+        <w:t>end</w:t>
+      </w:r>
+      <w:proofErr w:type="spellEnd"/>
+      <w:r>
+        <w:rPr>
+          <w:lang w:val="es-MX"/>
+        </w:rPr>
+        <w:t xml:space="preserve">, base de datos, y pruebas mediante </w:t>
       </w:r>
       <w:r>
         <w:rPr>
@@ -4331,8 +7392,16 @@
         <w:rPr>
           <w:lang w:val="es-MX"/>
         </w:rPr>
-        <w:t>En dev</w:t>
-      </w:r>
+        <w:t xml:space="preserve">En </w:t>
+      </w:r>
+      <w:proofErr w:type="spellStart"/>
+      <w:r>
+        <w:rPr>
+          <w:lang w:val="es-MX"/>
+        </w:rPr>
+        <w:t>dev</w:t>
+      </w:r>
+      <w:proofErr w:type="spellEnd"/>
       <w:r>
         <w:rPr>
           <w:lang w:val="es-MX"/>
@@ -4343,7 +7412,49 @@
         <w:rPr>
           <w:lang w:val="es-MX"/>
         </w:rPr>
-        <w:t xml:space="preserve">corrió el back end mediante npm run dev </w:t>
+        <w:t xml:space="preserve">corrió el back </w:t>
+      </w:r>
+      <w:proofErr w:type="spellStart"/>
+      <w:r>
+        <w:rPr>
+          <w:lang w:val="es-MX"/>
+        </w:rPr>
+        <w:t>end</w:t>
+      </w:r>
+      <w:proofErr w:type="spellEnd"/>
+      <w:r>
+        <w:rPr>
+          <w:lang w:val="es-MX"/>
+        </w:rPr>
+        <w:t xml:space="preserve"> mediante </w:t>
+      </w:r>
+      <w:proofErr w:type="spellStart"/>
+      <w:r>
+        <w:rPr>
+          <w:lang w:val="es-MX"/>
+        </w:rPr>
+        <w:t>npm</w:t>
+      </w:r>
+      <w:proofErr w:type="spellEnd"/>
+      <w:r>
+        <w:rPr>
+          <w:lang w:val="es-MX"/>
+        </w:rPr>
+        <w:t xml:space="preserve"> run </w:t>
+      </w:r>
+      <w:proofErr w:type="spellStart"/>
+      <w:r>
+        <w:rPr>
+          <w:lang w:val="es-MX"/>
+        </w:rPr>
+        <w:t>dev</w:t>
+      </w:r>
+      <w:proofErr w:type="spellEnd"/>
+      <w:r>
+        <w:rPr>
+          <w:lang w:val="es-MX"/>
+        </w:rPr>
+        <w:t xml:space="preserve"> </w:t>
       </w:r>
       <w:r>
         <w:rPr>
@@ -4376,7 +7487,7 @@
                     <pic:cNvPicPr/>
                   </pic:nvPicPr>
                   <pic:blipFill>
-                    <a:blip r:embed="rId17"/>
+                    <a:blip r:embed="rId24"/>
                     <a:stretch>
                       <a:fillRect/>
                     </a:stretch>
@@ -4402,8 +7513,14 @@
         <w:pStyle w:val="Caption"/>
         <w:jc w:val="center"/>
       </w:pPr>
-      <w:r>
-        <w:t xml:space="preserve">Ilustración </w:t>
+      <w:bookmarkStart w:id="9" w:name="_Toc224084362"/>
+      <w:proofErr w:type="spellStart"/>
+      <w:r>
+        <w:t>Ilustración</w:t>
+      </w:r>
+      <w:proofErr w:type="spellEnd"/>
+      <w:r>
+        <w:t xml:space="preserve"> </w:t>
       </w:r>
       <w:r>
         <w:fldChar w:fldCharType="begin"/>
@@ -4418,14 +7535,23 @@
         <w:rPr>
           <w:noProof/>
         </w:rPr>
-        <w:t>4</w:t>
+        <w:t>6</w:t>
       </w:r>
       <w:r>
         <w:fldChar w:fldCharType="end"/>
       </w:r>
       <w:r>
-        <w:t>. Npm run dev para front end de dev.</w:t>
-      </w:r>
+        <w:t xml:space="preserve">. </w:t>
+      </w:r>
+      <w:proofErr w:type="spellStart"/>
+      <w:r>
+        <w:t>Npm</w:t>
+      </w:r>
+      <w:proofErr w:type="spellEnd"/>
+      <w:r>
+        <w:t xml:space="preserve"> run dev para front end de dev.</w:t>
+      </w:r>
+      <w:bookmarkEnd w:id="9"/>
     </w:p>
     <w:p>
       <w:pPr>
@@ -4458,7 +7584,7 @@
                     <pic:cNvPicPr/>
                   </pic:nvPicPr>
                   <pic:blipFill>
-                    <a:blip r:embed="rId18"/>
+                    <a:blip r:embed="rId25"/>
                     <a:stretch>
                       <a:fillRect/>
                     </a:stretch>
@@ -4487,13 +7613,20 @@
           <w:lang w:val="es-MX"/>
         </w:rPr>
       </w:pPr>
-      <w:r>
+      <w:bookmarkStart w:id="10" w:name="_Toc224084363"/>
+      <w:r>
+        <w:rPr>
+          <w:lang w:val="es-MX"/>
+        </w:rPr>
         <w:t xml:space="preserve">Ilustración </w:t>
       </w:r>
       <w:r>
         <w:fldChar w:fldCharType="begin"/>
       </w:r>
       <w:r>
+        <w:rPr>
+          <w:lang w:val="es-MX"/>
+        </w:rPr>
         <w:instrText xml:space="preserve"> SEQ Ilustración \* ARABIC </w:instrText>
       </w:r>
       <w:r>
@@ -4502,15 +7635,76 @@
       <w:r>
         <w:rPr>
           <w:noProof/>
-        </w:rPr>
-        <w:t>5</w:t>
+          <w:lang w:val="es-MX"/>
+        </w:rPr>
+        <w:t>7</w:t>
       </w:r>
       <w:r>
         <w:fldChar w:fldCharType="end"/>
       </w:r>
       <w:r>
-        <w:t>. Npm de run dev para back end de dev.</w:t>
-      </w:r>
+        <w:rPr>
+          <w:lang w:val="es-MX"/>
+        </w:rPr>
+        <w:t xml:space="preserve">. </w:t>
+      </w:r>
+      <w:proofErr w:type="spellStart"/>
+      <w:r>
+        <w:rPr>
+          <w:lang w:val="es-MX"/>
+        </w:rPr>
+        <w:t>Npm</w:t>
+      </w:r>
+      <w:proofErr w:type="spellEnd"/>
+      <w:r>
+        <w:rPr>
+          <w:lang w:val="es-MX"/>
+        </w:rPr>
+        <w:t xml:space="preserve"> de run </w:t>
+      </w:r>
+      <w:proofErr w:type="spellStart"/>
+      <w:r>
+        <w:rPr>
+          <w:lang w:val="es-MX"/>
+        </w:rPr>
+        <w:t>dev</w:t>
+      </w:r>
+      <w:proofErr w:type="spellEnd"/>
+      <w:r>
+        <w:rPr>
+          <w:lang w:val="es-MX"/>
+        </w:rPr>
+        <w:t xml:space="preserve"> para back </w:t>
+      </w:r>
+      <w:proofErr w:type="spellStart"/>
+      <w:r>
+        <w:rPr>
+          <w:lang w:val="es-MX"/>
+        </w:rPr>
+        <w:t>end</w:t>
+      </w:r>
+      <w:proofErr w:type="spellEnd"/>
+      <w:r>
+        <w:rPr>
+          <w:lang w:val="es-MX"/>
+        </w:rPr>
+        <w:t xml:space="preserve"> de </w:t>
+      </w:r>
+      <w:proofErr w:type="spellStart"/>
+      <w:r>
+        <w:rPr>
+          <w:lang w:val="es-MX"/>
+        </w:rPr>
+        <w:t>dev</w:t>
+      </w:r>
+      <w:proofErr w:type="spellEnd"/>
+      <w:r>
+        <w:rPr>
+          <w:lang w:val="es-MX"/>
+        </w:rPr>
+        <w:t>.</w:t>
+      </w:r>
+      <w:bookmarkEnd w:id="10"/>
     </w:p>
     <w:p>
       <w:pPr>
@@ -4534,19 +7728,111 @@
         <w:rPr>
           <w:lang w:val="es-MX"/>
         </w:rPr>
-        <w:t>producción se corrió el back end medi</w:t>
-      </w:r>
-      <w:r>
-        <w:rPr>
-          <w:lang w:val="es-MX"/>
-        </w:rPr>
-        <w:t xml:space="preserve">ante un npm start y en el front end se utilizo </w:t>
-      </w:r>
-      <w:r>
-        <w:rPr>
-          <w:lang w:val="es-MX"/>
-        </w:rPr>
-        <w:t xml:space="preserve">npm run build para compilar ambos y mostrar la </w:t>
+        <w:t xml:space="preserve">producción se corrió el back </w:t>
+      </w:r>
+      <w:proofErr w:type="spellStart"/>
+      <w:r>
+        <w:rPr>
+          <w:lang w:val="es-MX"/>
+        </w:rPr>
+        <w:t>end</w:t>
+      </w:r>
+      <w:proofErr w:type="spellEnd"/>
+      <w:r>
+        <w:rPr>
+          <w:lang w:val="es-MX"/>
+        </w:rPr>
+        <w:t xml:space="preserve"> medi</w:t>
+      </w:r>
+      <w:r>
+        <w:rPr>
+          <w:lang w:val="es-MX"/>
+        </w:rPr>
+        <w:t xml:space="preserve">ante un </w:t>
+      </w:r>
+      <w:proofErr w:type="spellStart"/>
+      <w:r>
+        <w:rPr>
+          <w:lang w:val="es-MX"/>
+        </w:rPr>
+        <w:t>npm</w:t>
+      </w:r>
+      <w:proofErr w:type="spellEnd"/>
+      <w:r>
+        <w:rPr>
+          <w:lang w:val="es-MX"/>
+        </w:rPr>
+        <w:t xml:space="preserve"> </w:t>
+      </w:r>
+      <w:proofErr w:type="spellStart"/>
+      <w:r>
+        <w:rPr>
+          <w:lang w:val="es-MX"/>
+        </w:rPr>
+        <w:t>start</w:t>
+      </w:r>
+      <w:proofErr w:type="spellEnd"/>
+      <w:r>
+        <w:rPr>
+          <w:lang w:val="es-MX"/>
+        </w:rPr>
+        <w:t xml:space="preserve"> y en el </w:t>
+      </w:r>
+      <w:proofErr w:type="spellStart"/>
+      <w:r>
+        <w:rPr>
+          <w:lang w:val="es-MX"/>
+        </w:rPr>
+        <w:t>front</w:t>
+      </w:r>
+      <w:proofErr w:type="spellEnd"/>
+      <w:r>
+        <w:rPr>
+          <w:lang w:val="es-MX"/>
+        </w:rPr>
+        <w:t xml:space="preserve"> </w:t>
+      </w:r>
+      <w:proofErr w:type="spellStart"/>
+      <w:r>
+        <w:rPr>
+          <w:lang w:val="es-MX"/>
+        </w:rPr>
+        <w:t>end</w:t>
+      </w:r>
+      <w:proofErr w:type="spellEnd"/>
+      <w:r>
+        <w:rPr>
+          <w:lang w:val="es-MX"/>
+        </w:rPr>
+        <w:t xml:space="preserve"> se utilizo </w:t>
+      </w:r>
+      <w:proofErr w:type="spellStart"/>
+      <w:r>
+        <w:rPr>
+          <w:lang w:val="es-MX"/>
+        </w:rPr>
+        <w:t>npm</w:t>
+      </w:r>
+      <w:proofErr w:type="spellEnd"/>
+      <w:r>
+        <w:rPr>
+          <w:lang w:val="es-MX"/>
+        </w:rPr>
+        <w:t xml:space="preserve"> run </w:t>
+      </w:r>
+      <w:proofErr w:type="spellStart"/>
+      <w:r>
+        <w:rPr>
+          <w:lang w:val="es-MX"/>
+        </w:rPr>
+        <w:t>build</w:t>
+      </w:r>
+      <w:proofErr w:type="spellEnd"/>
+      <w:r>
+        <w:rPr>
+          <w:lang w:val="es-MX"/>
+        </w:rPr>
+        <w:t xml:space="preserve"> para compilar ambos y mostrar la </w:t>
       </w:r>
       <w:r>
         <w:rPr>
@@ -4558,13 +7844,35 @@
         <w:rPr>
           <w:lang w:val="es-MX"/>
         </w:rPr>
-        <w:t xml:space="preserve"> mediante npm</w:t>
-      </w:r>
-      <w:r>
-        <w:rPr>
-          <w:lang w:val="es-MX"/>
-        </w:rPr>
-        <w:t xml:space="preserve"> run preview.</w:t>
+        <w:t xml:space="preserve"> mediante </w:t>
+      </w:r>
+      <w:proofErr w:type="spellStart"/>
+      <w:r>
+        <w:rPr>
+          <w:lang w:val="es-MX"/>
+        </w:rPr>
+        <w:t>npm</w:t>
+      </w:r>
+      <w:proofErr w:type="spellEnd"/>
+      <w:r>
+        <w:rPr>
+          <w:lang w:val="es-MX"/>
+        </w:rPr>
+        <w:t xml:space="preserve"> run </w:t>
+      </w:r>
+      <w:proofErr w:type="spellStart"/>
+      <w:r>
+        <w:rPr>
+          <w:lang w:val="es-MX"/>
+        </w:rPr>
+        <w:t>preview</w:t>
+      </w:r>
+      <w:proofErr w:type="spellEnd"/>
+      <w:r>
+        <w:rPr>
+          <w:lang w:val="es-MX"/>
+        </w:rPr>
+        <w:t>.</w:t>
       </w:r>
     </w:p>
     <w:p>
@@ -4591,7 +7899,7 @@
                     <pic:cNvPicPr/>
                   </pic:nvPicPr>
                   <pic:blipFill>
-                    <a:blip r:embed="rId19"/>
+                    <a:blip r:embed="rId26"/>
                     <a:stretch>
                       <a:fillRect/>
                     </a:stretch>
@@ -4617,8 +7925,14 @@
         <w:pStyle w:val="Caption"/>
         <w:jc w:val="center"/>
       </w:pPr>
-      <w:r>
-        <w:t xml:space="preserve">Ilustración </w:t>
+      <w:bookmarkStart w:id="11" w:name="_Toc224084364"/>
+      <w:proofErr w:type="spellStart"/>
+      <w:r>
+        <w:t>Ilustración</w:t>
+      </w:r>
+      <w:proofErr w:type="spellEnd"/>
+      <w:r>
+        <w:t xml:space="preserve"> </w:t>
       </w:r>
       <w:r>
         <w:fldChar w:fldCharType="begin"/>
@@ -4633,17 +7947,42 @@
         <w:rPr>
           <w:noProof/>
         </w:rPr>
-        <w:t>6</w:t>
+        <w:t>8</w:t>
       </w:r>
       <w:r>
         <w:fldChar w:fldCharType="end"/>
       </w:r>
       <w:r>
-        <w:t>. Npm run build y Preview en Front End</w:t>
-      </w:r>
-      <w:r>
-        <w:t xml:space="preserve"> para produccion.</w:t>
-      </w:r>
+        <w:t xml:space="preserve">. </w:t>
+      </w:r>
+      <w:proofErr w:type="spellStart"/>
+      <w:r>
+        <w:t>Npm</w:t>
+      </w:r>
+      <w:proofErr w:type="spellEnd"/>
+      <w:r>
+        <w:t xml:space="preserve"> run build y Preview </w:t>
+      </w:r>
+      <w:proofErr w:type="spellStart"/>
+      <w:r>
+        <w:t>en</w:t>
+      </w:r>
+      <w:proofErr w:type="spellEnd"/>
+      <w:r>
+        <w:t xml:space="preserve"> Front End</w:t>
+      </w:r>
+      <w:r>
+        <w:t xml:space="preserve"> para </w:t>
+      </w:r>
+      <w:proofErr w:type="spellStart"/>
+      <w:r>
+        <w:t>produccion</w:t>
+      </w:r>
+      <w:proofErr w:type="spellEnd"/>
+      <w:r>
+        <w:t>.</w:t>
+      </w:r>
+      <w:bookmarkEnd w:id="11"/>
     </w:p>
     <w:p>
       <w:pPr>
@@ -4669,7 +8008,7 @@
                     <pic:cNvPicPr/>
                   </pic:nvPicPr>
                   <pic:blipFill>
-                    <a:blip r:embed="rId20"/>
+                    <a:blip r:embed="rId27"/>
                     <a:stretch>
                       <a:fillRect/>
                     </a:stretch>
@@ -4698,13 +8037,20 @@
           <w:lang w:val="es-MX"/>
         </w:rPr>
       </w:pPr>
-      <w:r>
+      <w:bookmarkStart w:id="12" w:name="_Toc224084365"/>
+      <w:r>
+        <w:rPr>
+          <w:lang w:val="es-MX"/>
+        </w:rPr>
         <w:t xml:space="preserve">Ilustración </w:t>
       </w:r>
       <w:r>
         <w:fldChar w:fldCharType="begin"/>
       </w:r>
       <w:r>
+        <w:rPr>
+          <w:lang w:val="es-MX"/>
+        </w:rPr>
         <w:instrText xml:space="preserve"> SEQ Ilustración \* ARABIC </w:instrText>
       </w:r>
       <w:r>
@@ -4713,66 +8059,255 @@
       <w:r>
         <w:rPr>
           <w:noProof/>
-        </w:rPr>
-        <w:t>7</w:t>
+          <w:lang w:val="es-MX"/>
+        </w:rPr>
+        <w:t>9</w:t>
       </w:r>
       <w:r>
         <w:fldChar w:fldCharType="end"/>
       </w:r>
       <w:r>
-        <w:t xml:space="preserve">. Npm </w:t>
-      </w:r>
-      <w:proofErr w:type="gramStart"/>
-      <w:r>
+        <w:rPr>
+          <w:lang w:val="es-MX"/>
+        </w:rPr>
+        <w:t xml:space="preserve">. </w:t>
+      </w:r>
+      <w:proofErr w:type="spellStart"/>
+      <w:r>
+        <w:rPr>
+          <w:lang w:val="es-MX"/>
+        </w:rPr>
+        <w:t>Npm</w:t>
+      </w:r>
+      <w:proofErr w:type="spellEnd"/>
+      <w:r>
+        <w:rPr>
+          <w:lang w:val="es-MX"/>
+        </w:rPr>
+        <w:t xml:space="preserve"> </w:t>
+      </w:r>
+      <w:proofErr w:type="spellStart"/>
+      <w:r>
+        <w:rPr>
+          <w:lang w:val="es-MX"/>
+        </w:rPr>
         <w:t>start</w:t>
       </w:r>
-      <w:proofErr w:type="gramEnd"/>
-      <w:r>
-        <w:t xml:space="preserve"> </w:t>
-      </w:r>
-      <w:proofErr w:type="gramStart"/>
-      <w:r>
-        <w:t>de</w:t>
-      </w:r>
-      <w:proofErr w:type="gramEnd"/>
-      <w:r>
-        <w:t xml:space="preserve"> Back End de produccion.</w:t>
-      </w:r>
-    </w:p>
-    <w:p>
-      <w:pPr>
-        <w:rPr>
-          <w:lang w:val="es-MX"/>
-        </w:rPr>
-      </w:pPr>
-    </w:p>
-    <w:p>
-      <w:pPr>
-        <w:rPr>
-          <w:lang w:val="es-MX"/>
-        </w:rPr>
-      </w:pPr>
-    </w:p>
-    <w:p>
-      <w:pPr>
-        <w:rPr>
-          <w:lang w:val="es-MX"/>
-        </w:rPr>
-      </w:pPr>
-    </w:p>
-    <w:p>
-      <w:pPr>
-        <w:rPr>
-          <w:lang w:val="es-MX"/>
-        </w:rPr>
-      </w:pPr>
-    </w:p>
-    <w:p>
-      <w:pPr>
-        <w:rPr>
-          <w:lang w:val="es-MX"/>
-        </w:rPr>
-      </w:pPr>
+      <w:proofErr w:type="spellEnd"/>
+      <w:r>
+        <w:rPr>
+          <w:lang w:val="es-MX"/>
+        </w:rPr>
+        <w:t xml:space="preserve"> de Back End de </w:t>
+      </w:r>
+      <w:proofErr w:type="spellStart"/>
+      <w:r>
+        <w:rPr>
+          <w:lang w:val="es-MX"/>
+        </w:rPr>
+        <w:t>produccion</w:t>
+      </w:r>
+      <w:proofErr w:type="spellEnd"/>
+      <w:r>
+        <w:rPr>
+          <w:lang w:val="es-MX"/>
+        </w:rPr>
+        <w:t>.</w:t>
+      </w:r>
+      <w:bookmarkEnd w:id="12"/>
+    </w:p>
+    <w:p>
+      <w:pPr>
+        <w:rPr>
+          <w:lang w:val="es-MX"/>
+        </w:rPr>
+      </w:pPr>
+    </w:p>
+    <w:p>
+      <w:pPr>
+        <w:rPr>
+          <w:lang w:val="es-MX"/>
+        </w:rPr>
+      </w:pPr>
+    </w:p>
+    <w:p>
+      <w:pPr>
+        <w:rPr>
+          <w:lang w:val="es-MX"/>
+        </w:rPr>
+      </w:pPr>
+    </w:p>
+    <w:p>
+      <w:pPr>
+        <w:rPr>
+          <w:lang w:val="es-MX"/>
+        </w:rPr>
+      </w:pPr>
+    </w:p>
+    <w:p>
+      <w:pPr>
+        <w:rPr>
+          <w:lang w:val="es-MX"/>
+        </w:rPr>
+      </w:pPr>
+    </w:p>
+    <w:p>
+      <w:pPr>
+        <w:rPr>
+          <w:lang w:val="es-MX"/>
+        </w:rPr>
+      </w:pPr>
+      <w:r>
+        <w:rPr>
+          <w:lang w:val="es-MX"/>
+        </w:rPr>
+        <w:lastRenderedPageBreak/>
+        <w:t>La pagina con</w:t>
+      </w:r>
+      <w:r>
+        <w:rPr>
+          <w:lang w:val="es-MX"/>
+        </w:rPr>
+        <w:t xml:space="preserve"> el resultado del servidor de producción o </w:t>
+      </w:r>
+      <w:proofErr w:type="spellStart"/>
+      <w:r>
+        <w:rPr>
+          <w:lang w:val="es-MX"/>
+        </w:rPr>
+        <w:t>dev</w:t>
+      </w:r>
+      <w:proofErr w:type="spellEnd"/>
+      <w:r>
+        <w:rPr>
+          <w:lang w:val="es-MX"/>
+        </w:rPr>
+        <w:t xml:space="preserve"> seria la siguiente la cual se explicó </w:t>
+      </w:r>
+      <w:r>
+        <w:rPr>
+          <w:lang w:val="es-MX"/>
+        </w:rPr>
+        <w:t>anteriormente.</w:t>
+      </w:r>
+    </w:p>
+    <w:p>
+      <w:pPr>
+        <w:keepNext/>
+      </w:pPr>
+      <w:r>
+        <w:rPr>
+          <w:lang w:val="es-MX"/>
+        </w:rPr>
+        <w:drawing>
+          <wp:inline distT="0" distB="0" distL="0" distR="0" wp14:anchorId="3C025CB6" wp14:editId="05DC0C8A">
+            <wp:extent cx="5943600" cy="2825750"/>
+            <wp:effectExtent l="0" t="0" r="0" b="0"/>
+            <wp:docPr id="1055892081" name="Picture 1"/>
+            <wp:cNvGraphicFramePr>
+              <a:graphicFrameLocks xmlns:a="http://schemas.openxmlformats.org/drawingml/2006/main" noChangeAspect="1"/>
+            </wp:cNvGraphicFramePr>
+            <a:graphic xmlns:a="http://schemas.openxmlformats.org/drawingml/2006/main">
+              <a:graphicData uri="http://schemas.openxmlformats.org/drawingml/2006/picture">
+                <pic:pic xmlns:pic="http://schemas.openxmlformats.org/drawingml/2006/picture">
+                  <pic:nvPicPr>
+                    <pic:cNvPr id="1055892081" name=""/>
+                    <pic:cNvPicPr/>
+                  </pic:nvPicPr>
+                  <pic:blipFill>
+                    <a:blip r:embed="rId28"/>
+                    <a:stretch>
+                      <a:fillRect/>
+                    </a:stretch>
+                  </pic:blipFill>
+                  <pic:spPr>
+                    <a:xfrm>
+                      <a:off x="0" y="0"/>
+                      <a:ext cx="5943600" cy="2825750"/>
+                    </a:xfrm>
+                    <a:prstGeom prst="rect">
+                      <a:avLst/>
+                    </a:prstGeom>
+                  </pic:spPr>
+                </pic:pic>
+              </a:graphicData>
+            </a:graphic>
+          </wp:inline>
+        </w:drawing>
+      </w:r>
+    </w:p>
+    <w:p>
+      <w:pPr>
+        <w:pStyle w:val="Caption"/>
+        <w:jc w:val="center"/>
+        <w:rPr>
+          <w:lang w:val="es-MX"/>
+        </w:rPr>
+      </w:pPr>
+      <w:bookmarkStart w:id="13" w:name="_Toc224084366"/>
+      <w:r>
+        <w:rPr>
+          <w:lang w:val="es-MX"/>
+        </w:rPr>
+        <w:t xml:space="preserve">Ilustración </w:t>
+      </w:r>
+      <w:r>
+        <w:fldChar w:fldCharType="begin"/>
+      </w:r>
+      <w:r>
+        <w:rPr>
+          <w:lang w:val="es-MX"/>
+        </w:rPr>
+        <w:instrText xml:space="preserve"> SEQ Ilustración \* ARABIC </w:instrText>
+      </w:r>
+      <w:r>
+        <w:fldChar w:fldCharType="separate"/>
+      </w:r>
+      <w:r>
+        <w:rPr>
+          <w:noProof/>
+          <w:lang w:val="es-MX"/>
+        </w:rPr>
+        <w:t>10</w:t>
+      </w:r>
+      <w:r>
+        <w:fldChar w:fldCharType="end"/>
+      </w:r>
+      <w:r>
+        <w:rPr>
+          <w:lang w:val="es-MX"/>
+        </w:rPr>
+        <w:t xml:space="preserve">. Servidor de </w:t>
+      </w:r>
+      <w:proofErr w:type="spellStart"/>
+      <w:r>
+        <w:rPr>
+          <w:lang w:val="es-MX"/>
+        </w:rPr>
+        <w:t>produccion</w:t>
+      </w:r>
+      <w:proofErr w:type="spellEnd"/>
+      <w:r>
+        <w:rPr>
+          <w:lang w:val="es-MX"/>
+        </w:rPr>
+        <w:t xml:space="preserve"> y </w:t>
+      </w:r>
+      <w:proofErr w:type="spellStart"/>
+      <w:r>
+        <w:rPr>
+          <w:lang w:val="es-MX"/>
+        </w:rPr>
+        <w:t>dev</w:t>
+      </w:r>
+      <w:proofErr w:type="spellEnd"/>
+      <w:r>
+        <w:rPr>
+          <w:lang w:val="es-MX"/>
+        </w:rPr>
+        <w:t>.</w:t>
+      </w:r>
+      <w:bookmarkEnd w:id="13"/>
     </w:p>
     <w:p>
       <w:pPr>
@@ -4807,6 +8342,7 @@
           <w:lang w:val="es-MX"/>
         </w:rPr>
       </w:pPr>
+      <w:bookmarkStart w:id="14" w:name="_Toc224084357"/>
       <w:r>
         <w:rPr>
           <w:b/>
@@ -4818,6 +8354,7 @@
         </w:rPr>
         <w:t>Ficha Bibliográfica.</w:t>
       </w:r>
+      <w:bookmarkEnd w:id="14"/>
     </w:p>
     <w:p>
       <w:pPr>
@@ -4830,17 +8367,26 @@
       <w:r>
         <w:t xml:space="preserve">Contributors, M. o. J. T. A. B. (s. f.). </w:t>
       </w:r>
+      <w:proofErr w:type="spellStart"/>
       <w:r>
         <w:rPr>
           <w:i/>
           <w:iCs/>
         </w:rPr>
-        <w:t>Navs and tabs</w:t>
+        <w:t>Navs</w:t>
+      </w:r>
+      <w:proofErr w:type="spellEnd"/>
+      <w:r>
+        <w:rPr>
+          <w:i/>
+          <w:iCs/>
+        </w:rPr>
+        <w:t xml:space="preserve"> and tabs</w:t>
       </w:r>
       <w:r>
         <w:t xml:space="preserve">. </w:t>
       </w:r>
-      <w:hyperlink r:id="rId21" w:history="1">
+      <w:hyperlink r:id="rId29" w:history="1">
         <w:r>
           <w:rPr>
             <w:rStyle w:val="Hyperlink"/>
@@ -4863,7 +8409,7 @@
       <w:r>
         <w:t xml:space="preserve">. </w:t>
       </w:r>
-      <w:hyperlink r:id="rId22" w:history="1">
+      <w:hyperlink r:id="rId30" w:history="1">
         <w:r>
           <w:rPr>
             <w:rStyle w:val="Hyperlink"/>
@@ -4883,7 +8429,7 @@
       <w:r>
         <w:t xml:space="preserve">. (s. f.). </w:t>
       </w:r>
-      <w:hyperlink r:id="rId23" w:history="1">
+      <w:hyperlink r:id="rId31" w:history="1">
         <w:r>
           <w:rPr>
             <w:rStyle w:val="Hyperlink"/>
